--- a/docs/使用说明.docx
+++ b/docs/使用说明.docx
@@ -396,7 +396,7 @@
           <w:rFonts w:ascii="微软雅黑" w:hAnsi="微软雅黑" w:eastAsia="微软雅黑"/>
           <w:sz w:val="21"/>
         </w:rPr>
-        <w:t>对抗：叠加开关，不改变前三格。打开后，模型每轮会多做一遍「万一」审查。</w:t>
+        <w:t>对抗：叠加开关，不改变前三格。打开后，模型每轮会多做一遍对抗审查。</w:t>
       </w:r>
     </w:p>
     <w:p>

--- a/docs/使用说明.docx
+++ b/docs/使用说明.docx
@@ -13,7 +13,7 @@
           <w:color w:val="2F2A45"/>
           <w:sz w:val="44"/>
         </w:rPr>
-        <w:t>dsh-calibration 使用说明</w:t>
+        <w:t>dsh-calibration-tier 使用说明</w:t>
       </w:r>
     </w:p>
     <w:p>
@@ -39,7 +39,7 @@
           <w:color w:val="7A7488"/>
           <w:sz w:val="18"/>
         </w:rPr>
-        <w:t>版本 1.9.0 · 适用：DSH Desktop / DSH NEXT（带 Web 客户端插件支持的版本）</w:t>
+        <w:t>版本 2.0.0 · 适用：DSH Desktop / DSH NEXT（带 Web 客户端插件支持的版本）</w:t>
       </w:r>
     </w:p>
     <w:p/>
@@ -991,7 +991,7 @@
           <w:b w:val="0"/>
           <w:sz w:val="21"/>
         </w:rPr>
-        <w:t>1. 拿到文件夹：把整个 dsh-calibration 文件夹放到任意目录（例如 D:\Tools\dsh-calibration）。文件夹里应有 package.json、lib\、cordis.patch.yml。</w:t>
+        <w:t>1. 拿到文件夹：把整个 dsh-calibration-tier 文件夹放到任意目录（例如 D:\Tools\dsh-calibration-tier）。文件夹里应有 package.json、lib\、cordis.patch.yml。</w:t>
       </w:r>
     </w:p>
     <w:p>
@@ -1029,7 +1029,7 @@
           <w:b w:val="0"/>
           <w:sz w:val="21"/>
         </w:rPr>
-        <w:t>脚本会做三件事（每一步都打印，并先备份 profile 的 package.json）：在 profile 的 dependencies 里加一条 link: 依赖；把包名 @local/dsh-calibration 追加进 dsh.profile.bundles；在 profile 的 node_modules 下建链接。</w:t>
+        <w:t>脚本会做三件事（每一步都打印，并先备份 profile 的 package.json）：在 profile 的 dependencies 里加一条 link: 依赖；把包名 @local/dsh-calibration-tier 追加进 dsh.profile.bundles；在 profile 的 node_modules 下建链接。</w:t>
       </w:r>
     </w:p>
     <w:p>
@@ -1667,7 +1667,7 @@
           <w:b w:val="0"/>
           <w:sz w:val="21"/>
         </w:rPr>
-        <w:t>当前 1.9.0。变更记录见仓库 CHANGELOG.md，发布说明见 docs/release-notes.md。</w:t>
+        <w:t>当前 2.0.0。变更记录见仓库 CHANGELOG.md，发布说明见 docs/release-notes.md。</w:t>
       </w:r>
     </w:p>
     <w:sectPr>

--- a/docs/使用说明.docx
+++ b/docs/使用说明.docx
@@ -39,7 +39,7 @@
           <w:color w:val="7A7488"/>
           <w:sz w:val="18"/>
         </w:rPr>
-        <w:t>版本 2.0.0 · 适用：DSH Desktop / DSH NEXT（带 Web 客户端插件支持的版本）</w:t>
+        <w:t>版本 2.1.0 · 适用：DSH Desktop / DSH NEXT（带 Web 客户端插件支持的版本）</w:t>
       </w:r>
     </w:p>
     <w:p/>
@@ -328,7 +328,7 @@
       <w:r>
         <w:drawing>
           <wp:inline xmlns:a="http://schemas.openxmlformats.org/drawingml/2006/main" xmlns:pic="http://schemas.openxmlformats.org/drawingml/2006/picture">
-            <wp:extent cx="5486400" cy="1949116"/>
+            <wp:extent cx="5486400" cy="2011680"/>
             <wp:docPr id="1" name="Picture 1"/>
             <wp:cNvGraphicFramePr>
               <a:graphicFrameLocks noChangeAspect="1"/>
@@ -337,11 +337,11 @@
               <a:graphicData uri="http://schemas.openxmlformats.org/drawingml/2006/picture">
                 <pic:pic>
                   <pic:nvPicPr>
-                    <pic:cNvPr id="0" name="demo.png"/>
+                    <pic:cNvPr id="0" name="demo-2x.png"/>
                     <pic:cNvPicPr/>
                   </pic:nvPicPr>
                   <pic:blipFill>
-                    <a:blip r:embed="rId9"/>
+                    <a:blip r:embed="rId10"/>
                     <a:stretch>
                       <a:fillRect/>
                     </a:stretch>
@@ -349,7 +349,7 @@
                   <pic:spPr>
                     <a:xfrm>
                       <a:off x="0" y="0"/>
-                      <a:ext cx="5486400" cy="1949116"/>
+                      <a:ext cx="5486400" cy="2011680"/>
                     </a:xfrm>
                     <a:prstGeom prst="rect"/>
                   </pic:spPr>
@@ -397,6 +397,19 @@
           <w:sz w:val="21"/>
         </w:rPr>
         <w:t>对抗：叠加开关，不改变前三格。打开后，模型每轮会多做一遍对抗审查。</w:t>
+      </w:r>
+    </w:p>
+    <w:p>
+      <w:pPr>
+        <w:pStyle w:val="ListBullet"/>
+        <w:spacing w:after="60"/>
+      </w:pPr>
+      <w:r>
+        <w:rPr>
+          <w:rFonts w:ascii="微软雅黑" w:hAnsi="微软雅黑" w:eastAsia="微软雅黑"/>
+          <w:sz w:val="21"/>
+        </w:rPr>
+        <w:t>同开转橙：循环和对抗同时亮起时，左边三格的选中格由绿转橙（红 + 绿 中和），一眼看出这一轮是「边磨边审」；循环开关仍绿、对抗开关仍红。</w:t>
       </w:r>
     </w:p>
     <w:p>

--- a/docs/使用说明.docx
+++ b/docs/使用说明.docx
@@ -3,12 +3,8 @@
 <w:document xmlns:wpc="http://schemas.microsoft.com/office/word/2010/wordprocessingCanvas" xmlns:mo="http://schemas.microsoft.com/office/mac/office/2008/main" xmlns:mc="http://schemas.openxmlformats.org/markup-compatibility/2006" xmlns:mv="urn:schemas-microsoft-com:mac:vml" xmlns:o="urn:schemas-microsoft-com:office:office" xmlns:r="http://schemas.openxmlformats.org/officeDocument/2006/relationships" xmlns:m="http://schemas.openxmlformats.org/officeDocument/2006/math" xmlns:v="urn:schemas-microsoft-com:vml" xmlns:wp14="http://schemas.microsoft.com/office/word/2010/wordprocessingDrawing" xmlns:wp="http://schemas.openxmlformats.org/drawingml/2006/wordprocessingDrawing" xmlns:w10="urn:schemas-microsoft-com:office:word" xmlns:w="http://schemas.openxmlformats.org/wordprocessingml/2006/main" xmlns:w14="http://schemas.microsoft.com/office/word/2010/wordml" xmlns:wpg="http://schemas.microsoft.com/office/word/2010/wordprocessingGroup" xmlns:wpi="http://schemas.microsoft.com/office/word/2010/wordprocessingInk" xmlns:wne="http://schemas.microsoft.com/office/word/2006/wordml" xmlns:wps="http://schemas.microsoft.com/office/word/2010/wordprocessingShape" mc:Ignorable="w14 wp14">
   <w:body>
     <w:p>
-      <w:pPr>
-        <w:jc w:val="center"/>
-      </w:pPr>
       <w:r>
         <w:rPr>
-          <w:rFonts w:ascii="微软雅黑" w:hAnsi="微软雅黑" w:eastAsia="微软雅黑"/>
           <w:b/>
           <w:color w:val="2F2A45"/>
           <w:sz w:val="44"/>
@@ -17,90 +13,127 @@
       </w:r>
     </w:p>
     <w:p>
-      <w:pPr>
-        <w:jc w:val="center"/>
-      </w:pPr>
       <w:r>
         <w:rPr>
-          <w:rFonts w:ascii="微软雅黑" w:hAnsi="微软雅黑" w:eastAsia="微软雅黑"/>
           <w:color w:val="5A5568"/>
           <w:sz w:val="22"/>
         </w:rPr>
-        <w:t>给 DSH 输入框加一条档位条：三种模式 + 三个强度档</w:t>
+        <w:t>给 DSH（DeepSeek Harness）输入框加一条档位条：</w:t>
+      </w:r>
+      <w:r>
+        <w:rPr>
+          <w:b/>
+          <w:color w:val="5A5568"/>
+          <w:sz w:val="22"/>
+        </w:rPr>
+        <w:t>四种模式 + 三个强度档</w:t>
+      </w:r>
+      <w:r>
+        <w:rPr>
+          <w:color w:val="5A5568"/>
+          <w:sz w:val="22"/>
+        </w:rPr>
+        <w:t>，用来控制模型「动手前问多深、交付后磨几轮、要不要额外再审一遍、要不要去找技能」。</w:t>
       </w:r>
     </w:p>
     <w:p>
-      <w:pPr>
-        <w:jc w:val="center"/>
-      </w:pPr>
       <w:r>
         <w:rPr>
-          <w:rFonts w:ascii="微软雅黑" w:hAnsi="微软雅黑" w:eastAsia="微软雅黑"/>
           <w:color w:val="7A7488"/>
           <w:sz w:val="18"/>
         </w:rPr>
-        <w:t>版本 2.1.0 · 适用：DSH Desktop / DSH NEXT（带 Web 客户端插件支持的版本）</w:t>
+        <w:t>版本：2.3.0（简称 CT）　适用：DSH Desktop / DSH NEXT（带 Web 客户端插件支持的版本）</w:t>
       </w:r>
     </w:p>
-    <w:p/>
     <w:p>
       <w:pPr>
         <w:pStyle w:val="Heading1"/>
       </w:pPr>
       <w:r>
-        <w:rPr>
-          <w:rFonts w:ascii="微软雅黑" w:hAnsi="微软雅黑" w:eastAsia="微软雅黑"/>
-          <w:b/>
-          <w:color w:val="2F2A45"/>
-          <w:sz w:val="32"/>
-        </w:rPr>
         <w:t>一、它解决什么问题</w:t>
       </w:r>
     </w:p>
     <w:p>
-      <w:pPr>
-        <w:spacing w:after="120"/>
-      </w:pPr>
       <w:r>
         <w:rPr>
-          <w:rFonts w:ascii="微软雅黑" w:hAnsi="微软雅黑" w:eastAsia="微软雅黑"/>
-          <w:b w:val="0"/>
           <w:sz w:val="21"/>
         </w:rPr>
-        <w:t>用 AI 干活时常见两种翻车：不问就冲，方向理解错了做完才发现要重来；问个没完，一句「把这个文件删了」被追问五轮。</w:t>
+        <w:t>用 AI 干活时常见两种翻车：</w:t>
       </w:r>
     </w:p>
     <w:p>
       <w:pPr>
-        <w:spacing w:after="120"/>
+        <w:pStyle w:val="ListBullet"/>
       </w:pPr>
       <w:r>
         <w:rPr>
-          <w:rFonts w:ascii="微软雅黑" w:hAnsi="微软雅黑" w:eastAsia="微软雅黑"/>
-          <w:b w:val="0"/>
+          <w:b/>
           <w:sz w:val="21"/>
         </w:rPr>
-        <w:t>或者交付完就结束：结果只在这台机器、这个场景能用，换个环境就坏。</w:t>
+        <w:t>不问就冲</w:t>
+      </w:r>
+      <w:r>
+        <w:rPr>
+          <w:sz w:val="21"/>
+        </w:rPr>
+        <w:t>：方向理解错了，做完才发现要重来；</w:t>
       </w:r>
     </w:p>
     <w:p>
       <w:pPr>
-        <w:spacing w:after="120"/>
+        <w:pStyle w:val="ListBullet"/>
       </w:pPr>
       <w:r>
         <w:rPr>
-          <w:rFonts w:ascii="微软雅黑" w:hAnsi="微软雅黑" w:eastAsia="微软雅黑"/>
-          <w:b w:val="0"/>
+          <w:b/>
           <w:sz w:val="21"/>
         </w:rPr>
-        <w:t>这条档位条把「用力程度」做成随时可拨的三档，并把「循环打磨」「对抗审查」做成可叠加的两种模式。</w:t>
+        <w:t>问个没完</w:t>
+      </w:r>
+      <w:r>
+        <w:rPr>
+          <w:sz w:val="21"/>
+        </w:rPr>
+        <w:t>：一句「把这个文件删了」被追问五轮；</w:t>
+      </w:r>
+    </w:p>
+    <w:p>
+      <w:pPr>
+        <w:pStyle w:val="ListBullet"/>
+      </w:pPr>
+      <w:r>
+        <w:rPr>
+          <w:sz w:val="21"/>
+        </w:rPr>
+        <w:t>或者</w:t>
+      </w:r>
+      <w:r>
+        <w:rPr>
+          <w:b/>
+          <w:sz w:val="21"/>
+        </w:rPr>
+        <w:t>交付完就结束</w:t>
+      </w:r>
+      <w:r>
+        <w:rPr>
+          <w:sz w:val="21"/>
+        </w:rPr>
+        <w:t>：只在这台机器/这个场景能用，换个环境就坏。</w:t>
+      </w:r>
+    </w:p>
+    <w:p>
+      <w:r>
+        <w:rPr>
+          <w:sz w:val="21"/>
+        </w:rPr>
+        <w:t>这条档位条把「用力程度」做成可以随时拨的三档，并把「循环打磨」和「对抗审查」做成可以叠加的两种模式：</w:t>
       </w:r>
     </w:p>
     <w:tbl>
       <w:tblPr>
         <w:tblStyle w:val="TableGrid"/>
         <w:tblW w:type="auto" w:w="0"/>
-        <w:jc w:val="center"/>
+        <w:jc w:val="left"/>
         <w:tblLook w:firstColumn="1" w:firstRow="1" w:lastColumn="0" w:lastRow="0" w:noHBand="0" w:noVBand="1" w:val="04A0"/>
       </w:tblPr>
       <w:tblGrid>
@@ -110,15 +143,14 @@
       <w:tr>
         <w:tc>
           <w:tcPr>
-            <w:tcW w:type="dxa" w:w="4896"/>
+            <w:tcW w:type="dxa" w:w="4824"/>
           </w:tcPr>
           <w:p>
             <w:r/>
             <w:r>
               <w:rPr>
-                <w:rFonts w:ascii="微软雅黑" w:hAnsi="微软雅黑" w:eastAsia="微软雅黑"/>
                 <w:b/>
-                <w:sz w:val="20"/>
+                <w:sz w:val="19"/>
               </w:rPr>
               <w:t>你想要</w:t>
             </w:r>
@@ -126,15 +158,14 @@
         </w:tc>
         <w:tc>
           <w:tcPr>
-            <w:tcW w:type="dxa" w:w="2304"/>
+            <w:tcW w:type="dxa" w:w="4824"/>
           </w:tcPr>
           <w:p>
             <w:r/>
             <w:r>
               <w:rPr>
-                <w:rFonts w:ascii="微软雅黑" w:hAnsi="微软雅黑" w:eastAsia="微软雅黑"/>
                 <w:b/>
-                <w:sz w:val="20"/>
+                <w:sz w:val="19"/>
               </w:rPr>
               <w:t>拨成</w:t>
             </w:r>
@@ -144,14 +175,13 @@
       <w:tr>
         <w:tc>
           <w:tcPr>
-            <w:tcW w:type="dxa" w:w="4896"/>
+            <w:tcW w:type="dxa" w:w="4824"/>
           </w:tcPr>
           <w:p>
             <w:r/>
             <w:r>
               <w:rPr>
-                <w:rFonts w:ascii="微软雅黑" w:hAnsi="微软雅黑" w:eastAsia="微软雅黑"/>
-                <w:sz w:val="20"/>
+                <w:sz w:val="19"/>
               </w:rPr>
               <w:t>别问了，直接做</w:t>
             </w:r>
@@ -159,14 +189,13 @@
         </w:tc>
         <w:tc>
           <w:tcPr>
-            <w:tcW w:type="dxa" w:w="2304"/>
+            <w:tcW w:type="dxa" w:w="4824"/>
           </w:tcPr>
           <w:p>
             <w:r/>
             <w:r>
               <w:rPr>
-                <w:rFonts w:ascii="微软雅黑" w:hAnsi="微软雅黑" w:eastAsia="微软雅黑"/>
-                <w:sz w:val="20"/>
+                <w:sz w:val="19"/>
               </w:rPr>
               <w:t>思考 · 常规</w:t>
             </w:r>
@@ -176,14 +205,13 @@
       <w:tr>
         <w:tc>
           <w:tcPr>
-            <w:tcW w:type="dxa" w:w="4896"/>
+            <w:tcW w:type="dxa" w:w="4824"/>
           </w:tcPr>
           <w:p>
             <w:r/>
             <w:r>
               <w:rPr>
-                <w:rFonts w:ascii="微软雅黑" w:hAnsi="微软雅黑" w:eastAsia="微软雅黑"/>
-                <w:sz w:val="20"/>
+                <w:sz w:val="19"/>
               </w:rPr>
               <w:t>正常做，但先对一下方向</w:t>
             </w:r>
@@ -191,14 +219,13 @@
         </w:tc>
         <w:tc>
           <w:tcPr>
-            <w:tcW w:type="dxa" w:w="2304"/>
+            <w:tcW w:type="dxa" w:w="4824"/>
           </w:tcPr>
           <w:p>
             <w:r/>
             <w:r>
               <w:rPr>
-                <w:rFonts w:ascii="微软雅黑" w:hAnsi="微软雅黑" w:eastAsia="微软雅黑"/>
-                <w:sz w:val="20"/>
+                <w:sz w:val="19"/>
               </w:rPr>
               <w:t>思考 · 严格（默认）</w:t>
             </w:r>
@@ -208,14 +235,13 @@
       <w:tr>
         <w:tc>
           <w:tcPr>
-            <w:tcW w:type="dxa" w:w="4896"/>
+            <w:tcW w:type="dxa" w:w="4824"/>
           </w:tcPr>
           <w:p>
             <w:r/>
             <w:r>
               <w:rPr>
-                <w:rFonts w:ascii="微软雅黑" w:hAnsi="微软雅黑" w:eastAsia="微软雅黑"/>
-                <w:sz w:val="20"/>
+                <w:sz w:val="19"/>
               </w:rPr>
               <w:t>这事重要，先问清楚再动手，做完还要被挑刺</w:t>
             </w:r>
@@ -223,14 +249,13 @@
         </w:tc>
         <w:tc>
           <w:tcPr>
-            <w:tcW w:type="dxa" w:w="2304"/>
+            <w:tcW w:type="dxa" w:w="4824"/>
           </w:tcPr>
           <w:p>
             <w:r/>
             <w:r>
               <w:rPr>
-                <w:rFonts w:ascii="微软雅黑" w:hAnsi="微软雅黑" w:eastAsia="微软雅黑"/>
-                <w:sz w:val="20"/>
+                <w:sz w:val="19"/>
               </w:rPr>
               <w:t>思考 · 极致</w:t>
             </w:r>
@@ -240,14 +265,13 @@
       <w:tr>
         <w:tc>
           <w:tcPr>
-            <w:tcW w:type="dxa" w:w="4896"/>
+            <w:tcW w:type="dxa" w:w="4824"/>
           </w:tcPr>
           <w:p>
             <w:r/>
             <w:r>
               <w:rPr>
-                <w:rFonts w:ascii="微软雅黑" w:hAnsi="微软雅黑" w:eastAsia="微软雅黑"/>
-                <w:sz w:val="20"/>
+                <w:sz w:val="19"/>
               </w:rPr>
               <w:t>做完了还要反复打磨到收敛</w:t>
             </w:r>
@@ -255,14 +279,13 @@
         </w:tc>
         <w:tc>
           <w:tcPr>
-            <w:tcW w:type="dxa" w:w="2304"/>
+            <w:tcW w:type="dxa" w:w="4824"/>
           </w:tcPr>
           <w:p>
             <w:r/>
             <w:r>
               <w:rPr>
-                <w:rFonts w:ascii="微软雅黑" w:hAnsi="微软雅黑" w:eastAsia="微软雅黑"/>
-                <w:sz w:val="20"/>
+                <w:sz w:val="19"/>
               </w:rPr>
               <w:t>循环 · 交付 / 极致</w:t>
             </w:r>
@@ -272,14 +295,13 @@
       <w:tr>
         <w:tc>
           <w:tcPr>
-            <w:tcW w:type="dxa" w:w="4896"/>
+            <w:tcW w:type="dxa" w:w="4824"/>
           </w:tcPr>
           <w:p>
             <w:r/>
             <w:r>
               <w:rPr>
-                <w:rFonts w:ascii="微软雅黑" w:hAnsi="微软雅黑" w:eastAsia="微软雅黑"/>
-                <w:sz w:val="20"/>
+                <w:sz w:val="19"/>
               </w:rPr>
               <w:t>想法可能只在当前场景成立，需要有人唱反调</w:t>
             </w:r>
@@ -287,151 +309,212 @@
         </w:tc>
         <w:tc>
           <w:tcPr>
-            <w:tcW w:type="dxa" w:w="2304"/>
+            <w:tcW w:type="dxa" w:w="4824"/>
           </w:tcPr>
           <w:p>
             <w:r/>
             <w:r>
               <w:rPr>
-                <w:rFonts w:ascii="微软雅黑" w:hAnsi="微软雅黑" w:eastAsia="微软雅黑"/>
-                <w:sz w:val="20"/>
+                <w:sz w:val="19"/>
               </w:rPr>
               <w:t>任意模式 + 对抗</w:t>
             </w:r>
           </w:p>
         </w:tc>
       </w:tr>
+      <w:tr>
+        <w:tc>
+          <w:tcPr>
+            <w:tcW w:type="dxa" w:w="4824"/>
+          </w:tcPr>
+          <w:p>
+            <w:r/>
+            <w:r>
+              <w:rPr>
+                <w:sz w:val="19"/>
+              </w:rPr>
+              <w:t>手上的技能可能不够用，想找更合适的</w:t>
+            </w:r>
+          </w:p>
+        </w:tc>
+        <w:tc>
+          <w:tcPr>
+            <w:tcW w:type="dxa" w:w="4824"/>
+          </w:tcPr>
+          <w:p>
+            <w:r/>
+            <w:r>
+              <w:rPr>
+                <w:sz w:val="19"/>
+              </w:rPr>
+              <w:t>任意模式 + 检索（增量 / 全量）</w:t>
+            </w:r>
+          </w:p>
+        </w:tc>
+      </w:tr>
     </w:tbl>
-    <w:p>
-      <w:pPr>
-        <w:spacing w:after="40"/>
-      </w:pPr>
-    </w:p>
+    <w:p/>
     <w:p>
       <w:pPr>
         <w:pStyle w:val="Heading1"/>
       </w:pPr>
       <w:r>
-        <w:rPr>
-          <w:rFonts w:ascii="微软雅黑" w:hAnsi="微软雅黑" w:eastAsia="微软雅黑"/>
-          <w:b/>
-          <w:color w:val="2F2A45"/>
-          <w:sz w:val="32"/>
-        </w:rPr>
         <w:t>二、界面长什么样</w:t>
       </w:r>
     </w:p>
     <w:p>
-      <w:pPr>
-        <w:jc w:val="center"/>
-      </w:pPr>
       <w:r>
-        <w:drawing>
-          <wp:inline xmlns:a="http://schemas.openxmlformats.org/drawingml/2006/main" xmlns:pic="http://schemas.openxmlformats.org/drawingml/2006/picture">
-            <wp:extent cx="5486400" cy="2011680"/>
-            <wp:docPr id="1" name="Picture 1"/>
-            <wp:cNvGraphicFramePr>
-              <a:graphicFrameLocks noChangeAspect="1"/>
-            </wp:cNvGraphicFramePr>
-            <a:graphic>
-              <a:graphicData uri="http://schemas.openxmlformats.org/drawingml/2006/picture">
-                <pic:pic>
-                  <pic:nvPicPr>
-                    <pic:cNvPr id="0" name="demo-2x.png"/>
-                    <pic:cNvPicPr/>
-                  </pic:nvPicPr>
-                  <pic:blipFill>
-                    <a:blip r:embed="rId10"/>
-                    <a:stretch>
-                      <a:fillRect/>
-                    </a:stretch>
-                  </pic:blipFill>
-                  <pic:spPr>
-                    <a:xfrm>
-                      <a:off x="0" y="0"/>
-                      <a:ext cx="5486400" cy="2011680"/>
-                    </a:xfrm>
-                    <a:prstGeom prst="rect"/>
-                  </pic:spPr>
-                </pic:pic>
-              </a:graphicData>
-            </a:graphic>
-          </wp:inline>
-        </w:drawing>
+        <w:rPr>
+          <w:rFonts w:ascii="Consolas" w:hAnsi="Consolas"/>
+          <w:sz w:val="20"/>
+        </w:rPr>
+        <w:t>思考：  [常规] [严格] [极致]  ‖  [循环]  [对抗]  [检索]</w:t>
       </w:r>
     </w:p>
     <w:p>
-      <w:pPr>
-        <w:spacing w:after="80"/>
-      </w:pPr>
       <w:r>
         <w:rPr>
-          <w:rFonts w:ascii="微软雅黑" w:hAnsi="微软雅黑" w:eastAsia="微软雅黑"/>
-          <w:b w:val="0"/>
+          <w:rFonts w:ascii="Consolas" w:hAnsi="Consolas"/>
+          <w:sz w:val="20"/>
+        </w:rPr>
+        <w:t>循环：  [轻量] [交付] [极致]  ‖  [循环]亮 [对抗]  [检索]</w:t>
+      </w:r>
+    </w:p>
+    <w:p>
+      <w:r>
+        <w:rPr>
+          <w:rFonts w:ascii="Consolas" w:hAnsi="Consolas"/>
+          <w:sz w:val="20"/>
+        </w:rPr>
+        <w:t>检索：  [本地] [增量] [全量] ‖  [常规] [严格] [极致] ‖ [循环] [对抗] [检索]亮</w:t>
+      </w:r>
+    </w:p>
+    <w:p>
+      <w:r>
+        <w:rPr>
+          <w:rFonts w:ascii="Consolas" w:hAnsi="Consolas"/>
+          <w:sz w:val="20"/>
+        </w:rPr>
+        <w:t>循环+对抗：[轻量] [交付] [极致]橙 ‖ [循环]亮 [对抗]亮</w:t>
+      </w:r>
+    </w:p>
+    <w:p>
+      <w:r>
+        <w:rPr>
           <w:sz w:val="21"/>
         </w:rPr>
-        <w:t>隔离线左边是强度三档，右边是两个可以拨的开关：</w:t>
+        <w:t>隔离线左边是</w:t>
+      </w:r>
+      <w:r>
+        <w:rPr>
+          <w:b/>
+          <w:sz w:val="21"/>
+        </w:rPr>
+        <w:t>强度三档</w:t>
+      </w:r>
+      <w:r>
+        <w:rPr>
+          <w:sz w:val="21"/>
+        </w:rPr>
+        <w:t>，右边是</w:t>
+      </w:r>
+      <w:r>
+        <w:rPr>
+          <w:b/>
+          <w:sz w:val="21"/>
+        </w:rPr>
+        <w:t>可以拨的三个开关</w:t>
+      </w:r>
+      <w:r>
+        <w:rPr>
+          <w:sz w:val="21"/>
+        </w:rPr>
+        <w:t>：</w:t>
       </w:r>
     </w:p>
     <w:p>
       <w:pPr>
         <w:pStyle w:val="ListBullet"/>
-        <w:spacing w:after="60"/>
       </w:pPr>
       <w:r>
         <w:rPr>
-          <w:rFonts w:ascii="微软雅黑" w:hAnsi="微软雅黑" w:eastAsia="微软雅黑"/>
+          <w:b/>
           <w:sz w:val="21"/>
         </w:rPr>
-        <w:t>循环：切换模式。前三格的含义从「问多深」变成「磨几轮」，标签一起变；</w:t>
+        <w:t>循环</w:t>
+      </w:r>
+      <w:r>
+        <w:rPr>
+          <w:sz w:val="21"/>
+        </w:rPr>
+        <w:t>：切换模式。前三格的含义从「问多深」变成「磨几轮」，标签一起变；</w:t>
       </w:r>
     </w:p>
     <w:p>
       <w:pPr>
         <w:pStyle w:val="ListBullet"/>
-        <w:spacing w:after="60"/>
       </w:pPr>
       <w:r>
         <w:rPr>
-          <w:rFonts w:ascii="微软雅黑" w:hAnsi="微软雅黑" w:eastAsia="微软雅黑"/>
+          <w:b/>
           <w:sz w:val="21"/>
         </w:rPr>
-        <w:t>对抗：叠加开关，不改变前三格。打开后，模型每轮会多做一遍对抗审查。</w:t>
+        <w:t>对抗</w:t>
+      </w:r>
+      <w:r>
+        <w:rPr>
+          <w:sz w:val="21"/>
+        </w:rPr>
+        <w:t>：叠加开关，不改变前三格。打开后，模型每轮会多做一遍对抗审查；</w:t>
       </w:r>
     </w:p>
     <w:p>
       <w:pPr>
         <w:pStyle w:val="ListBullet"/>
-        <w:spacing w:after="60"/>
       </w:pPr>
       <w:r>
         <w:rPr>
-          <w:rFonts w:ascii="微软雅黑" w:hAnsi="微软雅黑" w:eastAsia="微软雅黑"/>
+          <w:b/>
           <w:sz w:val="21"/>
         </w:rPr>
-        <w:t>同开转橙：循环和对抗同时亮起时，左边三格的选中格由绿转橙（红 + 绿 中和），一眼看出这一轮是「边磨边审」；循环开关仍绿、对抗开关仍红。</w:t>
+        <w:t>检索</w:t>
+      </w:r>
+      <w:r>
+        <w:rPr>
+          <w:sz w:val="21"/>
+        </w:rPr>
+        <w:t>：叠加开关。打开后最左侧多出「本地 / 增量 / 全量」三格，思考档与循环档都还在；</w:t>
       </w:r>
     </w:p>
     <w:p>
       <w:pPr>
-        <w:spacing w:after="120"/>
+        <w:pStyle w:val="ListBullet"/>
       </w:pPr>
       <w:r>
         <w:rPr>
-          <w:rFonts w:ascii="微软雅黑" w:hAnsi="微软雅黑" w:eastAsia="微软雅黑"/>
-          <w:b w:val="0"/>
+          <w:b/>
           <w:sz w:val="21"/>
         </w:rPr>
-        <w:t>按钮上没有悬停解释（2026-10-24 起只留按钮本体），忘了就对照下面几张表。</w:t>
+        <w:t>同开转橙</w:t>
+      </w:r>
+      <w:r>
+        <w:rPr>
+          <w:sz w:val="21"/>
+        </w:rPr>
+        <w:t>：循环和对抗同时亮起时，左边三格的选中格由绿转橙（红 + 绿 中和），一眼看出这一轮是「边磨边审」；循环开关仍绿、对抗开关仍红，检索常驻天蓝。</w:t>
       </w:r>
     </w:p>
     <w:p>
-      <w:pPr>
-        <w:spacing w:after="60"/>
-      </w:pPr>
       <w:r>
         <w:rPr>
-          <w:rFonts w:ascii="微软雅黑" w:hAnsi="微软雅黑" w:eastAsia="微软雅黑"/>
+          <w:sz w:val="21"/>
+        </w:rPr>
+        <w:t>按钮上没有悬停解释（2026-10-24 起只留按钮本体）。忘了就看这张表。</w:t>
+      </w:r>
+    </w:p>
+    <w:p>
+      <w:r>
+        <w:rPr>
           <w:b/>
           <w:sz w:val="21"/>
         </w:rPr>
@@ -442,7 +525,7 @@
       <w:tblPr>
         <w:tblStyle w:val="TableGrid"/>
         <w:tblW w:type="auto" w:w="0"/>
-        <w:jc w:val="center"/>
+        <w:jc w:val="left"/>
         <w:tblLook w:firstColumn="1" w:firstRow="1" w:lastColumn="0" w:lastRow="0" w:noHBand="0" w:noVBand="1" w:val="04A0"/>
       </w:tblPr>
       <w:tblGrid>
@@ -452,15 +535,14 @@
       <w:tr>
         <w:tc>
           <w:tcPr>
-            <w:tcW w:type="dxa" w:w="1872"/>
+            <w:tcW w:type="dxa" w:w="4824"/>
           </w:tcPr>
           <w:p>
             <w:r/>
             <w:r>
               <w:rPr>
-                <w:rFonts w:ascii="微软雅黑" w:hAnsi="微软雅黑" w:eastAsia="微软雅黑"/>
                 <w:b/>
-                <w:sz w:val="20"/>
+                <w:sz w:val="19"/>
               </w:rPr>
               <w:t>档</w:t>
             </w:r>
@@ -468,15 +550,14 @@
         </w:tc>
         <w:tc>
           <w:tcPr>
-            <w:tcW w:type="dxa" w:w="6768"/>
+            <w:tcW w:type="dxa" w:w="4824"/>
           </w:tcPr>
           <w:p>
             <w:r/>
             <w:r>
               <w:rPr>
-                <w:rFonts w:ascii="微软雅黑" w:hAnsi="微软雅黑" w:eastAsia="微软雅黑"/>
                 <w:b/>
-                <w:sz w:val="20"/>
+                <w:sz w:val="19"/>
               </w:rPr>
               <w:t>模型会做什么</w:t>
             </w:r>
@@ -486,14 +567,13 @@
       <w:tr>
         <w:tc>
           <w:tcPr>
-            <w:tcW w:type="dxa" w:w="1872"/>
+            <w:tcW w:type="dxa" w:w="4824"/>
           </w:tcPr>
           <w:p>
             <w:r/>
             <w:r>
               <w:rPr>
-                <w:rFonts w:ascii="微软雅黑" w:hAnsi="微软雅黑" w:eastAsia="微软雅黑"/>
-                <w:sz w:val="20"/>
+                <w:sz w:val="19"/>
               </w:rPr>
               <w:t>常规</w:t>
             </w:r>
@@ -501,14 +581,13 @@
         </w:tc>
         <w:tc>
           <w:tcPr>
-            <w:tcW w:type="dxa" w:w="6768"/>
+            <w:tcW w:type="dxa" w:w="4824"/>
           </w:tcPr>
           <w:p>
             <w:r/>
             <w:r>
               <w:rPr>
-                <w:rFonts w:ascii="微软雅黑" w:hAnsi="微软雅黑" w:eastAsia="微软雅黑"/>
-                <w:sz w:val="20"/>
+                <w:sz w:val="19"/>
               </w:rPr>
               <w:t>按平时标准直接做：不锚定、不复述、不提问</w:t>
             </w:r>
@@ -518,14 +597,13 @@
       <w:tr>
         <w:tc>
           <w:tcPr>
-            <w:tcW w:type="dxa" w:w="1872"/>
+            <w:tcW w:type="dxa" w:w="4824"/>
           </w:tcPr>
           <w:p>
             <w:r/>
             <w:r>
               <w:rPr>
-                <w:rFonts w:ascii="微软雅黑" w:hAnsi="微软雅黑" w:eastAsia="微软雅黑"/>
-                <w:sz w:val="20"/>
+                <w:sz w:val="19"/>
               </w:rPr>
               <w:t>严格（默认）</w:t>
             </w:r>
@@ -533,16 +611,15 @@
         </w:tc>
         <w:tc>
           <w:tcPr>
-            <w:tcW w:type="dxa" w:w="6768"/>
+            <w:tcW w:type="dxa" w:w="4824"/>
           </w:tcPr>
           <w:p>
             <w:r/>
             <w:r>
               <w:rPr>
-                <w:rFonts w:ascii="微软雅黑" w:hAnsi="微软雅黑" w:eastAsia="微软雅黑"/>
-                <w:sz w:val="20"/>
+                <w:sz w:val="19"/>
               </w:rPr>
-              <w:t>复述目标 + 2 个确认点 + 一句风险 + 假设清单 + 回滚/验收/失败分支</w:t>
+              <w:t>复述目标 + 2 个确认点（从歧义点里挑）+ 一句风险（逆向 pre-mortem）+ 假设清单 + 回滚/验收/失败分支</w:t>
             </w:r>
           </w:p>
         </w:tc>
@@ -550,14 +627,13 @@
       <w:tr>
         <w:tc>
           <w:tcPr>
-            <w:tcW w:type="dxa" w:w="1872"/>
+            <w:tcW w:type="dxa" w:w="4824"/>
           </w:tcPr>
           <w:p>
             <w:r/>
             <w:r>
               <w:rPr>
-                <w:rFonts w:ascii="微软雅黑" w:hAnsi="微软雅黑" w:eastAsia="微软雅黑"/>
-                <w:sz w:val="20"/>
+                <w:sz w:val="19"/>
               </w:rPr>
               <w:t>极致</w:t>
             </w:r>
@@ -565,33 +641,91 @@
         </w:tc>
         <w:tc>
           <w:tcPr>
-            <w:tcW w:type="dxa" w:w="6768"/>
+            <w:tcW w:type="dxa" w:w="4824"/>
           </w:tcPr>
           <w:p>
             <w:r/>
             <w:r>
               <w:rPr>
-                <w:rFonts w:ascii="微软雅黑" w:hAnsi="微软雅黑" w:eastAsia="微软雅黑"/>
-                <w:sz w:val="20"/>
+                <w:sz w:val="19"/>
               </w:rPr>
-              <w:t>严格全部，再加设计树、反例与代价、对抗自检、对抗复审、止损线</w:t>
+              <w:t>严格全部，再加 6 条覆盖轴逐条、反证与反例、对抗自检、对抗复审、止损线</w:t>
             </w:r>
           </w:p>
         </w:tc>
       </w:tr>
     </w:tbl>
+    <w:p/>
     <w:p>
-      <w:pPr>
-        <w:spacing w:after="40"/>
-      </w:pPr>
+      <w:r>
+        <w:rPr>
+          <w:b/>
+          <w:sz w:val="21"/>
+        </w:rPr>
+        <w:t>思考强度按档位分配</w:t>
+      </w:r>
+      <w:r>
+        <w:rPr>
+          <w:sz w:val="21"/>
+        </w:rPr>
+        <w:t>（v2.3.0）：三张清单随档位发下来——</w:t>
+      </w:r>
+      <w:r>
+        <w:rPr>
+          <w:b/>
+          <w:sz w:val="21"/>
+        </w:rPr>
+        <w:t>歧义点</w:t>
+      </w:r>
+      <w:r>
+        <w:rPr>
+          <w:sz w:val="21"/>
+        </w:rPr>
+        <w:t>（严格 2 / 极致 3：目标与验收、不可逆与外部动作、范围与取舍，只有会改变执行的才问）、</w:t>
+      </w:r>
+      <w:r>
+        <w:rPr>
+          <w:b/>
+          <w:sz w:val="21"/>
+        </w:rPr>
+        <w:t>覆盖轴</w:t>
+      </w:r>
+      <w:r>
+        <w:rPr>
+          <w:sz w:val="21"/>
+        </w:rPr>
+        <w:t>（严格 3 / 极致 6：正常路径 / 边界与空值 / 失败与回滚 / 依赖与副作用 / 成本与性能 / 后续与可维护）、</w:t>
+      </w:r>
+      <w:r>
+        <w:rPr>
+          <w:b/>
+          <w:sz w:val="21"/>
+        </w:rPr>
+        <w:t>逆向</w:t>
+      </w:r>
+      <w:r>
+        <w:rPr>
+          <w:sz w:val="21"/>
+        </w:rPr>
+        <w:t>（严格 1 / 极致 3：pre-mortem、反证、反例）。</w:t>
+      </w:r>
+      <w:r>
+        <w:rPr>
+          <w:b/>
+          <w:sz w:val="21"/>
+        </w:rPr>
+        <w:t>循环模式不例外</w:t>
+      </w:r>
+      <w:r>
+        <w:rPr>
+          <w:sz w:val="21"/>
+        </w:rPr>
+        <w:t>：轻量 = 常规、交付 = 严格、极致 = 极致，所以在循环档里也会先问歧义、再动手。</w:t>
+      </w:r>
     </w:p>
     <w:p>
-      <w:pPr>
-        <w:spacing w:after="60"/>
-      </w:pPr>
       <w:r>
         <w:rPr>
-          <w:rFonts w:ascii="微软雅黑" w:hAnsi="微软雅黑" w:eastAsia="微软雅黑"/>
           <w:b/>
           <w:sz w:val="21"/>
         </w:rPr>
@@ -602,7 +736,7 @@
       <w:tblPr>
         <w:tblStyle w:val="TableGrid"/>
         <w:tblW w:type="auto" w:w="0"/>
-        <w:jc w:val="center"/>
+        <w:jc w:val="left"/>
         <w:tblLook w:firstColumn="1" w:firstRow="1" w:lastColumn="0" w:lastRow="0" w:noHBand="0" w:noVBand="1" w:val="04A0"/>
       </w:tblPr>
       <w:tblGrid>
@@ -613,15 +747,14 @@
       <w:tr>
         <w:tc>
           <w:tcPr>
-            <w:tcW w:type="dxa" w:w="1728"/>
+            <w:tcW w:type="dxa" w:w="3216"/>
           </w:tcPr>
           <w:p>
             <w:r/>
             <w:r>
               <w:rPr>
-                <w:rFonts w:ascii="微软雅黑" w:hAnsi="微软雅黑" w:eastAsia="微软雅黑"/>
                 <w:b/>
-                <w:sz w:val="20"/>
+                <w:sz w:val="19"/>
               </w:rPr>
               <w:t>档</w:t>
             </w:r>
@@ -629,15 +762,14 @@
         </w:tc>
         <w:tc>
           <w:tcPr>
-            <w:tcW w:type="dxa" w:w="1728"/>
+            <w:tcW w:type="dxa" w:w="3216"/>
           </w:tcPr>
           <w:p>
             <w:r/>
             <w:r>
               <w:rPr>
-                <w:rFonts w:ascii="微软雅黑" w:hAnsi="微软雅黑" w:eastAsia="微软雅黑"/>
                 <w:b/>
-                <w:sz w:val="20"/>
+                <w:sz w:val="19"/>
               </w:rPr>
               <w:t>轮次上限</w:t>
             </w:r>
@@ -645,15 +777,14 @@
         </w:tc>
         <w:tc>
           <w:tcPr>
-            <w:tcW w:type="dxa" w:w="5184"/>
+            <w:tcW w:type="dxa" w:w="3216"/>
           </w:tcPr>
           <w:p>
             <w:r/>
             <w:r>
               <w:rPr>
-                <w:rFonts w:ascii="微软雅黑" w:hAnsi="微软雅黑" w:eastAsia="微软雅黑"/>
                 <w:b/>
-                <w:sz w:val="20"/>
+                <w:sz w:val="19"/>
               </w:rPr>
               <w:t>评审方式</w:t>
             </w:r>
@@ -663,14 +794,13 @@
       <w:tr>
         <w:tc>
           <w:tcPr>
-            <w:tcW w:type="dxa" w:w="1728"/>
+            <w:tcW w:type="dxa" w:w="3216"/>
           </w:tcPr>
           <w:p>
             <w:r/>
             <w:r>
               <w:rPr>
-                <w:rFonts w:ascii="微软雅黑" w:hAnsi="微软雅黑" w:eastAsia="微软雅黑"/>
-                <w:sz w:val="20"/>
+                <w:sz w:val="19"/>
               </w:rPr>
               <w:t>轻量</w:t>
             </w:r>
@@ -678,14 +808,13 @@
         </w:tc>
         <w:tc>
           <w:tcPr>
-            <w:tcW w:type="dxa" w:w="1728"/>
+            <w:tcW w:type="dxa" w:w="3216"/>
           </w:tcPr>
           <w:p>
             <w:r/>
             <w:r>
               <w:rPr>
-                <w:rFonts w:ascii="微软雅黑" w:hAnsi="微软雅黑" w:eastAsia="微软雅黑"/>
-                <w:sz w:val="20"/>
+                <w:sz w:val="19"/>
               </w:rPr>
               <w:t>3 轮</w:t>
             </w:r>
@@ -693,14 +822,13 @@
         </w:tc>
         <w:tc>
           <w:tcPr>
-            <w:tcW w:type="dxa" w:w="5184"/>
+            <w:tcW w:type="dxa" w:w="3216"/>
           </w:tcPr>
           <w:p>
             <w:r/>
             <w:r>
               <w:rPr>
-                <w:rFonts w:ascii="微软雅黑" w:hAnsi="微软雅黑" w:eastAsia="微软雅黑"/>
-                <w:sz w:val="20"/>
+                <w:sz w:val="19"/>
               </w:rPr>
               <w:t>纯自检</w:t>
             </w:r>
@@ -710,14 +838,13 @@
       <w:tr>
         <w:tc>
           <w:tcPr>
-            <w:tcW w:type="dxa" w:w="1728"/>
+            <w:tcW w:type="dxa" w:w="3216"/>
           </w:tcPr>
           <w:p>
             <w:r/>
             <w:r>
               <w:rPr>
-                <w:rFonts w:ascii="微软雅黑" w:hAnsi="微软雅黑" w:eastAsia="微软雅黑"/>
-                <w:sz w:val="20"/>
+                <w:sz w:val="19"/>
               </w:rPr>
               <w:t>交付</w:t>
             </w:r>
@@ -725,14 +852,13 @@
         </w:tc>
         <w:tc>
           <w:tcPr>
-            <w:tcW w:type="dxa" w:w="1728"/>
+            <w:tcW w:type="dxa" w:w="3216"/>
           </w:tcPr>
           <w:p>
             <w:r/>
             <w:r>
               <w:rPr>
-                <w:rFonts w:ascii="微软雅黑" w:hAnsi="微软雅黑" w:eastAsia="微软雅黑"/>
-                <w:sz w:val="20"/>
+                <w:sz w:val="19"/>
               </w:rPr>
               <w:t>5 轮</w:t>
             </w:r>
@@ -740,14 +866,13 @@
         </w:tc>
         <w:tc>
           <w:tcPr>
-            <w:tcW w:type="dxa" w:w="5184"/>
+            <w:tcW w:type="dxa" w:w="3216"/>
           </w:tcPr>
           <w:p>
             <w:r/>
             <w:r>
               <w:rPr>
-                <w:rFonts w:ascii="微软雅黑" w:hAnsi="微软雅黑" w:eastAsia="微软雅黑"/>
-                <w:sz w:val="20"/>
+                <w:sz w:val="19"/>
               </w:rPr>
               <w:t>第 2 轮一次独立评审 + 收敛轮复核</w:t>
             </w:r>
@@ -757,14 +882,13 @@
       <w:tr>
         <w:tc>
           <w:tcPr>
-            <w:tcW w:type="dxa" w:w="1728"/>
+            <w:tcW w:type="dxa" w:w="3216"/>
           </w:tcPr>
           <w:p>
             <w:r/>
             <w:r>
               <w:rPr>
-                <w:rFonts w:ascii="微软雅黑" w:hAnsi="微软雅黑" w:eastAsia="微软雅黑"/>
-                <w:sz w:val="20"/>
+                <w:sz w:val="19"/>
               </w:rPr>
               <w:t>极致</w:t>
             </w:r>
@@ -772,14 +896,13 @@
         </w:tc>
         <w:tc>
           <w:tcPr>
-            <w:tcW w:type="dxa" w:w="1728"/>
+            <w:tcW w:type="dxa" w:w="3216"/>
           </w:tcPr>
           <w:p>
             <w:r/>
             <w:r>
               <w:rPr>
-                <w:rFonts w:ascii="微软雅黑" w:hAnsi="微软雅黑" w:eastAsia="微软雅黑"/>
-                <w:sz w:val="20"/>
+                <w:sz w:val="19"/>
               </w:rPr>
               <w:t>8 轮</w:t>
             </w:r>
@@ -787,14 +910,13 @@
         </w:tc>
         <w:tc>
           <w:tcPr>
-            <w:tcW w:type="dxa" w:w="5184"/>
+            <w:tcW w:type="dxa" w:w="3216"/>
           </w:tcPr>
           <w:p>
             <w:r/>
             <w:r>
               <w:rPr>
-                <w:rFonts w:ascii="微软雅黑" w:hAnsi="微软雅黑" w:eastAsia="微软雅黑"/>
-                <w:sz w:val="20"/>
+                <w:sz w:val="19"/>
               </w:rPr>
               <w:t>第 2 轮起每轮独立评审</w:t>
             </w:r>
@@ -802,18 +924,233 @@
         </w:tc>
       </w:tr>
     </w:tbl>
+    <w:p/>
     <w:p>
-      <w:pPr>
-        <w:spacing w:after="40"/>
-      </w:pPr>
+      <w:r>
+        <w:rPr>
+          <w:b/>
+          <w:sz w:val="21"/>
+        </w:rPr>
+        <w:t>检索三档（检索开关）</w:t>
+      </w:r>
+    </w:p>
+    <w:tbl>
+      <w:tblPr>
+        <w:tblStyle w:val="TableGrid"/>
+        <w:tblW w:type="auto" w:w="0"/>
+        <w:jc w:val="left"/>
+        <w:tblLook w:firstColumn="1" w:firstRow="1" w:lastColumn="0" w:lastRow="0" w:noHBand="0" w:noVBand="1" w:val="04A0"/>
+      </w:tblPr>
+      <w:tblGrid>
+        <w:gridCol w:w="3216"/>
+        <w:gridCol w:w="3216"/>
+        <w:gridCol w:w="3216"/>
+      </w:tblGrid>
+      <w:tr>
+        <w:tc>
+          <w:tcPr>
+            <w:tcW w:type="dxa" w:w="3216"/>
+          </w:tcPr>
+          <w:p>
+            <w:r/>
+            <w:r>
+              <w:rPr>
+                <w:b/>
+                <w:sz w:val="19"/>
+              </w:rPr>
+              <w:t>档</w:t>
+            </w:r>
+          </w:p>
+        </w:tc>
+        <w:tc>
+          <w:tcPr>
+            <w:tcW w:type="dxa" w:w="3216"/>
+          </w:tcPr>
+          <w:p>
+            <w:r/>
+            <w:r>
+              <w:rPr>
+                <w:b/>
+                <w:sz w:val="19"/>
+              </w:rPr>
+              <w:t>做什么</w:t>
+            </w:r>
+          </w:p>
+        </w:tc>
+        <w:tc>
+          <w:tcPr>
+            <w:tcW w:type="dxa" w:w="3216"/>
+          </w:tcPr>
+          <w:p>
+            <w:r/>
+            <w:r>
+              <w:rPr>
+                <w:b/>
+                <w:sz w:val="19"/>
+              </w:rPr>
+              <w:t>联网</w:t>
+            </w:r>
+          </w:p>
+        </w:tc>
+      </w:tr>
+      <w:tr>
+        <w:tc>
+          <w:tcPr>
+            <w:tcW w:type="dxa" w:w="3216"/>
+          </w:tcPr>
+          <w:p>
+            <w:r/>
+            <w:r>
+              <w:rPr>
+                <w:sz w:val="19"/>
+              </w:rPr>
+              <w:t>本地</w:t>
+            </w:r>
+          </w:p>
+        </w:tc>
+        <w:tc>
+          <w:tcPr>
+            <w:tcW w:type="dxa" w:w="3216"/>
+          </w:tcPr>
+          <w:p>
+            <w:r/>
+            <w:r>
+              <w:rPr>
+                <w:sz w:val="19"/>
+              </w:rPr>
+              <w:t xml:space="preserve">只用已装技能，命中隐藏技能时会先 </w:t>
+            </w:r>
+            <w:r>
+              <w:rPr>
+                <w:rFonts w:ascii="Consolas" w:hAnsi="Consolas"/>
+                <w:sz w:val="19"/>
+              </w:rPr>
+              <w:t>read</w:t>
+            </w:r>
+            <w:r>
+              <w:rPr>
+                <w:sz w:val="19"/>
+              </w:rPr>
+              <w:t xml:space="preserve"> 它的说明</w:t>
+            </w:r>
+          </w:p>
+        </w:tc>
+        <w:tc>
+          <w:tcPr>
+            <w:tcW w:type="dxa" w:w="3216"/>
+          </w:tcPr>
+          <w:p>
+            <w:r/>
+            <w:r>
+              <w:rPr>
+                <w:sz w:val="19"/>
+              </w:rPr>
+              <w:t>不联网</w:t>
+            </w:r>
+          </w:p>
+        </w:tc>
+      </w:tr>
+      <w:tr>
+        <w:tc>
+          <w:tcPr>
+            <w:tcW w:type="dxa" w:w="3216"/>
+          </w:tcPr>
+          <w:p>
+            <w:r/>
+            <w:r>
+              <w:rPr>
+                <w:sz w:val="19"/>
+              </w:rPr>
+              <w:t>增量（默认）</w:t>
+            </w:r>
+          </w:p>
+        </w:tc>
+        <w:tc>
+          <w:tcPr>
+            <w:tcW w:type="dxa" w:w="3216"/>
+          </w:tcPr>
+          <w:p>
+            <w:r/>
+            <w:r>
+              <w:rPr>
+                <w:sz w:val="19"/>
+              </w:rPr>
+              <w:t>联网找已装之外能用的技能，只读文本不安装，落到暂存目录等你自己定</w:t>
+            </w:r>
+          </w:p>
+        </w:tc>
+        <w:tc>
+          <w:tcPr>
+            <w:tcW w:type="dxa" w:w="3216"/>
+          </w:tcPr>
+          <w:p>
+            <w:r/>
+            <w:r>
+              <w:rPr>
+                <w:sz w:val="19"/>
+              </w:rPr>
+              <w:t>联网</w:t>
+            </w:r>
+          </w:p>
+        </w:tc>
+      </w:tr>
+      <w:tr>
+        <w:tc>
+          <w:tcPr>
+            <w:tcW w:type="dxa" w:w="3216"/>
+          </w:tcPr>
+          <w:p>
+            <w:r/>
+            <w:r>
+              <w:rPr>
+                <w:sz w:val="19"/>
+              </w:rPr>
+              <w:t>全量</w:t>
+            </w:r>
+          </w:p>
+        </w:tc>
+        <w:tc>
+          <w:tcPr>
+            <w:tcW w:type="dxa" w:w="3216"/>
+          </w:tcPr>
+          <w:p>
+            <w:r/>
+            <w:r>
+              <w:rPr>
+                <w:sz w:val="19"/>
+              </w:rPr>
+              <w:t>地毯式找一遍，重合的两个技能会做差异分析并出「判别卡」；只跑首轮，不跟循环叠加</w:t>
+            </w:r>
+          </w:p>
+        </w:tc>
+        <w:tc>
+          <w:tcPr>
+            <w:tcW w:type="dxa" w:w="3216"/>
+          </w:tcPr>
+          <w:p>
+            <w:r/>
+            <w:r>
+              <w:rPr>
+                <w:sz w:val="19"/>
+              </w:rPr>
+              <w:t>联网</w:t>
+            </w:r>
+          </w:p>
+        </w:tc>
+      </w:tr>
+    </w:tbl>
+    <w:p/>
+    <w:p>
+      <w:r>
+        <w:rPr>
+          <w:sz w:val="21"/>
+        </w:rPr>
+        <w:t>找回来的技能一律先进暂存目录，任务结束后会问你要「转正 / 放待机库 / 删掉」，不会自己装。</w:t>
+      </w:r>
     </w:p>
     <w:p>
-      <w:pPr>
-        <w:spacing w:after="60"/>
-      </w:pPr>
       <w:r>
         <w:rPr>
-          <w:rFonts w:ascii="微软雅黑" w:hAnsi="微软雅黑" w:eastAsia="微软雅黑"/>
           <w:b/>
           <w:sz w:val="21"/>
         </w:rPr>
@@ -824,7 +1161,7 @@
       <w:tblPr>
         <w:tblStyle w:val="TableGrid"/>
         <w:tblW w:type="auto" w:w="0"/>
-        <w:jc w:val="center"/>
+        <w:jc w:val="left"/>
         <w:tblLook w:firstColumn="1" w:firstRow="1" w:lastColumn="0" w:lastRow="0" w:noHBand="0" w:noVBand="1" w:val="04A0"/>
       </w:tblPr>
       <w:tblGrid>
@@ -834,15 +1171,14 @@
       <w:tr>
         <w:tc>
           <w:tcPr>
-            <w:tcW w:type="dxa" w:w="2592"/>
+            <w:tcW w:type="dxa" w:w="4824"/>
           </w:tcPr>
           <w:p>
             <w:r/>
             <w:r>
               <w:rPr>
-                <w:rFonts w:ascii="微软雅黑" w:hAnsi="微软雅黑" w:eastAsia="微软雅黑"/>
                 <w:b/>
-                <w:sz w:val="20"/>
+                <w:sz w:val="19"/>
               </w:rPr>
               <w:t>当前模式</w:t>
             </w:r>
@@ -850,15 +1186,14 @@
         </w:tc>
         <w:tc>
           <w:tcPr>
-            <w:tcW w:type="dxa" w:w="6048"/>
+            <w:tcW w:type="dxa" w:w="4824"/>
           </w:tcPr>
           <w:p>
             <w:r/>
             <w:r>
               <w:rPr>
-                <w:rFonts w:ascii="微软雅黑" w:hAnsi="微软雅黑" w:eastAsia="微软雅黑"/>
                 <w:b/>
-                <w:sz w:val="20"/>
+                <w:sz w:val="19"/>
               </w:rPr>
               <w:t>对抗审跑在哪</w:t>
             </w:r>
@@ -868,14 +1203,13 @@
       <w:tr>
         <w:tc>
           <w:tcPr>
-            <w:tcW w:type="dxa" w:w="2592"/>
+            <w:tcW w:type="dxa" w:w="4824"/>
           </w:tcPr>
           <w:p>
             <w:r/>
             <w:r>
               <w:rPr>
-                <w:rFonts w:ascii="微软雅黑" w:hAnsi="微软雅黑" w:eastAsia="微软雅黑"/>
-                <w:sz w:val="20"/>
+                <w:sz w:val="19"/>
               </w:rPr>
               <w:t>思考 + 对抗</w:t>
             </w:r>
@@ -883,14 +1217,13 @@
         </w:tc>
         <w:tc>
           <w:tcPr>
-            <w:tcW w:type="dxa" w:w="6048"/>
+            <w:tcW w:type="dxa" w:w="4824"/>
           </w:tcPr>
           <w:p>
             <w:r/>
             <w:r>
               <w:rPr>
-                <w:rFonts w:ascii="微软雅黑" w:hAnsi="微软雅黑" w:eastAsia="微软雅黑"/>
-                <w:sz w:val="20"/>
+                <w:sz w:val="19"/>
               </w:rPr>
               <w:t>动手前审方案、交付前审改动</w:t>
             </w:r>
@@ -900,14 +1233,13 @@
       <w:tr>
         <w:tc>
           <w:tcPr>
-            <w:tcW w:type="dxa" w:w="2592"/>
+            <w:tcW w:type="dxa" w:w="4824"/>
           </w:tcPr>
           <w:p>
             <w:r/>
             <w:r>
               <w:rPr>
-                <w:rFonts w:ascii="微软雅黑" w:hAnsi="微软雅黑" w:eastAsia="微软雅黑"/>
-                <w:sz w:val="20"/>
+                <w:sz w:val="19"/>
               </w:rPr>
               <w:t>循环 + 对抗</w:t>
             </w:r>
@@ -915,14 +1247,13 @@
         </w:tc>
         <w:tc>
           <w:tcPr>
-            <w:tcW w:type="dxa" w:w="6048"/>
+            <w:tcW w:type="dxa" w:w="4824"/>
           </w:tcPr>
           <w:p>
             <w:r/>
             <w:r>
               <w:rPr>
-                <w:rFonts w:ascii="微软雅黑" w:hAnsi="微软雅黑" w:eastAsia="微软雅黑"/>
-                <w:sz w:val="20"/>
+                <w:sz w:val="19"/>
               </w:rPr>
               <w:t>每轮审改动</w:t>
             </w:r>
@@ -932,14 +1263,13 @@
       <w:tr>
         <w:tc>
           <w:tcPr>
-            <w:tcW w:type="dxa" w:w="2592"/>
+            <w:tcW w:type="dxa" w:w="4824"/>
           </w:tcPr>
           <w:p>
             <w:r/>
             <w:r>
               <w:rPr>
-                <w:rFonts w:ascii="微软雅黑" w:hAnsi="微软雅黑" w:eastAsia="微软雅黑"/>
-                <w:sz w:val="20"/>
+                <w:sz w:val="19"/>
               </w:rPr>
               <w:t>对抗关</w:t>
             </w:r>
@@ -947,14 +1277,13 @@
         </w:tc>
         <w:tc>
           <w:tcPr>
-            <w:tcW w:type="dxa" w:w="6048"/>
+            <w:tcW w:type="dxa" w:w="4824"/>
           </w:tcPr>
           <w:p>
             <w:r/>
             <w:r>
               <w:rPr>
-                <w:rFonts w:ascii="微软雅黑" w:hAnsi="微软雅黑" w:eastAsia="微软雅黑"/>
-                <w:sz w:val="20"/>
+                <w:sz w:val="19"/>
               </w:rPr>
               <w:t>不跑，行为和没装这个开关一样</w:t>
             </w:r>
@@ -962,22 +1291,13 @@
         </w:tc>
       </w:tr>
     </w:tbl>
+    <w:p/>
     <w:p>
-      <w:pPr>
-        <w:spacing w:after="40"/>
-      </w:pPr>
-    </w:p>
-    <w:p>
-      <w:pPr>
-        <w:spacing w:after="120"/>
-      </w:pPr>
       <w:r>
         <w:rPr>
-          <w:rFonts w:ascii="微软雅黑" w:hAnsi="微软雅黑" w:eastAsia="微软雅黑"/>
-          <w:b w:val="0"/>
           <w:sz w:val="21"/>
         </w:rPr>
-        <w:t>条数随档位：常规/严格 3 条，极致 5 条。</w:t>
+        <w:t>条数随档位：常规/严格 3 条、极致 5 条。</w:t>
       </w:r>
     </w:p>
     <w:p>
@@ -985,104 +1305,292 @@
         <w:pStyle w:val="Heading1"/>
       </w:pPr>
       <w:r>
-        <w:rPr>
-          <w:rFonts w:ascii="微软雅黑" w:hAnsi="微软雅黑" w:eastAsia="微软雅黑"/>
-          <w:b/>
-          <w:color w:val="2F2A45"/>
-          <w:sz w:val="32"/>
-        </w:rPr>
         <w:t>三、安装</w:t>
       </w:r>
     </w:p>
     <w:p>
-      <w:pPr>
-        <w:spacing w:after="120"/>
-      </w:pPr>
       <w:r>
         <w:rPr>
-          <w:rFonts w:ascii="微软雅黑" w:hAnsi="微软雅黑" w:eastAsia="微软雅黑"/>
-          <w:b w:val="0"/>
+          <w:b/>
           <w:sz w:val="21"/>
         </w:rPr>
-        <w:t>1. 拿到文件夹：把整个 dsh-calibration-tier 文件夹放到任意目录（例如 D:\Tools\dsh-calibration-tier）。文件夹里应有 package.json、lib\、cordis.patch.yml。</w:t>
+        <w:t>1. 拿到文件夹</w:t>
       </w:r>
     </w:p>
     <w:p>
-      <w:pPr>
-        <w:spacing w:after="120"/>
-      </w:pPr>
       <w:r>
         <w:rPr>
-          <w:rFonts w:ascii="微软雅黑" w:hAnsi="微软雅黑" w:eastAsia="微软雅黑"/>
-          <w:b w:val="0"/>
           <w:sz w:val="21"/>
         </w:rPr>
-        <w:t>2. 跑安装脚本：</w:t>
+        <w:t xml:space="preserve">把整个 </w:t>
+      </w:r>
+      <w:r>
+        <w:rPr>
+          <w:rFonts w:ascii="Consolas" w:hAnsi="Consolas"/>
+          <w:sz w:val="21"/>
+        </w:rPr>
+        <w:t>dsh-calibration-tier</w:t>
+      </w:r>
+      <w:r>
+        <w:rPr>
+          <w:sz w:val="21"/>
+        </w:rPr>
+        <w:t xml:space="preserve"> 文件夹放到任意目录（例如 </w:t>
+      </w:r>
+      <w:r>
+        <w:rPr>
+          <w:rFonts w:ascii="Consolas" w:hAnsi="Consolas"/>
+          <w:sz w:val="21"/>
+        </w:rPr>
+        <w:t>D:\Tools\dsh-calibration-tier</w:t>
+      </w:r>
+      <w:r>
+        <w:rPr>
+          <w:sz w:val="21"/>
+        </w:rPr>
+        <w:t xml:space="preserve">）。文件夹里应有 </w:t>
+      </w:r>
+      <w:r>
+        <w:rPr>
+          <w:rFonts w:ascii="Consolas" w:hAnsi="Consolas"/>
+          <w:sz w:val="21"/>
+        </w:rPr>
+        <w:t>package.json</w:t>
+      </w:r>
+      <w:r>
+        <w:rPr>
+          <w:sz w:val="21"/>
+        </w:rPr>
+        <w:t>、</w:t>
+      </w:r>
+      <w:r>
+        <w:rPr>
+          <w:rFonts w:ascii="Consolas" w:hAnsi="Consolas"/>
+          <w:sz w:val="21"/>
+        </w:rPr>
+        <w:t>lib\</w:t>
+      </w:r>
+      <w:r>
+        <w:rPr>
+          <w:sz w:val="21"/>
+        </w:rPr>
+        <w:t>、</w:t>
+      </w:r>
+      <w:r>
+        <w:rPr>
+          <w:rFonts w:ascii="Consolas" w:hAnsi="Consolas"/>
+          <w:sz w:val="21"/>
+        </w:rPr>
+        <w:t>cordis.patch.yml</w:t>
+      </w:r>
+      <w:r>
+        <w:rPr>
+          <w:sz w:val="21"/>
+        </w:rPr>
+        <w:t>。</w:t>
       </w:r>
     </w:p>
     <w:p>
-      <w:pPr>
-        <w:spacing w:after="120"/>
-      </w:pPr>
       <w:r>
         <w:rPr>
-          <w:rFonts w:ascii="Consolas" w:hAnsi="Consolas" w:eastAsia="Consolas"/>
+          <w:b/>
+          <w:sz w:val="21"/>
+        </w:rPr>
+        <w:t>2. 跑安装脚本</w:t>
+      </w:r>
+    </w:p>
+    <w:p>
+      <w:r>
+        <w:rPr>
+          <w:rFonts w:ascii="Consolas" w:hAnsi="Consolas"/>
           <w:sz w:val="20"/>
         </w:rPr>
         <w:t>pwsh -File .\install-profile.ps1</w:t>
       </w:r>
     </w:p>
     <w:p>
-      <w:pPr>
-        <w:spacing w:after="120"/>
-      </w:pPr>
       <w:r>
         <w:rPr>
-          <w:rFonts w:ascii="微软雅黑" w:hAnsi="微软雅黑" w:eastAsia="微软雅黑"/>
-          <w:b w:val="0"/>
           <w:sz w:val="21"/>
         </w:rPr>
-        <w:t>脚本会做三件事（每一步都打印，并先备份 profile 的 package.json）：在 profile 的 dependencies 里加一条 link: 依赖；把包名 @local/dsh-calibration-tier 追加进 dsh.profile.bundles；在 profile 的 node_modules 下建链接。</w:t>
+        <w:t xml:space="preserve">脚本会做三件事（每一步都会打印，并先备份 profile 的 </w:t>
+      </w:r>
+      <w:r>
+        <w:rPr>
+          <w:rFonts w:ascii="Consolas" w:hAnsi="Consolas"/>
+          <w:sz w:val="21"/>
+        </w:rPr>
+        <w:t>package.json</w:t>
+      </w:r>
+      <w:r>
+        <w:rPr>
+          <w:sz w:val="21"/>
+        </w:rPr>
+        <w:t>）：</w:t>
       </w:r>
     </w:p>
     <w:p>
-      <w:pPr>
-        <w:spacing w:after="120"/>
-      </w:pPr>
       <w:r>
         <w:rPr>
-          <w:rFonts w:ascii="微软雅黑" w:hAnsi="微软雅黑" w:eastAsia="微软雅黑"/>
-          <w:b w:val="0"/>
           <w:sz w:val="21"/>
         </w:rPr>
-        <w:t>只想看它要做什么而不落盘：pwsh -File .\install-profile.ps1 -WhatIf</w:t>
+        <w:t xml:space="preserve">1. 在 profile 的 </w:t>
+      </w:r>
+      <w:r>
+        <w:rPr>
+          <w:rFonts w:ascii="Consolas" w:hAnsi="Consolas"/>
+          <w:sz w:val="21"/>
+        </w:rPr>
+        <w:t>dependencies</w:t>
+      </w:r>
+      <w:r>
+        <w:rPr>
+          <w:sz w:val="21"/>
+        </w:rPr>
+        <w:t xml:space="preserve"> 里加一条 </w:t>
+      </w:r>
+      <w:r>
+        <w:rPr>
+          <w:rFonts w:ascii="Consolas" w:hAnsi="Consolas"/>
+          <w:sz w:val="21"/>
+        </w:rPr>
+        <w:t>link:</w:t>
+      </w:r>
+      <w:r>
+        <w:rPr>
+          <w:sz w:val="21"/>
+        </w:rPr>
+        <w:t xml:space="preserve"> 依赖，指向这个文件夹；</w:t>
       </w:r>
     </w:p>
     <w:p>
-      <w:pPr>
-        <w:spacing w:after="120"/>
-      </w:pPr>
       <w:r>
         <w:rPr>
-          <w:rFonts w:ascii="微软雅黑" w:hAnsi="微软雅黑" w:eastAsia="微软雅黑"/>
-          <w:b w:val="0"/>
           <w:sz w:val="21"/>
         </w:rPr>
-        <w:t>3. 完全退出并重开 DSH。关窗口不够，要退出进程再启动。重开后输入框工具行（模型选择左边）会出现这条档位条，默认停在「严格」。</w:t>
+        <w:t xml:space="preserve">2. 把包名 </w:t>
+      </w:r>
+      <w:r>
+        <w:rPr>
+          <w:rFonts w:ascii="Consolas" w:hAnsi="Consolas"/>
+          <w:sz w:val="21"/>
+        </w:rPr>
+        <w:t>@local/dsh-calibration-tier</w:t>
+      </w:r>
+      <w:r>
+        <w:rPr>
+          <w:sz w:val="21"/>
+        </w:rPr>
+        <w:t xml:space="preserve"> 追加进 </w:t>
+      </w:r>
+      <w:r>
+        <w:rPr>
+          <w:rFonts w:ascii="Consolas" w:hAnsi="Consolas"/>
+          <w:sz w:val="21"/>
+        </w:rPr>
+        <w:t>dsh.profile.bundles</w:t>
+      </w:r>
+      <w:r>
+        <w:rPr>
+          <w:sz w:val="21"/>
+        </w:rPr>
+        <w:t>；</w:t>
       </w:r>
     </w:p>
     <w:p>
-      <w:pPr>
-        <w:spacing w:after="120"/>
-      </w:pPr>
       <w:r>
         <w:rPr>
-          <w:rFonts w:ascii="微软雅黑" w:hAnsi="微软雅黑" w:eastAsia="微软雅黑"/>
-          <w:b w:val="0"/>
-          <w:color w:val="5A5568"/>
           <w:sz w:val="21"/>
         </w:rPr>
-        <w:t>装不上时：确认 DSH 版本带 Web 客户端插件支持；建链接需要能创建 junction（普通用户即可，不需要管理员）。</w:t>
+        <w:t xml:space="preserve">3. 在 profile 的 </w:t>
+      </w:r>
+      <w:r>
+        <w:rPr>
+          <w:rFonts w:ascii="Consolas" w:hAnsi="Consolas"/>
+          <w:sz w:val="21"/>
+        </w:rPr>
+        <w:t>node_modules</w:t>
+      </w:r>
+      <w:r>
+        <w:rPr>
+          <w:sz w:val="21"/>
+        </w:rPr>
+        <w:t xml:space="preserve"> 下建链接（Windows 用 junction）。</w:t>
+      </w:r>
+    </w:p>
+    <w:p>
+      <w:r>
+        <w:rPr>
+          <w:sz w:val="21"/>
+        </w:rPr>
+        <w:t>想看它要做什么而不落盘：</w:t>
+      </w:r>
+      <w:r>
+        <w:rPr>
+          <w:rFonts w:ascii="Consolas" w:hAnsi="Consolas"/>
+          <w:sz w:val="21"/>
+        </w:rPr>
+        <w:t>pwsh -File .\install-profile.ps1 -WhatIf</w:t>
+      </w:r>
+      <w:r>
+        <w:rPr>
+          <w:sz w:val="21"/>
+        </w:rPr>
+        <w:t>。</w:t>
+      </w:r>
+    </w:p>
+    <w:p>
+      <w:r>
+        <w:rPr>
+          <w:b/>
+          <w:sz w:val="21"/>
+        </w:rPr>
+        <w:t>3. 完全退出并重开 DSH</w:t>
+      </w:r>
+    </w:p>
+    <w:p>
+      <w:r>
+        <w:rPr>
+          <w:sz w:val="21"/>
+        </w:rPr>
+        <w:t>关窗口不够，要</w:t>
+      </w:r>
+      <w:r>
+        <w:rPr>
+          <w:b/>
+          <w:sz w:val="21"/>
+        </w:rPr>
+        <w:t>退出进程</w:t>
+      </w:r>
+      <w:r>
+        <w:rPr>
+          <w:sz w:val="21"/>
+        </w:rPr>
+        <w:t>再启动。重开后输入框工具行（模型选择左边）会出现这条档位条，默认停在「严格」。</w:t>
+      </w:r>
+    </w:p>
+    <w:p>
+      <w:r>
+        <w:rPr>
+          <w:color w:val="5A5568"/>
+          <w:sz w:val="22"/>
+        </w:rPr>
+        <w:t>装不上时：确认 DSH 版本带 Web 客户端插件支持；</w:t>
+      </w:r>
+      <w:r>
+        <w:rPr>
+          <w:rFonts w:ascii="Consolas" w:hAnsi="Consolas"/>
+          <w:color w:val="5A5568"/>
+          <w:sz w:val="22"/>
+        </w:rPr>
+        <w:t>node_modules</w:t>
+      </w:r>
+      <w:r>
+        <w:rPr>
+          <w:color w:val="5A5568"/>
+          <w:sz w:val="22"/>
+        </w:rPr>
+        <w:t xml:space="preserve"> 链接需要能创建 junction（普通用户即可，不需要管理员）。</w:t>
       </w:r>
     </w:p>
     <w:p>
@@ -1090,33 +1598,22 @@
         <w:pStyle w:val="Heading1"/>
       </w:pPr>
       <w:r>
-        <w:rPr>
-          <w:rFonts w:ascii="微软雅黑" w:hAnsi="微软雅黑" w:eastAsia="微软雅黑"/>
-          <w:b/>
-          <w:color w:val="2F2A45"/>
-          <w:sz w:val="32"/>
-        </w:rPr>
         <w:t>四、模型怎么读到你的选择</w:t>
       </w:r>
     </w:p>
     <w:p>
-      <w:pPr>
-        <w:spacing w:after="80"/>
-      </w:pPr>
       <w:r>
         <w:rPr>
-          <w:rFonts w:ascii="微软雅黑" w:hAnsi="微软雅黑" w:eastAsia="微软雅黑"/>
-          <w:b w:val="0"/>
           <w:sz w:val="21"/>
         </w:rPr>
-        <w:t>档位条不直接改模型，它通过两个工具把当前设置告诉模型：</w:t>
+        <w:t>档位条不直接改模型，它通过两个工具把「当前设置」告诉模型：</w:t>
       </w:r>
     </w:p>
     <w:tbl>
       <w:tblPr>
         <w:tblStyle w:val="TableGrid"/>
         <w:tblW w:type="auto" w:w="0"/>
-        <w:jc w:val="center"/>
+        <w:jc w:val="left"/>
         <w:tblLook w:firstColumn="1" w:firstRow="1" w:lastColumn="0" w:lastRow="0" w:noHBand="0" w:noVBand="1" w:val="04A0"/>
       </w:tblPr>
       <w:tblGrid>
@@ -1126,15 +1623,14 @@
       <w:tr>
         <w:tc>
           <w:tcPr>
-            <w:tcW w:type="dxa" w:w="2304"/>
+            <w:tcW w:type="dxa" w:w="4824"/>
           </w:tcPr>
           <w:p>
             <w:r/>
             <w:r>
               <w:rPr>
-                <w:rFonts w:ascii="微软雅黑" w:hAnsi="微软雅黑" w:eastAsia="微软雅黑"/>
                 <w:b/>
-                <w:sz w:val="20"/>
+                <w:sz w:val="19"/>
               </w:rPr>
               <w:t>工具</w:t>
             </w:r>
@@ -1142,15 +1638,14 @@
         </w:tc>
         <w:tc>
           <w:tcPr>
-            <w:tcW w:type="dxa" w:w="6336"/>
+            <w:tcW w:type="dxa" w:w="4824"/>
           </w:tcPr>
           <w:p>
             <w:r/>
             <w:r>
               <w:rPr>
-                <w:rFonts w:ascii="微软雅黑" w:hAnsi="微软雅黑" w:eastAsia="微软雅黑"/>
                 <w:b/>
-                <w:sz w:val="20"/>
+                <w:sz w:val="19"/>
               </w:rPr>
               <w:t>作用</w:t>
             </w:r>
@@ -1160,14 +1655,14 @@
       <w:tr>
         <w:tc>
           <w:tcPr>
-            <w:tcW w:type="dxa" w:w="2304"/>
+            <w:tcW w:type="dxa" w:w="4824"/>
           </w:tcPr>
           <w:p>
             <w:r/>
             <w:r>
               <w:rPr>
-                <w:rFonts w:ascii="微软雅黑" w:hAnsi="微软雅黑" w:eastAsia="微软雅黑"/>
-                <w:sz w:val="20"/>
+                <w:rFonts w:ascii="Consolas" w:hAnsi="Consolas"/>
+                <w:sz w:val="19"/>
               </w:rPr>
               <w:t>clarify_tier</w:t>
             </w:r>
@@ -1175,16 +1670,28 @@
         </w:tc>
         <w:tc>
           <w:tcPr>
-            <w:tcW w:type="dxa" w:w="6336"/>
+            <w:tcW w:type="dxa" w:w="4824"/>
           </w:tcPr>
           <w:p>
             <w:r/>
             <w:r>
               <w:rPr>
-                <w:rFonts w:ascii="微软雅黑" w:hAnsi="微软雅黑" w:eastAsia="微软雅黑"/>
-                <w:sz w:val="20"/>
+                <w:sz w:val="19"/>
               </w:rPr>
-              <w:t>思考模式返回档位（常规/严格/极致）+ 对抗开关状态</w:t>
+              <w:t>两种模式都返回思考强度（常规/严格/极致，含</w:t>
+            </w:r>
+            <w:r>
+              <w:rPr>
+                <w:b/>
+                <w:sz w:val="19"/>
+              </w:rPr>
+              <w:t>歧义点 / 覆盖轴 / 逆向</w:t>
+            </w:r>
+            <w:r>
+              <w:rPr>
+                <w:sz w:val="19"/>
+              </w:rPr>
+              <w:t>三张清单）+ 对抗开关 + 检索开关与口径</w:t>
             </w:r>
           </w:p>
         </w:tc>
@@ -1192,14 +1699,14 @@
       <w:tr>
         <w:tc>
           <w:tcPr>
-            <w:tcW w:type="dxa" w:w="2304"/>
+            <w:tcW w:type="dxa" w:w="4824"/>
           </w:tcPr>
           <w:p>
             <w:r/>
             <w:r>
               <w:rPr>
-                <w:rFonts w:ascii="微软雅黑" w:hAnsi="微软雅黑" w:eastAsia="微软雅黑"/>
-                <w:sz w:val="20"/>
+                <w:rFonts w:ascii="Consolas" w:hAnsi="Consolas"/>
+                <w:sz w:val="19"/>
               </w:rPr>
               <w:t>forge_level</w:t>
             </w:r>
@@ -1207,50 +1714,91 @@
         </w:tc>
         <w:tc>
           <w:tcPr>
-            <w:tcW w:type="dxa" w:w="6336"/>
+            <w:tcW w:type="dxa" w:w="4824"/>
           </w:tcPr>
           <w:p>
             <w:r/>
             <w:r>
               <w:rPr>
-                <w:rFonts w:ascii="微软雅黑" w:hAnsi="微软雅黑" w:eastAsia="微软雅黑"/>
-                <w:sz w:val="20"/>
+                <w:sz w:val="19"/>
               </w:rPr>
-              <w:t>循环模式返回打磨档（轻量/交付/极致）+ 轮次 + 对抗开关状态</w:t>
+              <w:t>循环模式返回打磨档（轻量/交付/极致）+ 轮次 + 同档位思考强度 + 对抗 / 检索开关状态</w:t>
             </w:r>
           </w:p>
         </w:tc>
       </w:tr>
     </w:tbl>
+    <w:p/>
     <w:p>
-      <w:pPr>
-        <w:spacing w:after="40"/>
-      </w:pPr>
-    </w:p>
-    <w:p>
-      <w:pPr>
-        <w:spacing w:after="120"/>
-      </w:pPr>
       <w:r>
         <w:rPr>
-          <w:rFonts w:ascii="微软雅黑" w:hAnsi="微软雅黑" w:eastAsia="微软雅黑"/>
-          <w:b w:val="0"/>
           <w:sz w:val="21"/>
         </w:rPr>
-        <w:t>配套技能（仓库 skill\ 目录里）：clarify-needs（拿到档位后怎么问）、counter-review（对抗开关打开后怎么唱反调）。</w:t>
+        <w:t xml:space="preserve">配套技能（仓库 </w:t>
+      </w:r>
+      <w:r>
+        <w:rPr>
+          <w:rFonts w:ascii="Consolas" w:hAnsi="Consolas"/>
+          <w:sz w:val="21"/>
+        </w:rPr>
+        <w:t>skill\</w:t>
+      </w:r>
+      <w:r>
+        <w:rPr>
+          <w:sz w:val="21"/>
+        </w:rPr>
+        <w:t xml:space="preserve"> 目录里）：</w:t>
       </w:r>
     </w:p>
     <w:p>
       <w:pPr>
-        <w:spacing w:after="120"/>
+        <w:pStyle w:val="ListBullet"/>
       </w:pPr>
       <w:r>
         <w:rPr>
-          <w:rFonts w:ascii="微软雅黑" w:hAnsi="微软雅黑" w:eastAsia="微软雅黑"/>
-          <w:b w:val="0"/>
+          <w:rFonts w:ascii="Consolas" w:hAnsi="Consolas"/>
           <w:sz w:val="21"/>
         </w:rPr>
-        <w:t>注意：循环模式的打磨技能 loop-forge 不随本插件安装，需要另装到技能目录。装好后再开「循环」，模型才会按「判据 → 每轮报数 → 自动止损」走；没装也能用，只是不会自动多轮打磨。</w:t>
+        <w:t>clarify-needs</w:t>
+      </w:r>
+      <w:r>
+        <w:rPr>
+          <w:sz w:val="21"/>
+        </w:rPr>
+        <w:t>：拿到档位后「怎么问」（复述/确认点/设计树/共识摘要）；</w:t>
+      </w:r>
+    </w:p>
+    <w:p>
+      <w:pPr>
+        <w:pStyle w:val="ListBullet"/>
+      </w:pPr>
+      <w:r>
+        <w:rPr>
+          <w:rFonts w:ascii="Consolas" w:hAnsi="Consolas"/>
+          <w:sz w:val="21"/>
+        </w:rPr>
+        <w:t>counter-review</w:t>
+      </w:r>
+      <w:r>
+        <w:rPr>
+          <w:sz w:val="21"/>
+        </w:rPr>
+        <w:t>：对抗开关打开后「怎么唱反调」（六轴场景矩阵、每条攻击必须带检查方法）。</w:t>
+      </w:r>
+    </w:p>
+    <w:p>
+      <w:r>
+        <w:rPr>
+          <w:b/>
+          <w:sz w:val="21"/>
+        </w:rPr>
+        <w:t>循环模式的打磨技能 `loop-forge` 不随本插件安装</w:t>
+      </w:r>
+      <w:r>
+        <w:rPr>
+          <w:sz w:val="21"/>
+        </w:rPr>
+        <w:t>，需要另装到技能目录。装好后再开「循环」，模型才会按「判据 → 每轮报数 → 自动止损」的流程走；没装也能用，只是不会自动多轮打磨。</w:t>
       </w:r>
     </w:p>
     <w:p>
@@ -1258,65 +1806,118 @@
         <w:pStyle w:val="Heading1"/>
       </w:pPr>
       <w:r>
-        <w:rPr>
-          <w:rFonts w:ascii="微软雅黑" w:hAnsi="微软雅黑" w:eastAsia="微软雅黑"/>
-          <w:b/>
-          <w:color w:val="2F2A45"/>
-          <w:sz w:val="32"/>
-        </w:rPr>
         <w:t>五、几个细节</w:t>
       </w:r>
     </w:p>
     <w:p>
       <w:pPr>
         <w:pStyle w:val="ListBullet"/>
-        <w:spacing w:after="60"/>
       </w:pPr>
       <w:r>
         <w:rPr>
-          <w:rFonts w:ascii="微软雅黑" w:hAnsi="微软雅黑" w:eastAsia="微软雅黑"/>
+          <w:b/>
           <w:sz w:val="21"/>
         </w:rPr>
-        <w:t>每轮一份快照：一条消息 = 一轮。开工时读到的档位会在本轮固定；本轮内再拨，只影响下一轮，条尾出现小圆点表示「已改、下轮生效」。</w:t>
+        <w:t>每轮一份快照</w:t>
+      </w:r>
+      <w:r>
+        <w:rPr>
+          <w:sz w:val="21"/>
+        </w:rPr>
+        <w:t>：一条消息 = 一轮。开工时读取的档位会在本轮固定；本轮内再拨档位条，只影响下一轮——条尾会出现一个小圆点表示「已改、下轮生效」。</w:t>
       </w:r>
     </w:p>
     <w:p>
       <w:pPr>
         <w:pStyle w:val="ListBullet"/>
-        <w:spacing w:after="60"/>
       </w:pPr>
       <w:r>
         <w:rPr>
-          <w:rFonts w:ascii="微软雅黑" w:hAnsi="微软雅黑" w:eastAsia="微软雅黑"/>
+          <w:b/>
           <w:sz w:val="21"/>
         </w:rPr>
-        <w:t>每个对话各用各的：设置按会话存，互不影响；新对话继承默认（思考 · 严格）。</w:t>
+        <w:t>每个对话各用各的</w:t>
+      </w:r>
+      <w:r>
+        <w:rPr>
+          <w:sz w:val="21"/>
+        </w:rPr>
+        <w:t>：设置按会话存，互不影响；新对话继承默认（思考 · 严格）。</w:t>
       </w:r>
     </w:p>
     <w:p>
       <w:pPr>
         <w:pStyle w:val="ListBullet"/>
-        <w:spacing w:after="60"/>
       </w:pPr>
       <w:r>
         <w:rPr>
-          <w:rFonts w:ascii="微软雅黑" w:hAnsi="微软雅黑" w:eastAsia="微软雅黑"/>
+          <w:b/>
           <w:sz w:val="21"/>
         </w:rPr>
-        <w:t>状态存在本地：&lt;DSH_HOME&gt;\storages\calibration.json（DSH_HOME 一般是 C:\Users\&lt;你&gt;\.dsh）。</w:t>
+        <w:t>状态存在本地</w:t>
+      </w:r>
+      <w:r>
+        <w:rPr>
+          <w:sz w:val="21"/>
+        </w:rPr>
+        <w:t>：</w:t>
+      </w:r>
+      <w:r>
+        <w:rPr>
+          <w:rFonts w:ascii="Consolas" w:hAnsi="Consolas"/>
+          <w:sz w:val="21"/>
+        </w:rPr>
+        <w:t>&lt;DSH_HOME&gt;\storages\calibration.json</w:t>
+      </w:r>
+      <w:r>
+        <w:rPr>
+          <w:sz w:val="21"/>
+        </w:rPr>
+        <w:t xml:space="preserve">（DSH_HOME 一般是 </w:t>
+      </w:r>
+      <w:r>
+        <w:rPr>
+          <w:rFonts w:ascii="Consolas" w:hAnsi="Consolas"/>
+          <w:sz w:val="21"/>
+        </w:rPr>
+        <w:t>C:\Users\&lt;你&gt;\.dsh</w:t>
+      </w:r>
+      <w:r>
+        <w:rPr>
+          <w:sz w:val="21"/>
+        </w:rPr>
+        <w:t>）。</w:t>
       </w:r>
     </w:p>
     <w:p>
       <w:pPr>
         <w:pStyle w:val="ListBullet"/>
-        <w:spacing w:after="60"/>
       </w:pPr>
       <w:r>
         <w:rPr>
-          <w:rFonts w:ascii="微软雅黑" w:hAnsi="微软雅黑" w:eastAsia="微软雅黑"/>
+          <w:b/>
           <w:sz w:val="21"/>
         </w:rPr>
-        <w:t>离线也能用：控件连不上后台时显示「!」，改动只存本地，恢复后自动同步。</w:t>
+        <w:t>离线也能用</w:t>
+      </w:r>
+      <w:r>
+        <w:rPr>
+          <w:sz w:val="21"/>
+        </w:rPr>
+        <w:t xml:space="preserve">：控件连不上后台时显示 </w:t>
+      </w:r>
+      <w:r>
+        <w:rPr>
+          <w:rFonts w:ascii="Consolas" w:hAnsi="Consolas"/>
+          <w:sz w:val="21"/>
+        </w:rPr>
+        <w:t>!</w:t>
+      </w:r>
+      <w:r>
+        <w:rPr>
+          <w:sz w:val="21"/>
+        </w:rPr>
+        <w:t>，改动只存本地，恢复后自动同步。</w:t>
       </w:r>
     </w:p>
     <w:p>
@@ -1324,12 +1925,6 @@
         <w:pStyle w:val="Heading1"/>
       </w:pPr>
       <w:r>
-        <w:rPr>
-          <w:rFonts w:ascii="微软雅黑" w:hAnsi="微软雅黑" w:eastAsia="微软雅黑"/>
-          <w:b/>
-          <w:color w:val="2F2A45"/>
-          <w:sz w:val="32"/>
-        </w:rPr>
         <w:t>六、常见问题</w:t>
       </w:r>
     </w:p>
@@ -1337,7 +1932,7 @@
       <w:tblPr>
         <w:tblStyle w:val="TableGrid"/>
         <w:tblW w:type="auto" w:w="0"/>
-        <w:jc w:val="center"/>
+        <w:jc w:val="left"/>
         <w:tblLook w:firstColumn="1" w:firstRow="1" w:lastColumn="0" w:lastRow="0" w:noHBand="0" w:noVBand="1" w:val="04A0"/>
       </w:tblPr>
       <w:tblGrid>
@@ -1347,15 +1942,14 @@
       <w:tr>
         <w:tc>
           <w:tcPr>
-            <w:tcW w:type="dxa" w:w="3744"/>
+            <w:tcW w:type="dxa" w:w="4824"/>
           </w:tcPr>
           <w:p>
             <w:r/>
             <w:r>
               <w:rPr>
-                <w:rFonts w:ascii="微软雅黑" w:hAnsi="微软雅黑" w:eastAsia="微软雅黑"/>
                 <w:b/>
-                <w:sz w:val="20"/>
+                <w:sz w:val="19"/>
               </w:rPr>
               <w:t>现象</w:t>
             </w:r>
@@ -1363,15 +1957,14 @@
         </w:tc>
         <w:tc>
           <w:tcPr>
-            <w:tcW w:type="dxa" w:w="4896"/>
+            <w:tcW w:type="dxa" w:w="4824"/>
           </w:tcPr>
           <w:p>
             <w:r/>
             <w:r>
               <w:rPr>
-                <w:rFonts w:ascii="微软雅黑" w:hAnsi="微软雅黑" w:eastAsia="微软雅黑"/>
                 <w:b/>
-                <w:sz w:val="20"/>
+                <w:sz w:val="19"/>
               </w:rPr>
               <w:t>原因 / 处理</w:t>
             </w:r>
@@ -1381,14 +1974,13 @@
       <w:tr>
         <w:tc>
           <w:tcPr>
-            <w:tcW w:type="dxa" w:w="3744"/>
+            <w:tcW w:type="dxa" w:w="4824"/>
           </w:tcPr>
           <w:p>
             <w:r/>
             <w:r>
               <w:rPr>
-                <w:rFonts w:ascii="微软雅黑" w:hAnsi="微软雅黑" w:eastAsia="微软雅黑"/>
-                <w:sz w:val="20"/>
+                <w:sz w:val="19"/>
               </w:rPr>
               <w:t>重开后没看到档位条</w:t>
             </w:r>
@@ -1396,16 +1988,15 @@
         </w:tc>
         <w:tc>
           <w:tcPr>
-            <w:tcW w:type="dxa" w:w="4896"/>
+            <w:tcW w:type="dxa" w:w="4824"/>
           </w:tcPr>
           <w:p>
             <w:r/>
             <w:r>
               <w:rPr>
-                <w:rFonts w:ascii="微软雅黑" w:hAnsi="微软雅黑" w:eastAsia="微软雅黑"/>
-                <w:sz w:val="20"/>
+                <w:sz w:val="19"/>
               </w:rPr>
-              <w:t>只是关了窗口没退出进程；或 profile 没写上（重跑安装脚本看输出）</w:t>
+              <w:t>只是关了窗口没退出进程；或 profile 里没写上（重跑安装脚本看输出）</w:t>
             </w:r>
           </w:p>
         </w:tc>
@@ -1413,14 +2004,13 @@
       <w:tr>
         <w:tc>
           <w:tcPr>
-            <w:tcW w:type="dxa" w:w="3744"/>
+            <w:tcW w:type="dxa" w:w="4824"/>
           </w:tcPr>
           <w:p>
             <w:r/>
             <w:r>
               <w:rPr>
-                <w:rFonts w:ascii="微软雅黑" w:hAnsi="微软雅黑" w:eastAsia="微软雅黑"/>
-                <w:sz w:val="20"/>
+                <w:sz w:val="19"/>
               </w:rPr>
               <w:t>拨了档位但模型没变化</w:t>
             </w:r>
@@ -1428,16 +2018,15 @@
         </w:tc>
         <w:tc>
           <w:tcPr>
-            <w:tcW w:type="dxa" w:w="4896"/>
+            <w:tcW w:type="dxa" w:w="4824"/>
           </w:tcPr>
           <w:p>
             <w:r/>
             <w:r>
               <w:rPr>
-                <w:rFonts w:ascii="微软雅黑" w:hAnsi="微软雅黑" w:eastAsia="微软雅黑"/>
-                <w:sz w:val="20"/>
+                <w:sz w:val="19"/>
               </w:rPr>
-              <w:t>让模型调一次 clarify_tier / forge_level；模型每轮开工读一次</w:t>
+              <w:t>让模型「调一次 clarify_tier / forge_level」；模型每轮开工读一次</w:t>
             </w:r>
           </w:p>
         </w:tc>
@@ -1445,14 +2034,13 @@
       <w:tr>
         <w:tc>
           <w:tcPr>
-            <w:tcW w:type="dxa" w:w="3744"/>
+            <w:tcW w:type="dxa" w:w="4824"/>
           </w:tcPr>
           <w:p>
             <w:r/>
             <w:r>
               <w:rPr>
-                <w:rFonts w:ascii="微软雅黑" w:hAnsi="微软雅黑" w:eastAsia="微软雅黑"/>
-                <w:sz w:val="20"/>
+                <w:sz w:val="19"/>
               </w:rPr>
               <w:t>开了「循环」没看到多轮打磨</w:t>
             </w:r>
@@ -1460,16 +2048,28 @@
         </w:tc>
         <w:tc>
           <w:tcPr>
-            <w:tcW w:type="dxa" w:w="4896"/>
+            <w:tcW w:type="dxa" w:w="4824"/>
           </w:tcPr>
           <w:p>
             <w:r/>
             <w:r>
               <w:rPr>
-                <w:rFonts w:ascii="微软雅黑" w:hAnsi="微软雅黑" w:eastAsia="微软雅黑"/>
-                <w:sz w:val="20"/>
+                <w:sz w:val="19"/>
               </w:rPr>
-              <w:t>没装 loop-forge 技能；或已收敛（判据全过、无新增）</w:t>
+              <w:t xml:space="preserve">没装 </w:t>
+            </w:r>
+            <w:r>
+              <w:rPr>
+                <w:rFonts w:ascii="Consolas" w:hAnsi="Consolas"/>
+                <w:sz w:val="19"/>
+              </w:rPr>
+              <w:t>loop-forge</w:t>
+            </w:r>
+            <w:r>
+              <w:rPr>
+                <w:sz w:val="19"/>
+              </w:rPr>
+              <w:t xml:space="preserve"> 技能；或已收敛（判据全过、无新增）</w:t>
             </w:r>
           </w:p>
         </w:tc>
@@ -1477,14 +2077,13 @@
       <w:tr>
         <w:tc>
           <w:tcPr>
-            <w:tcW w:type="dxa" w:w="3744"/>
+            <w:tcW w:type="dxa" w:w="4824"/>
           </w:tcPr>
           <w:p>
             <w:r/>
             <w:r>
               <w:rPr>
-                <w:rFonts w:ascii="微软雅黑" w:hAnsi="微软雅黑" w:eastAsia="微软雅黑"/>
-                <w:sz w:val="20"/>
+                <w:sz w:val="19"/>
               </w:rPr>
               <w:t>开了「对抗」但没看到对抗审段落</w:t>
             </w:r>
@@ -1492,16 +2091,15 @@
         </w:tc>
         <w:tc>
           <w:tcPr>
-            <w:tcW w:type="dxa" w:w="4896"/>
+            <w:tcW w:type="dxa" w:w="4824"/>
           </w:tcPr>
           <w:p>
             <w:r/>
             <w:r>
               <w:rPr>
-                <w:rFonts w:ascii="微软雅黑" w:hAnsi="微软雅黑" w:eastAsia="微软雅黑"/>
-                <w:sz w:val="20"/>
+                <w:sz w:val="19"/>
               </w:rPr>
-              <w:t>该轮没有可审的改动；或已达条数上限；极简单任务会跳过</w:t>
+              <w:t>该轮没有可审的改动；或已达条数上限；极端简单任务会跳过</w:t>
             </w:r>
           </w:p>
         </w:tc>
@@ -1509,31 +2107,42 @@
       <w:tr>
         <w:tc>
           <w:tcPr>
-            <w:tcW w:type="dxa" w:w="3744"/>
+            <w:tcW w:type="dxa" w:w="4824"/>
           </w:tcPr>
           <w:p>
             <w:r/>
             <w:r>
               <w:rPr>
-                <w:rFonts w:ascii="微软雅黑" w:hAnsi="微软雅黑" w:eastAsia="微软雅黑"/>
-                <w:sz w:val="20"/>
+                <w:sz w:val="19"/>
               </w:rPr>
-              <w:t>两套 DSH 同开，控件显示另一套的值</w:t>
+              <w:t>同时装了两套 DSH，控件显示另一套的值</w:t>
             </w:r>
           </w:p>
         </w:tc>
         <w:tc>
           <w:tcPr>
-            <w:tcW w:type="dxa" w:w="4896"/>
+            <w:tcW w:type="dxa" w:w="4824"/>
           </w:tcPr>
           <w:p>
             <w:r/>
             <w:r>
               <w:rPr>
-                <w:rFonts w:ascii="微软雅黑" w:hAnsi="微软雅黑" w:eastAsia="微软雅黑"/>
-                <w:sz w:val="20"/>
+                <w:sz w:val="19"/>
               </w:rPr>
-              <w:t>刚打开、本会话还没被写过时会有几秒「!」，发一条消息或切回窗口即自动认准</w:t>
+              <w:t>刚打开、本会话还没被写过时会有几秒</w:t>
+            </w:r>
+            <w:r>
+              <w:rPr>
+                <w:rFonts w:ascii="Consolas" w:hAnsi="Consolas"/>
+                <w:sz w:val="19"/>
+              </w:rPr>
+              <w:t>!</w:t>
+            </w:r>
+            <w:r>
+              <w:rPr>
+                <w:sz w:val="19"/>
+              </w:rPr>
+              <w:t>状态；发一条消息或切回窗口即自动认准</w:t>
             </w:r>
           </w:p>
         </w:tc>
@@ -1541,14 +2150,13 @@
       <w:tr>
         <w:tc>
           <w:tcPr>
-            <w:tcW w:type="dxa" w:w="3744"/>
+            <w:tcW w:type="dxa" w:w="4824"/>
           </w:tcPr>
           <w:p>
             <w:r/>
             <w:r>
               <w:rPr>
-                <w:rFonts w:ascii="微软雅黑" w:hAnsi="微软雅黑" w:eastAsia="微软雅黑"/>
-                <w:sz w:val="20"/>
+                <w:sz w:val="19"/>
               </w:rPr>
               <w:t>端口被占（三套以上同开）</w:t>
             </w:r>
@@ -1556,51 +2164,100 @@
         </w:tc>
         <w:tc>
           <w:tcPr>
-            <w:tcW w:type="dxa" w:w="4896"/>
+            <w:tcW w:type="dxa" w:w="4824"/>
           </w:tcPr>
           <w:p>
             <w:r/>
             <w:r>
               <w:rPr>
-                <w:rFonts w:ascii="微软雅黑" w:hAnsi="微软雅黑" w:eastAsia="微软雅黑"/>
-                <w:sz w:val="20"/>
+                <w:sz w:val="19"/>
               </w:rPr>
-              <w:t>控件退化为只读（虚线 + 「!」）：本地还能拨，但不同步</w:t>
+              <w:t xml:space="preserve">控件退化为只读（虚线 + </w:t>
+            </w:r>
+            <w:r>
+              <w:rPr>
+                <w:rFonts w:ascii="Consolas" w:hAnsi="Consolas"/>
+                <w:sz w:val="19"/>
+              </w:rPr>
+              <w:t>!</w:t>
+            </w:r>
+            <w:r>
+              <w:rPr>
+                <w:sz w:val="19"/>
+              </w:rPr>
+              <w:t>）：本地还能拨，但不同步</w:t>
+            </w:r>
+          </w:p>
+        </w:tc>
+      </w:tr>
+      <w:tr>
+        <w:tc>
+          <w:tcPr>
+            <w:tcW w:type="dxa" w:w="4824"/>
+          </w:tcPr>
+          <w:p>
+            <w:r/>
+            <w:r>
+              <w:rPr>
+                <w:sz w:val="19"/>
+              </w:rPr>
+              <w:t>怎么卸载</w:t>
+            </w:r>
+          </w:p>
+        </w:tc>
+        <w:tc>
+          <w:tcPr>
+            <w:tcW w:type="dxa" w:w="4824"/>
+          </w:tcPr>
+          <w:p>
+            <w:r/>
+            <w:r>
+              <w:rPr>
+                <w:sz w:val="19"/>
+              </w:rPr>
+              <w:t>见下一节</w:t>
             </w:r>
           </w:p>
         </w:tc>
       </w:tr>
     </w:tbl>
-    <w:p>
-      <w:pPr>
-        <w:spacing w:after="40"/>
-      </w:pPr>
-    </w:p>
+    <w:p/>
     <w:p>
       <w:pPr>
         <w:pStyle w:val="Heading1"/>
       </w:pPr>
       <w:r>
-        <w:rPr>
-          <w:rFonts w:ascii="微软雅黑" w:hAnsi="微软雅黑" w:eastAsia="微软雅黑"/>
-          <w:b/>
-          <w:color w:val="2F2A45"/>
-          <w:sz w:val="32"/>
-        </w:rPr>
         <w:t>七、卸载</w:t>
       </w:r>
     </w:p>
     <w:p>
-      <w:pPr>
-        <w:spacing w:after="120"/>
-      </w:pPr>
       <w:r>
         <w:rPr>
-          <w:rFonts w:ascii="微软雅黑" w:hAnsi="微软雅黑" w:eastAsia="微软雅黑"/>
-          <w:b w:val="0"/>
+          <w:rFonts w:ascii="Consolas" w:hAnsi="Consolas"/>
+          <w:sz w:val="20"/>
+        </w:rPr>
+        <w:t>pwsh -File .\install-profile.ps1 -Uninstall</w:t>
+      </w:r>
+    </w:p>
+    <w:p>
+      <w:r>
+        <w:rPr>
           <w:sz w:val="21"/>
         </w:rPr>
-        <w:t>pwsh -File .\install-profile.ps1 -Uninstall，然后删掉 &lt;DSH_HOME&gt;\storages\calibration.json，重开 DSH。</w:t>
+        <w:t xml:space="preserve">然后删掉 </w:t>
+      </w:r>
+      <w:r>
+        <w:rPr>
+          <w:rFonts w:ascii="Consolas" w:hAnsi="Consolas"/>
+          <w:sz w:val="21"/>
+        </w:rPr>
+        <w:t>&lt;DSH_HOME&gt;\storages\calibration.json</w:t>
+      </w:r>
+      <w:r>
+        <w:rPr>
+          <w:sz w:val="21"/>
+        </w:rPr>
+        <w:t>，重开 DSH。</w:t>
       </w:r>
     </w:p>
     <w:p>
@@ -1608,52 +2265,65 @@
         <w:pStyle w:val="Heading1"/>
       </w:pPr>
       <w:r>
-        <w:rPr>
-          <w:rFonts w:ascii="微软雅黑" w:hAnsi="微软雅黑" w:eastAsia="微软雅黑"/>
-          <w:b/>
-          <w:color w:val="2F2A45"/>
-          <w:sz w:val="32"/>
-        </w:rPr>
         <w:t>八、能做什么、不做什么</w:t>
       </w:r>
     </w:p>
     <w:p>
-      <w:pPr>
-        <w:spacing w:after="120"/>
-      </w:pPr>
       <w:r>
         <w:rPr>
-          <w:rFonts w:ascii="微软雅黑" w:hAnsi="微软雅黑" w:eastAsia="微软雅黑"/>
-          <w:b w:val="0"/>
+          <w:b/>
           <w:sz w:val="21"/>
         </w:rPr>
-        <w:t>能：改模型每轮的工作强度；循环模式下自动多轮打磨；对抗模式下逐条挑毛病并要求给出检查方法。</w:t>
+        <w:t>能</w:t>
+      </w:r>
+      <w:r>
+        <w:rPr>
+          <w:sz w:val="21"/>
+        </w:rPr>
+        <w:t>：改模型每轮的工作强度；循环模式下自动多轮打磨；对抗模式下逐条挑毛病并要求给出检查方法。</w:t>
       </w:r>
     </w:p>
     <w:p>
-      <w:pPr>
-        <w:spacing w:after="120"/>
-      </w:pPr>
       <w:r>
         <w:rPr>
-          <w:rFonts w:ascii="微软雅黑" w:hAnsi="微软雅黑" w:eastAsia="微软雅黑"/>
-          <w:b w:val="0"/>
+          <w:b/>
           <w:sz w:val="21"/>
         </w:rPr>
-        <w:t>不能：保证结果正确、替你做决策、联网查资料。它只调「用力程度」，不是质量保险。</w:t>
+        <w:t>不能</w:t>
+      </w:r>
+      <w:r>
+        <w:rPr>
+          <w:sz w:val="21"/>
+        </w:rPr>
+        <w:t>：保证结果正确、替你做决策、联网查资料。它只调「用力程度」，不是质量保险。</w:t>
       </w:r>
     </w:p>
     <w:p>
-      <w:pPr>
-        <w:spacing w:after="120"/>
-      </w:pPr>
       <w:r>
         <w:rPr>
-          <w:rFonts w:ascii="微软雅黑" w:hAnsi="微软雅黑" w:eastAsia="微软雅黑"/>
-          <w:b w:val="0"/>
+          <w:b/>
           <w:sz w:val="21"/>
         </w:rPr>
-        <w:t>隐私：本地 HTTP 桥只绑 127.0.0.1，没有 token，同机其它进程可以读写——这台机器的信任边界就是你自己。</w:t>
+        <w:t>隐私</w:t>
+      </w:r>
+      <w:r>
+        <w:rPr>
+          <w:sz w:val="21"/>
+        </w:rPr>
+        <w:t xml:space="preserve">：本地 HTTP 桥只绑 </w:t>
+      </w:r>
+      <w:r>
+        <w:rPr>
+          <w:rFonts w:ascii="Consolas" w:hAnsi="Consolas"/>
+          <w:sz w:val="21"/>
+        </w:rPr>
+        <w:t>127.0.0.1</w:t>
+      </w:r>
+      <w:r>
+        <w:rPr>
+          <w:sz w:val="21"/>
+        </w:rPr>
+        <w:t>，没有 token，同机其它进程可以读写——这台机器的信任边界就是你自己。</w:t>
       </w:r>
     </w:p>
     <w:p>
@@ -1661,31 +2331,46 @@
         <w:pStyle w:val="Heading1"/>
       </w:pPr>
       <w:r>
-        <w:rPr>
-          <w:rFonts w:ascii="微软雅黑" w:hAnsi="微软雅黑" w:eastAsia="微软雅黑"/>
-          <w:b/>
-          <w:color w:val="2F2A45"/>
-          <w:sz w:val="32"/>
-        </w:rPr>
-        <w:t>九、版本与反馈</w:t>
+        <w:t>九、版本</w:t>
       </w:r>
     </w:p>
     <w:p>
-      <w:pPr>
-        <w:spacing w:after="120"/>
-      </w:pPr>
       <w:r>
         <w:rPr>
-          <w:rFonts w:ascii="微软雅黑" w:hAnsi="微软雅黑" w:eastAsia="微软雅黑"/>
-          <w:b w:val="0"/>
           <w:sz w:val="21"/>
         </w:rPr>
-        <w:t>当前 2.0.0。变更记录见仓库 CHANGELOG.md，发布说明见 docs/release-notes.md。</w:t>
+        <w:t xml:space="preserve">当前 2.3.0（2026-10-28：思考强度落到「歧义点 / 覆盖轴 / 逆向」三张清单，循环模式同档位映射）。变更记录见仓库 </w:t>
+      </w:r>
+      <w:r>
+        <w:rPr>
+          <w:rFonts w:ascii="Consolas" w:hAnsi="Consolas"/>
+          <w:sz w:val="21"/>
+        </w:rPr>
+        <w:t>CHANGELOG.md</w:t>
+      </w:r>
+      <w:r>
+        <w:rPr>
+          <w:sz w:val="21"/>
+        </w:rPr>
+        <w:t xml:space="preserve">，发布说明见 </w:t>
+      </w:r>
+      <w:r>
+        <w:rPr>
+          <w:rFonts w:ascii="Consolas" w:hAnsi="Consolas"/>
+          <w:sz w:val="21"/>
+        </w:rPr>
+        <w:t>docs/release-notes.md</w:t>
+      </w:r>
+      <w:r>
+        <w:rPr>
+          <w:sz w:val="21"/>
+        </w:rPr>
+        <w:t>。</w:t>
       </w:r>
     </w:p>
     <w:sectPr>
       <w:pgSz w:w="12240" w:h="15840"/>
-      <w:pgMar w:top="1152" w:right="1296" w:bottom="1152" w:left="1296" w:header="720" w:footer="720" w:gutter="0"/>
+      <w:pgMar w:top="1296" w:right="1296" w:bottom="1296" w:left="1296" w:header="720" w:footer="720" w:gutter="0"/>
       <w:cols w:space="720"/>
       <w:docGrid w:linePitch="360"/>
     </w:sectPr>

--- a/docs/使用说明.docx
+++ b/docs/使用说明.docx
@@ -126,7 +126,7 @@
         <w:rPr>
           <w:sz w:val="21"/>
         </w:rPr>
-        <w:t>这条档位条把「用力程度」做成可以随时拨的三档，并把「循环打磨」和「对抗审查」做成可以叠加的两种模式：</w:t>
+        <w:t>这条档位条把「用力程度」做成可以随时拨的三档，并把「循环打磨」「对抗审查」「检索找技能」「派子代理」做成可以叠加的开关：</w:t>
       </w:r>
     </w:p>
     <w:tbl>
@@ -352,6 +352,36 @@
           </w:p>
         </w:tc>
       </w:tr>
+      <w:tr>
+        <w:tc>
+          <w:tcPr>
+            <w:tcW w:type="dxa" w:w="4824"/>
+          </w:tcPr>
+          <w:p>
+            <w:r/>
+            <w:r>
+              <w:rPr>
+                <w:sz w:val="19"/>
+              </w:rPr>
+              <w:t>想让子代理按模块用不同模型、还要有人独立挑刺</w:t>
+            </w:r>
+          </w:p>
+        </w:tc>
+        <w:tc>
+          <w:tcPr>
+            <w:tcW w:type="dxa" w:w="4824"/>
+          </w:tcPr>
+          <w:p>
+            <w:r/>
+            <w:r>
+              <w:rPr>
+                <w:sz w:val="19"/>
+              </w:rPr>
+              <w:t>任意模式 + 代理（效率 / 性能） + 对抗</w:t>
+            </w:r>
+          </w:p>
+        </w:tc>
+      </w:tr>
     </w:tbl>
     <w:p/>
     <w:p>
@@ -368,7 +398,7 @@
           <w:rFonts w:ascii="Consolas" w:hAnsi="Consolas"/>
           <w:sz w:val="20"/>
         </w:rPr>
-        <w:t>思考：  [常规] [严格] [极致]  ‖  [循环]  [对抗]  [检索]</w:t>
+        <w:t>思考：  [常规] [严格] [极致]  ‖  [循环]  [对抗]  [检索]  [代理]</w:t>
       </w:r>
     </w:p>
     <w:p>
@@ -377,7 +407,7 @@
           <w:rFonts w:ascii="Consolas" w:hAnsi="Consolas"/>
           <w:sz w:val="20"/>
         </w:rPr>
-        <w:t>循环：  [轻量] [交付] [极致]  ‖  [循环]亮 [对抗]  [检索]</w:t>
+        <w:t>循环：  [轻量] [交付] [极致]  ‖  [循环]亮 [对抗]  [检索]  [代理]</w:t>
       </w:r>
     </w:p>
     <w:p>
@@ -386,7 +416,16 @@
           <w:rFonts w:ascii="Consolas" w:hAnsi="Consolas"/>
           <w:sz w:val="20"/>
         </w:rPr>
-        <w:t>检索：  [本地] [增量] [全量] ‖  [常规] [严格] [极致] ‖ [循环] [对抗] [检索]亮</w:t>
+        <w:t>检索开：[增量] [全量] ‖ [常规] [严格] [极致] ‖ [循环] [对抗] [检索]亮 [代理]</w:t>
+      </w:r>
+    </w:p>
+    <w:p>
+      <w:r>
+        <w:rPr>
+          <w:rFonts w:ascii="Consolas" w:hAnsi="Consolas"/>
+          <w:sz w:val="20"/>
+        </w:rPr>
+        <w:t>代理开：… [代理]亮 [效率] [性能]      ← 宽屏且检索关；窄屏或检索开时收成一格轮换</w:t>
       </w:r>
     </w:p>
     <w:p>
@@ -423,7 +462,7 @@
           <w:b/>
           <w:sz w:val="21"/>
         </w:rPr>
-        <w:t>可以拨的三个开关</w:t>
+        <w:t>可以拨的四个开关</w:t>
       </w:r>
       <w:r>
         <w:rPr>
@@ -483,7 +522,38 @@
         <w:rPr>
           <w:sz w:val="21"/>
         </w:rPr>
-        <w:t>：叠加开关。打开后最左侧多出「本地 / 增量 / 全量」三格，思考档与循环档都还在；</w:t>
+        <w:t>：叠加开关。打开后最左侧多出「增量 / 全量」两格，思考档与循环档都还在；</w:t>
+      </w:r>
+      <w:r>
+        <w:rPr>
+          <w:b/>
+          <w:sz w:val="21"/>
+        </w:rPr>
+        <w:t>关掉就是不检索，也就是本地行为</w:t>
+      </w:r>
+      <w:r>
+        <w:rPr>
+          <w:sz w:val="21"/>
+        </w:rPr>
+        <w:t>（所以不再单独留一格「本地」）；</w:t>
+      </w:r>
+    </w:p>
+    <w:p>
+      <w:pPr>
+        <w:pStyle w:val="ListBullet"/>
+      </w:pPr>
+      <w:r>
+        <w:rPr>
+          <w:b/>
+          <w:sz w:val="21"/>
+        </w:rPr>
+        <w:t>代理</w:t>
+      </w:r>
+      <w:r>
+        <w:rPr>
+          <w:sz w:val="21"/>
+        </w:rPr>
+        <w:t>：叠加开关。打开后右侧多出「效率 / 性能」两格（窄屏或检索开时收成一格轮换）。关掉就是官方默认：不指定模型、不改白名单。开着时模型会按模块（派活 / 评审 / 对抗 / 检索）自动挑模型，对抗还会强制换一家 provider 来避免「自己审自己」；</w:t>
       </w:r>
     </w:p>
     <w:p>
@@ -501,7 +571,7 @@
         <w:rPr>
           <w:sz w:val="21"/>
         </w:rPr>
-        <w:t>：循环和对抗同时亮起时，左边三格的选中格由绿转橙（红 + 绿 中和），一眼看出这一轮是「边磨边审」；循环开关仍绿、对抗开关仍红，检索常驻天蓝。</w:t>
+        <w:t>：循环和对抗同时亮起时，左边三格的选中格由绿转橙（红 + 绿 中和），一眼看出这一轮是「边磨边审」；循环开关仍绿、对抗开关仍红、检索常驻天蓝、代理常驻紫红。</w:t>
       </w:r>
     </w:p>
     <w:p>
@@ -931,7 +1001,7 @@
           <w:b/>
           <w:sz w:val="21"/>
         </w:rPr>
-        <w:t>检索三档（检索开关）</w:t>
+        <w:t>检索两档（检索开关）</w:t>
       </w:r>
     </w:p>
     <w:tbl>
@@ -989,63 +1059,6 @@
                 <w:sz w:val="19"/>
               </w:rPr>
               <w:t>联网</w:t>
-            </w:r>
-          </w:p>
-        </w:tc>
-      </w:tr>
-      <w:tr>
-        <w:tc>
-          <w:tcPr>
-            <w:tcW w:type="dxa" w:w="3216"/>
-          </w:tcPr>
-          <w:p>
-            <w:r/>
-            <w:r>
-              <w:rPr>
-                <w:sz w:val="19"/>
-              </w:rPr>
-              <w:t>本地</w:t>
-            </w:r>
-          </w:p>
-        </w:tc>
-        <w:tc>
-          <w:tcPr>
-            <w:tcW w:type="dxa" w:w="3216"/>
-          </w:tcPr>
-          <w:p>
-            <w:r/>
-            <w:r>
-              <w:rPr>
-                <w:sz w:val="19"/>
-              </w:rPr>
-              <w:t xml:space="preserve">只用已装技能，命中隐藏技能时会先 </w:t>
-            </w:r>
-            <w:r>
-              <w:rPr>
-                <w:rFonts w:ascii="Consolas" w:hAnsi="Consolas"/>
-                <w:sz w:val="19"/>
-              </w:rPr>
-              <w:t>read</w:t>
-            </w:r>
-            <w:r>
-              <w:rPr>
-                <w:sz w:val="19"/>
-              </w:rPr>
-              <w:t xml:space="preserve"> 它的说明</w:t>
-            </w:r>
-          </w:p>
-        </w:tc>
-        <w:tc>
-          <w:tcPr>
-            <w:tcW w:type="dxa" w:w="3216"/>
-          </w:tcPr>
-          <w:p>
-            <w:r/>
-            <w:r>
-              <w:rPr>
-                <w:sz w:val="19"/>
-              </w:rPr>
-              <w:t>不联网</w:t>
             </w:r>
           </w:p>
         </w:tc>
@@ -1140,6 +1153,34 @@
       </w:tr>
     </w:tbl>
     <w:p/>
+    <w:p>
+      <w:r>
+        <w:rPr>
+          <w:b/>
+          <w:sz w:val="21"/>
+        </w:rPr>
+        <w:t>不检索就是本地</w:t>
+      </w:r>
+      <w:r>
+        <w:rPr>
+          <w:sz w:val="21"/>
+        </w:rPr>
+        <w:t xml:space="preserve">：关掉开关时只用已装技能，命中隐藏技能会先 </w:t>
+      </w:r>
+      <w:r>
+        <w:rPr>
+          <w:rFonts w:ascii="Consolas" w:hAnsi="Consolas"/>
+          <w:sz w:val="21"/>
+        </w:rPr>
+        <w:t>read</w:t>
+      </w:r>
+      <w:r>
+        <w:rPr>
+          <w:sz w:val="21"/>
+        </w:rPr>
+        <w:t xml:space="preserve"> 它的说明。</w:t>
+      </w:r>
+    </w:p>
     <w:p>
       <w:r>
         <w:rPr>
@@ -1292,6 +1333,230 @@
       </w:tr>
     </w:tbl>
     <w:p/>
+    <w:p>
+      <w:r>
+        <w:rPr>
+          <w:b/>
+          <w:sz w:val="21"/>
+        </w:rPr>
+        <w:t>代理与 agent_delegate（v3.1.0）</w:t>
+      </w:r>
+    </w:p>
+    <w:p>
+      <w:r>
+        <w:rPr>
+          <w:sz w:val="21"/>
+        </w:rPr>
+        <w:t xml:space="preserve">官方 </w:t>
+      </w:r>
+      <w:r>
+        <w:rPr>
+          <w:rFonts w:ascii="Consolas" w:hAnsi="Consolas"/>
+          <w:sz w:val="21"/>
+        </w:rPr>
+        <w:t>subagent</w:t>
+      </w:r>
+      <w:r>
+        <w:rPr>
+          <w:sz w:val="21"/>
+        </w:rPr>
+        <w:t xml:space="preserve"> 的模型白名单在</w:t>
+      </w:r>
+      <w:r>
+        <w:rPr>
+          <w:b/>
+          <w:sz w:val="21"/>
+        </w:rPr>
+        <w:t>会话创建时</w:t>
+      </w:r>
+      <w:r>
+        <w:rPr>
+          <w:sz w:val="21"/>
+        </w:rPr>
+        <w:t xml:space="preserve">就定死了，改配置只对新会话生效。所以想让「当前这个对话」就用上你自配的 API，用 </w:t>
+      </w:r>
+      <w:r>
+        <w:rPr>
+          <w:rFonts w:ascii="Consolas" w:hAnsi="Consolas"/>
+          <w:sz w:val="21"/>
+        </w:rPr>
+        <w:t>agent_delegate</w:t>
+      </w:r>
+      <w:r>
+        <w:rPr>
+          <w:sz w:val="21"/>
+        </w:rPr>
+        <w:t>：</w:t>
+      </w:r>
+    </w:p>
+    <w:p>
+      <w:pPr>
+        <w:pStyle w:val="ListBullet"/>
+      </w:pPr>
+      <w:r>
+        <w:rPr>
+          <w:sz w:val="21"/>
+        </w:rPr>
+        <w:t>只需要说清任务和模块（派活 / 评审 / 对抗 / 检索），模型自动挑；</w:t>
+      </w:r>
+    </w:p>
+    <w:p>
+      <w:pPr>
+        <w:pStyle w:val="ListBullet"/>
+      </w:pPr>
+      <w:r>
+        <w:rPr>
+          <w:sz w:val="21"/>
+        </w:rPr>
+        <w:t>也可以点名要哪个模型（provider + model）；</w:t>
+      </w:r>
+    </w:p>
+    <w:p>
+      <w:pPr>
+        <w:pStyle w:val="ListBullet"/>
+      </w:pPr>
+      <w:r>
+        <w:rPr>
+          <w:sz w:val="21"/>
+        </w:rPr>
+        <w:t>它</w:t>
+      </w:r>
+      <w:r>
+        <w:rPr>
+          <w:b/>
+          <w:sz w:val="21"/>
+        </w:rPr>
+        <w:t>不受白名单限制</w:t>
+      </w:r>
+      <w:r>
+        <w:rPr>
+          <w:sz w:val="21"/>
+        </w:rPr>
+        <w:t>，代价是没有额度护栏——批量跑之前先估一下成本。</w:t>
+      </w:r>
+    </w:p>
+    <w:p>
+      <w:pPr>
+        <w:pStyle w:val="ListBullet"/>
+      </w:pPr>
+      <w:r>
+        <w:rPr>
+          <w:b/>
+          <w:sz w:val="21"/>
+        </w:rPr>
+        <w:t>自配 API 出意外会自动回退</w:t>
+      </w:r>
+      <w:r>
+        <w:rPr>
+          <w:sz w:val="21"/>
+        </w:rPr>
+        <w:t>：预检或启动失败时会换官方 deepseek 模型重试一次，返回第一句就是「⚠️ 已回退」，告诉你是谁不可用、退到了哪。</w:t>
+      </w:r>
+    </w:p>
+    <w:p>
+      <w:pPr>
+        <w:pStyle w:val="ListBullet"/>
+      </w:pPr>
+      <w:r>
+        <w:rPr>
+          <w:sz w:val="21"/>
+        </w:rPr>
+        <w:t>还能选运行时：</w:t>
+      </w:r>
+      <w:r>
+        <w:rPr>
+          <w:rFonts w:ascii="Consolas" w:hAnsi="Consolas"/>
+          <w:sz w:val="21"/>
+        </w:rPr>
+        <w:t>spawn</w:t>
+      </w:r>
+      <w:r>
+        <w:rPr>
+          <w:sz w:val="21"/>
+        </w:rPr>
+        <w:t xml:space="preserve">（默认，能换模型）/ </w:t>
+      </w:r>
+      <w:r>
+        <w:rPr>
+          <w:rFonts w:ascii="Consolas" w:hAnsi="Consolas"/>
+          <w:sz w:val="21"/>
+        </w:rPr>
+        <w:t>claude-code</w:t>
+      </w:r>
+      <w:r>
+        <w:rPr>
+          <w:sz w:val="21"/>
+        </w:rPr>
+        <w:t xml:space="preserve"> / </w:t>
+      </w:r>
+      <w:r>
+        <w:rPr>
+          <w:rFonts w:ascii="Consolas" w:hAnsi="Consolas"/>
+          <w:sz w:val="21"/>
+        </w:rPr>
+        <w:t>codex</w:t>
+      </w:r>
+      <w:r>
+        <w:rPr>
+          <w:sz w:val="21"/>
+        </w:rPr>
+        <w:t>（用它们各自的 CLI 与登录态，模型由 CLI 配置决定，不能在这里切）。</w:t>
+      </w:r>
+    </w:p>
+    <w:p>
+      <w:r>
+        <w:rPr>
+          <w:b/>
+          <w:sz w:val="21"/>
+        </w:rPr>
+        <w:t>对抗 v2（2026-10-28 起）</w:t>
+      </w:r>
+      <w:r>
+        <w:rPr>
+          <w:sz w:val="21"/>
+        </w:rPr>
+        <w:t>：代理开着时，对抗由</w:t>
+      </w:r>
+      <w:r>
+        <w:rPr>
+          <w:b/>
+          <w:sz w:val="21"/>
+        </w:rPr>
+        <w:t>另一个模型</w:t>
+      </w:r>
+      <w:r>
+        <w:rPr>
+          <w:sz w:val="21"/>
+        </w:rPr>
+        <w:t>在</w:t>
+      </w:r>
+      <w:r>
+        <w:rPr>
+          <w:b/>
+          <w:sz w:val="21"/>
+        </w:rPr>
+        <w:t>独立会话</w:t>
+      </w:r>
+      <w:r>
+        <w:rPr>
+          <w:sz w:val="21"/>
+        </w:rPr>
+        <w:t>里做，只看你的需求和产物文件，不看主模型怎么想；报告里会写「审者模型 / 隔离度」。查三件事：来源靠不靠谱（权威性）、数字引用有没有出处（真实性，会用工具机械核对文件行号与域名）、还有没有没覆盖到的坏场景（全面性）。</w:t>
+      </w:r>
+      <w:r>
+        <w:rPr>
+          <w:b/>
+          <w:sz w:val="21"/>
+        </w:rPr>
+        <w:t>代理关着就退回主模型自审，报告会标「隔离度：低」</w:t>
+      </w:r>
+      <w:r>
+        <w:rPr>
+          <w:sz w:val="21"/>
+        </w:rPr>
+        <w:t>——别把自审当隔离审。</w:t>
+      </w:r>
+    </w:p>
     <w:p>
       <w:r>
         <w:rPr>

--- a/docs/使用说明.docx
+++ b/docs/使用说明.docx
@@ -26,14 +26,14 @@
           <w:color w:val="5A5568"/>
           <w:sz w:val="22"/>
         </w:rPr>
-        <w:t>四种模式 + 三个强度档</w:t>
+        <w:t>五种模式（思考 / 循环 / 对抗 / 检索 / 代理）+ 三个强度档</w:t>
       </w:r>
       <w:r>
         <w:rPr>
           <w:color w:val="5A5568"/>
           <w:sz w:val="22"/>
         </w:rPr>
-        <w:t>，用来控制模型「动手前问多深、交付后磨几轮、要不要额外再审一遍、要不要去找技能」。</w:t>
+        <w:t>，用来控制模型「动手前问多深、交付后磨几轮、要不要额外再审一遍、要不要去找技能、要不要把活派给子代理并换模型」。</w:t>
       </w:r>
     </w:p>
     <w:p>
@@ -42,7 +42,22 @@
           <w:color w:val="7A7488"/>
           <w:sz w:val="18"/>
         </w:rPr>
-        <w:t>版本：2.3.0（简称 CT）　适用：DSH Desktop / DSH NEXT（带 Web 客户端插件支持的版本）</w:t>
+        <w:t xml:space="preserve">版本：3.2.3（简称 CT，包名 </w:t>
+      </w:r>
+      <w:r>
+        <w:rPr>
+          <w:rFonts w:ascii="Consolas" w:hAnsi="Consolas"/>
+          <w:color w:val="7A7488"/>
+          <w:sz w:val="18"/>
+        </w:rPr>
+        <w:t>dsh-calibration-tier</w:t>
+      </w:r>
+      <w:r>
+        <w:rPr>
+          <w:color w:val="7A7488"/>
+          <w:sz w:val="18"/>
+        </w:rPr>
+        <w:t>）　适用：DSH Desktop / DSH NEXT（带 Web 客户端插件支持的版本）</w:t>
       </w:r>
     </w:p>
     <w:p>
@@ -582,6 +597,198 @@
         <w:t>按钮上没有悬停解释（2026-10-24 起只留按钮本体）。忘了就看这张表。</w:t>
       </w:r>
     </w:p>
+    <w:p>
+      <w:r>
+        <w:rPr>
+          <w:b/>
+          <w:sz w:val="21"/>
+        </w:rPr>
+        <w:t>代理两档（代理开关）</w:t>
+      </w:r>
+    </w:p>
+    <w:tbl>
+      <w:tblPr>
+        <w:tblStyle w:val="TableGrid"/>
+        <w:tblW w:type="auto" w:w="0"/>
+        <w:jc w:val="left"/>
+        <w:tblLook w:firstColumn="1" w:firstRow="1" w:lastColumn="0" w:lastRow="0" w:noHBand="0" w:noVBand="1" w:val="04A0"/>
+      </w:tblPr>
+      <w:tblGrid>
+        <w:gridCol w:w="4824"/>
+        <w:gridCol w:w="4824"/>
+      </w:tblGrid>
+      <w:tr>
+        <w:tc>
+          <w:tcPr>
+            <w:tcW w:type="dxa" w:w="4824"/>
+          </w:tcPr>
+          <w:p>
+            <w:r/>
+            <w:r>
+              <w:rPr>
+                <w:b/>
+                <w:sz w:val="19"/>
+              </w:rPr>
+              <w:t>档</w:t>
+            </w:r>
+          </w:p>
+        </w:tc>
+        <w:tc>
+          <w:tcPr>
+            <w:tcW w:type="dxa" w:w="4824"/>
+          </w:tcPr>
+          <w:p>
+            <w:r/>
+            <w:r>
+              <w:rPr>
+                <w:b/>
+                <w:sz w:val="19"/>
+              </w:rPr>
+              <w:t>怎么挑模型</w:t>
+            </w:r>
+          </w:p>
+        </w:tc>
+      </w:tr>
+      <w:tr>
+        <w:tc>
+          <w:tcPr>
+            <w:tcW w:type="dxa" w:w="4824"/>
+          </w:tcPr>
+          <w:p>
+            <w:r/>
+            <w:r>
+              <w:rPr>
+                <w:sz w:val="19"/>
+              </w:rPr>
+              <w:t>效率（默认）</w:t>
+            </w:r>
+          </w:p>
+        </w:tc>
+        <w:tc>
+          <w:tcPr>
+            <w:tcW w:type="dxa" w:w="4824"/>
+          </w:tcPr>
+          <w:p>
+            <w:r/>
+            <w:r>
+              <w:rPr>
+                <w:sz w:val="19"/>
+              </w:rPr>
+              <w:t>只在低成本池里挑。池里可能包含免费线（</w:t>
+            </w:r>
+            <w:r>
+              <w:rPr>
+                <w:rFonts w:ascii="Consolas" w:hAnsi="Consolas"/>
+                <w:sz w:val="19"/>
+              </w:rPr>
+              <w:t>buddy</w:t>
+            </w:r>
+            <w:r>
+              <w:rPr>
+                <w:sz w:val="19"/>
+              </w:rPr>
+              <w:t xml:space="preserve"> / </w:t>
+            </w:r>
+            <w:r>
+              <w:rPr>
+                <w:rFonts w:ascii="Consolas" w:hAnsi="Consolas"/>
+                <w:sz w:val="19"/>
+              </w:rPr>
+              <w:t>workbuddy</w:t>
+            </w:r>
+            <w:r>
+              <w:rPr>
+                <w:sz w:val="19"/>
+              </w:rPr>
+              <w:t xml:space="preserve"> 这类），</w:t>
+            </w:r>
+            <w:r>
+              <w:rPr>
+                <w:b/>
+                <w:sz w:val="19"/>
+              </w:rPr>
+              <w:t>免费线不稳时会静默失败</w:t>
+            </w:r>
+            <w:r>
+              <w:rPr>
+                <w:sz w:val="19"/>
+              </w:rPr>
+              <w:t xml:space="preserve">——收到 </w:t>
+            </w:r>
+            <w:r>
+              <w:rPr>
+                <w:rFonts w:ascii="Consolas" w:hAnsi="Consolas"/>
+                <w:sz w:val="19"/>
+              </w:rPr>
+              <w:t>failed</w:t>
+            </w:r>
+            <w:r>
+              <w:rPr>
+                <w:sz w:val="19"/>
+              </w:rPr>
+              <w:t xml:space="preserve"> 通知就按返回的 </w:t>
+            </w:r>
+            <w:r>
+              <w:rPr>
+                <w:rFonts w:ascii="Consolas" w:hAnsi="Consolas"/>
+                <w:sz w:val="19"/>
+              </w:rPr>
+              <w:t>fallbackRoute</w:t>
+            </w:r>
+            <w:r>
+              <w:rPr>
+                <w:sz w:val="19"/>
+              </w:rPr>
+              <w:t xml:space="preserve"> 重派一次。3.2.3 起：</w:t>
+            </w:r>
+            <w:r>
+              <w:rPr>
+                <w:b/>
+                <w:sz w:val="19"/>
+              </w:rPr>
+              <w:t>同分时免费线排在官方/自配之后</w:t>
+            </w:r>
+            <w:r>
+              <w:rPr>
+                <w:sz w:val="19"/>
+              </w:rPr>
+              <w:t>（能力分更高照样能选中；手动点名不受影响）</w:t>
+            </w:r>
+          </w:p>
+        </w:tc>
+      </w:tr>
+      <w:tr>
+        <w:tc>
+          <w:tcPr>
+            <w:tcW w:type="dxa" w:w="4824"/>
+          </w:tcPr>
+          <w:p>
+            <w:r/>
+            <w:r>
+              <w:rPr>
+                <w:sz w:val="19"/>
+              </w:rPr>
+              <w:t>性能</w:t>
+            </w:r>
+          </w:p>
+        </w:tc>
+        <w:tc>
+          <w:tcPr>
+            <w:tcW w:type="dxa" w:w="4824"/>
+          </w:tcPr>
+          <w:p>
+            <w:r/>
+            <w:r>
+              <w:rPr>
+                <w:sz w:val="19"/>
+              </w:rPr>
+              <w:t>全池按领域匹配度挑，自配 API 排前面；挑不到就沿效率档 → 主模型自审降级</w:t>
+            </w:r>
+          </w:p>
+        </w:tc>
+      </w:tr>
+    </w:tbl>
+    <w:p/>
     <w:p>
       <w:r>
         <w:rPr>
@@ -1339,7 +1546,7 @@
           <w:b/>
           <w:sz w:val="21"/>
         </w:rPr>
-        <w:t>代理与 agent_delegate（v3.1.0）</w:t>
+        <w:t>代理与 agent_delegate（v3.1.0 起，v3.2.2 补齐运行期兜底）</w:t>
       </w:r>
     </w:p>
     <w:p>
@@ -1444,13 +1651,101 @@
           <w:b/>
           <w:sz w:val="21"/>
         </w:rPr>
-        <w:t>自配 API 出意外会自动回退</w:t>
+        <w:t>启动期失败会自动回退</w:t>
       </w:r>
       <w:r>
         <w:rPr>
           <w:sz w:val="21"/>
         </w:rPr>
-        <w:t>：预检或启动失败时会换官方 deepseek 模型重试一次，返回第一句就是「⚠️ 已回退」，告诉你是谁不可用、退到了哪。</w:t>
+        <w:t>：预检或启动失败时换官方 deepseek 模型重试一次，返回第一句就是「⚠️ 已回退」，告诉你是谁不可用、退到了哪。</w:t>
+      </w:r>
+    </w:p>
+    <w:p>
+      <w:pPr>
+        <w:pStyle w:val="ListBullet"/>
+      </w:pPr>
+      <w:r>
+        <w:rPr>
+          <w:b/>
+          <w:sz w:val="21"/>
+        </w:rPr>
+        <w:t>运行期失败要自己重派</w:t>
+      </w:r>
+      <w:r>
+        <w:rPr>
+          <w:sz w:val="21"/>
+        </w:rPr>
+        <w:t xml:space="preserve">：子代理启动成功、跑一半挂掉（例如 </w:t>
+      </w:r>
+      <w:r>
+        <w:rPr>
+          <w:rFonts w:ascii="Consolas" w:hAnsi="Consolas"/>
+          <w:sz w:val="21"/>
+        </w:rPr>
+        <w:t>404 page not found</w:t>
+      </w:r>
+      <w:r>
+        <w:rPr>
+          <w:sz w:val="21"/>
+        </w:rPr>
+        <w:t xml:space="preserve">、额度用尽），工具没法自己等异步结果，所以返回里带 </w:t>
+      </w:r>
+      <w:r>
+        <w:rPr>
+          <w:rFonts w:ascii="Consolas" w:hAnsi="Consolas"/>
+          <w:sz w:val="21"/>
+        </w:rPr>
+        <w:t>fallbackRoute</w:t>
+      </w:r>
+      <w:r>
+        <w:rPr>
+          <w:sz w:val="21"/>
+        </w:rPr>
+        <w:t xml:space="preserve">（官方兜底 route）。收到 </w:t>
+      </w:r>
+      <w:r>
+        <w:rPr>
+          <w:rFonts w:ascii="Consolas" w:hAnsi="Consolas"/>
+          <w:sz w:val="21"/>
+        </w:rPr>
+        <w:t>failed</w:t>
+      </w:r>
+      <w:r>
+        <w:rPr>
+          <w:sz w:val="21"/>
+        </w:rPr>
+        <w:t xml:space="preserve"> 通知时，主模型会用 </w:t>
+      </w:r>
+      <w:r>
+        <w:rPr>
+          <w:rFonts w:ascii="Consolas" w:hAnsi="Consolas"/>
+          <w:sz w:val="21"/>
+        </w:rPr>
+        <w:t>provider=…&amp;model=…</w:t>
+      </w:r>
+      <w:r>
+        <w:rPr>
+          <w:sz w:val="21"/>
+        </w:rPr>
+        <w:t xml:space="preserve"> 重派一次并告诉你「自配失败，已用官方兜底」。</w:t>
+      </w:r>
+    </w:p>
+    <w:p>
+      <w:pPr>
+        <w:pStyle w:val="ListBullet"/>
+      </w:pPr>
+      <w:r>
+        <w:rPr>
+          <w:b/>
+          <w:sz w:val="21"/>
+        </w:rPr>
+        <w:t>推理等级只在模型声明了才传</w:t>
+      </w:r>
+      <w:r>
+        <w:rPr>
+          <w:sz w:val="21"/>
+        </w:rPr>
+        <w:t>：性能档取该模型声明的最高档、效率档取默认档；没声明就一个都不传（v3.2.1 起，避免把「没声明 efforts」误判成「不可用」）。</w:t>
       </w:r>
     </w:p>
     <w:p>
@@ -1740,7 +2035,7 @@
           <w:rFonts w:ascii="Consolas" w:hAnsi="Consolas"/>
           <w:sz w:val="21"/>
         </w:rPr>
-        <w:t>@local/dsh-calibration-tier</w:t>
+        <w:t>dsh-calibration-tier</w:t>
       </w:r>
       <w:r>
         <w:rPr>
@@ -1956,7 +2251,7 @@
               <w:rPr>
                 <w:sz w:val="19"/>
               </w:rPr>
-              <w:t>三张清单）+ 对抗开关 + 检索开关与口径</w:t>
+              <w:t>三张清单）+ 对抗开关 + 检索开关与口径 + 代理开关与路由计划</w:t>
             </w:r>
           </w:p>
         </w:tc>
@@ -1988,6 +2283,37 @@
                 <w:sz w:val="19"/>
               </w:rPr>
               <w:t>循环模式返回打磨档（轻量/交付/极致）+ 轮次 + 同档位思考强度 + 对抗 / 检索开关状态</w:t>
+            </w:r>
+          </w:p>
+        </w:tc>
+      </w:tr>
+      <w:tr>
+        <w:tc>
+          <w:tcPr>
+            <w:tcW w:type="dxa" w:w="4824"/>
+          </w:tcPr>
+          <w:p>
+            <w:r/>
+            <w:r>
+              <w:rPr>
+                <w:rFonts w:ascii="Consolas" w:hAnsi="Consolas"/>
+                <w:sz w:val="19"/>
+              </w:rPr>
+              <w:t>verify_claims</w:t>
+            </w:r>
+          </w:p>
+        </w:tc>
+        <w:tc>
+          <w:tcPr>
+            <w:tcW w:type="dxa" w:w="4824"/>
+          </w:tcPr>
+          <w:p>
+            <w:r/>
+            <w:r>
+              <w:rPr>
+                <w:sz w:val="19"/>
+              </w:rPr>
+              <w:t>机械核对「断言 ↔ 来源」：文件行号与数字/引号短语是否对得上、URL 域名分级；只证明「有对应源」，不证明源本身真实（只读、纯本地）</w:t>
             </w:r>
           </w:p>
         </w:tc>
@@ -2604,7 +2930,72 @@
         <w:rPr>
           <w:sz w:val="21"/>
         </w:rPr>
-        <w:t xml:space="preserve">当前 2.3.0（2026-10-28：思考强度落到「歧义点 / 覆盖轴 / 逆向」三张清单，循环模式同档位映射）。变更记录见仓库 </w:t>
+        <w:t xml:space="preserve">当前 3.2.3（2026-10-28：效率档不再让免费线在同分时抢走自动挑模型；3.2.2 修自配 Anthropic 的 </w:t>
+      </w:r>
+      <w:r>
+        <w:rPr>
+          <w:rFonts w:ascii="Consolas" w:hAnsi="Consolas"/>
+          <w:sz w:val="21"/>
+        </w:rPr>
+        <w:t>baseURL</w:t>
+      </w:r>
+      <w:r>
+        <w:rPr>
+          <w:sz w:val="21"/>
+        </w:rPr>
+        <w:t xml:space="preserve"> 双 </w:t>
+      </w:r>
+      <w:r>
+        <w:rPr>
+          <w:rFonts w:ascii="Consolas" w:hAnsi="Consolas"/>
+          <w:sz w:val="21"/>
+        </w:rPr>
+        <w:t>/v1</w:t>
+      </w:r>
+      <w:r>
+        <w:rPr>
+          <w:sz w:val="21"/>
+        </w:rPr>
+        <w:t xml:space="preserve">（运行期 404）并给 </w:t>
+      </w:r>
+      <w:r>
+        <w:rPr>
+          <w:rFonts w:ascii="Consolas" w:hAnsi="Consolas"/>
+          <w:sz w:val="21"/>
+        </w:rPr>
+        <w:t>agent_delegate</w:t>
+      </w:r>
+      <w:r>
+        <w:rPr>
+          <w:sz w:val="21"/>
+        </w:rPr>
+        <w:t xml:space="preserve"> 补 </w:t>
+      </w:r>
+      <w:r>
+        <w:rPr>
+          <w:rFonts w:ascii="Consolas" w:hAnsi="Consolas"/>
+          <w:sz w:val="21"/>
+        </w:rPr>
+        <w:t>fallbackRoute</w:t>
+      </w:r>
+      <w:r>
+        <w:rPr>
+          <w:sz w:val="21"/>
+        </w:rPr>
+        <w:t xml:space="preserve"> 运行期兜底；3.2.1 推理等级不再硬编码、包名转公开 </w:t>
+      </w:r>
+      <w:r>
+        <w:rPr>
+          <w:rFonts w:ascii="Consolas" w:hAnsi="Consolas"/>
+          <w:sz w:val="21"/>
+        </w:rPr>
+        <w:t>dsh-calibration-tier</w:t>
+      </w:r>
+      <w:r>
+        <w:rPr>
+          <w:sz w:val="21"/>
+        </w:rPr>
+        <w:t xml:space="preserve">）。变更记录见仓库 </w:t>
       </w:r>
       <w:r>
         <w:rPr>

--- a/docs/使用说明.docx
+++ b/docs/使用说明.docx
@@ -42,7 +42,7 @@
           <w:color w:val="7A7488"/>
           <w:sz w:val="18"/>
         </w:rPr>
-        <w:t xml:space="preserve">版本：3.2.3（简称 CT，包名 </w:t>
+        <w:t xml:space="preserve">版本：3.3.0（简称 CT，包名 </w:t>
       </w:r>
       <w:r>
         <w:rPr>
@@ -752,7 +752,33 @@
               <w:rPr>
                 <w:sz w:val="19"/>
               </w:rPr>
-              <w:t>（能力分更高照样能选中；手动点名不受影响）</w:t>
+              <w:t>（能力分更高照样能选中；手动点名不受影响）。名单可改：</w:t>
+            </w:r>
+            <w:r>
+              <w:rPr>
+                <w:rFonts w:ascii="Consolas" w:hAnsi="Consolas"/>
+                <w:sz w:val="19"/>
+              </w:rPr>
+              <w:t>calibration-models.json</w:t>
+            </w:r>
+            <w:r>
+              <w:rPr>
+                <w:sz w:val="19"/>
+              </w:rPr>
+              <w:t xml:space="preserve"> 顶层写 </w:t>
+            </w:r>
+            <w:r>
+              <w:rPr>
+                <w:rFonts w:ascii="Consolas" w:hAnsi="Consolas"/>
+                <w:sz w:val="19"/>
+              </w:rPr>
+              <w:t>{ "providers": { "buddy": false, "my-free-channel": true } }</w:t>
+            </w:r>
+            <w:r>
+              <w:rPr>
+                <w:sz w:val="19"/>
+              </w:rPr>
+              <w:t>，下一个请求就生效</w:t>
             </w:r>
           </w:p>
         </w:tc>
@@ -2489,6 +2515,76 @@
           <w:b/>
           <w:sz w:val="21"/>
         </w:rPr>
+        <w:t>能力分与免费线名单可覆盖</w:t>
+      </w:r>
+      <w:r>
+        <w:rPr>
+          <w:sz w:val="21"/>
+        </w:rPr>
+        <w:t>：</w:t>
+      </w:r>
+      <w:r>
+        <w:rPr>
+          <w:rFonts w:ascii="Consolas" w:hAnsi="Consolas"/>
+          <w:sz w:val="21"/>
+        </w:rPr>
+        <w:t>&lt;DSH_HOME&gt;\storages\calibration-models.json</w:t>
+      </w:r>
+      <w:r>
+        <w:rPr>
+          <w:sz w:val="21"/>
+        </w:rPr>
+        <w:t xml:space="preserve"> —— </w:t>
+      </w:r>
+      <w:r>
+        <w:rPr>
+          <w:rFonts w:ascii="Consolas" w:hAnsi="Consolas"/>
+          <w:sz w:val="21"/>
+        </w:rPr>
+        <w:t>{ "models": { "provider/model": { "code": 9, "free": false } }, "providers": { "buddy": false } }</w:t>
+      </w:r>
+      <w:r>
+        <w:rPr>
+          <w:sz w:val="21"/>
+        </w:rPr>
+        <w:t xml:space="preserve">；单项 </w:t>
+      </w:r>
+      <w:r>
+        <w:rPr>
+          <w:rFonts w:ascii="Consolas" w:hAnsi="Consolas"/>
+          <w:sz w:val="21"/>
+        </w:rPr>
+        <w:t>free</w:t>
+      </w:r>
+      <w:r>
+        <w:rPr>
+          <w:sz w:val="21"/>
+        </w:rPr>
+        <w:t xml:space="preserve"> 优先于 </w:t>
+      </w:r>
+      <w:r>
+        <w:rPr>
+          <w:rFonts w:ascii="Consolas" w:hAnsi="Consolas"/>
+          <w:sz w:val="21"/>
+        </w:rPr>
+        <w:t>providers</w:t>
+      </w:r>
+      <w:r>
+        <w:rPr>
+          <w:sz w:val="21"/>
+        </w:rPr>
+        <w:t xml:space="preserve"> 名单，改完下一个请求生效（不用重启）。</w:t>
+      </w:r>
+    </w:p>
+    <w:p>
+      <w:pPr>
+        <w:pStyle w:val="ListBullet"/>
+      </w:pPr>
+      <w:r>
+        <w:rPr>
+          <w:b/>
+          <w:sz w:val="21"/>
+        </w:rPr>
         <w:t>离线也能用</w:t>
       </w:r>
       <w:r>
@@ -2930,7 +3026,7 @@
         <w:rPr>
           <w:sz w:val="21"/>
         </w:rPr>
-        <w:t xml:space="preserve">当前 3.2.3（2026-10-28：效率档不再让免费线在同分时抢走自动挑模型；3.2.2 修自配 Anthropic 的 </w:t>
+        <w:t xml:space="preserve">当前 3.3.0（2026-10-28：免费线名单改为配置文件可增删，不再写死在代码里；3.2.3 效率档不再让免费线在同分时抢走自动挑模型；3.2.2 修自配 Anthropic 的 </w:t>
       </w:r>
       <w:r>
         <w:rPr>
@@ -2956,20 +3052,7 @@
         <w:rPr>
           <w:sz w:val="21"/>
         </w:rPr>
-        <w:t xml:space="preserve">（运行期 404）并给 </w:t>
-      </w:r>
-      <w:r>
-        <w:rPr>
-          <w:rFonts w:ascii="Consolas" w:hAnsi="Consolas"/>
-          <w:sz w:val="21"/>
-        </w:rPr>
-        <w:t>agent_delegate</w:t>
-      </w:r>
-      <w:r>
-        <w:rPr>
-          <w:sz w:val="21"/>
-        </w:rPr>
-        <w:t xml:space="preserve"> 补 </w:t>
+        <w:t xml:space="preserve">（运行期 404）并补 </w:t>
       </w:r>
       <w:r>
         <w:rPr>

--- a/docs/使用说明.docx
+++ b/docs/使用说明.docx
@@ -42,7 +42,7 @@
           <w:color w:val="7A7488"/>
           <w:sz w:val="18"/>
         </w:rPr>
-        <w:t xml:space="preserve">版本：3.3.0（简称 CT，包名 </w:t>
+        <w:t xml:space="preserve">版本：3.5.0（简称 CT，包名 </w:t>
       </w:r>
       <w:r>
         <w:rPr>
@@ -141,7 +141,7 @@
         <w:rPr>
           <w:sz w:val="21"/>
         </w:rPr>
-        <w:t>这条档位条把「用力程度」做成可以随时拨的三档，并把「循环打磨」「对抗审查」「检索找技能」「派子代理」做成可以叠加的开关：</w:t>
+        <w:t>这条档位条把「用力程度」做成可以随时拨的三档，并把「循环打磨」「对抗审查」「检索找技能」「派子代理」做成可叠加的开关：</w:t>
       </w:r>
     </w:p>
     <w:tbl>
@@ -362,7 +362,7 @@
               <w:rPr>
                 <w:sz w:val="19"/>
               </w:rPr>
-              <w:t>任意模式 + 检索（增量 / 全量）</w:t>
+              <w:t>任意模式 + 检索格点到「增量 / 全量」</w:t>
             </w:r>
           </w:p>
         </w:tc>
@@ -392,7 +392,7 @@
               <w:rPr>
                 <w:sz w:val="19"/>
               </w:rPr>
-              <w:t>任意模式 + 代理（效率 / 性能） + 对抗</w:t>
+              <w:t>任意模式 + 代理格点到「效率 / 性能」 + 对抗</w:t>
             </w:r>
           </w:p>
         </w:tc>
@@ -413,7 +413,7 @@
           <w:rFonts w:ascii="Consolas" w:hAnsi="Consolas"/>
           <w:sz w:val="20"/>
         </w:rPr>
-        <w:t>思考：  [常规] [严格] [极致]  ‖  [循环]  [对抗]  [检索]  [代理]</w:t>
+        <w:t>思考：  [常规] [严格] [极致] ‖ [循环] [对抗] ‖ [本地] [默认]</w:t>
       </w:r>
     </w:p>
     <w:p>
@@ -422,25 +422,7 @@
           <w:rFonts w:ascii="Consolas" w:hAnsi="Consolas"/>
           <w:sz w:val="20"/>
         </w:rPr>
-        <w:t>循环：  [轻量] [交付] [极致]  ‖  [循环]亮 [对抗]  [检索]  [代理]</w:t>
-      </w:r>
-    </w:p>
-    <w:p>
-      <w:r>
-        <w:rPr>
-          <w:rFonts w:ascii="Consolas" w:hAnsi="Consolas"/>
-          <w:sz w:val="20"/>
-        </w:rPr>
-        <w:t>检索开：[增量] [全量] ‖ [常规] [严格] [极致] ‖ [循环] [对抗] [检索]亮 [代理]</w:t>
-      </w:r>
-    </w:p>
-    <w:p>
-      <w:r>
-        <w:rPr>
-          <w:rFonts w:ascii="Consolas" w:hAnsi="Consolas"/>
-          <w:sz w:val="20"/>
-        </w:rPr>
-        <w:t>代理开：… [代理]亮 [效率] [性能]      ← 宽屏且检索关；窄屏或检索开时收成一格轮换</w:t>
+        <w:t>循环：  [轻量] [交付] [极致] ‖ [循环]亮 [对抗] ‖ [本地] [默认]</w:t>
       </w:r>
     </w:p>
     <w:p>
@@ -450,6 +432,24 @@
           <w:sz w:val="20"/>
         </w:rPr>
         <w:t>循环+对抗：[轻量] [交付] [极致]橙 ‖ [循环]亮 [对抗]亮</w:t>
+      </w:r>
+    </w:p>
+    <w:p>
+      <w:r>
+        <w:rPr>
+          <w:rFonts w:ascii="Consolas" w:hAnsi="Consolas"/>
+          <w:sz w:val="20"/>
+        </w:rPr>
+        <w:t>检索格：点一下 本地 → 增量 → 全量 → 本地 …（末尾第一格，v3.5.0）</w:t>
+      </w:r>
+    </w:p>
+    <w:p>
+      <w:r>
+        <w:rPr>
+          <w:rFonts w:ascii="Consolas" w:hAnsi="Consolas"/>
+          <w:sz w:val="20"/>
+        </w:rPr>
+        <w:t>代理格：点一下 默认 → 效率 → 性能 → 默认 …（末尾第二格，v3.5.0）</w:t>
       </w:r>
     </w:p>
     <w:p>
@@ -470,14 +470,14 @@
         <w:rPr>
           <w:sz w:val="21"/>
         </w:rPr>
-        <w:t>，右边是</w:t>
+        <w:t>，中间两个开关，</w:t>
       </w:r>
       <w:r>
         <w:rPr>
           <w:b/>
           <w:sz w:val="21"/>
         </w:rPr>
-        <w:t>可以拨的四个开关</w:t>
+        <w:t>末尾两个可以点着轮换的格子</w:t>
       </w:r>
       <w:r>
         <w:rPr>
@@ -537,20 +537,20 @@
         <w:rPr>
           <w:sz w:val="21"/>
         </w:rPr>
-        <w:t>：叠加开关。打开后最左侧多出「增量 / 全量」两格，思考档与循环档都还在；</w:t>
+        <w:t xml:space="preserve">：末尾第一个格子，点一下 </w:t>
       </w:r>
       <w:r>
         <w:rPr>
           <w:b/>
           <w:sz w:val="21"/>
         </w:rPr>
-        <w:t>关掉就是不检索，也就是本地行为</w:t>
+        <w:t>本地 → 增量 → 全量 → 本地</w:t>
       </w:r>
       <w:r>
         <w:rPr>
           <w:sz w:val="21"/>
         </w:rPr>
-        <w:t>（所以不再单独留一格「本地」）；</w:t>
+        <w:t>。「本地」= 不联网检索、只用已装技能（也就是这个开关的关），所以没有再单独一个开关格；</w:t>
       </w:r>
     </w:p>
     <w:p>
@@ -568,7 +568,51 @@
         <w:rPr>
           <w:sz w:val="21"/>
         </w:rPr>
-        <w:t>：叠加开关。打开后右侧多出「效率 / 性能」两格（窄屏或检索开时收成一格轮换）。关掉就是官方默认：不指定模型、不改白名单。开着时模型会按模块（派活 / 评审 / 对抗 / 检索）自动挑模型，对抗还会强制换一家 provider 来避免「自己审自己」；</w:t>
+        <w:t>：</w:t>
+      </w:r>
+      <w:r>
+        <w:rPr>
+          <w:b/>
+          <w:sz w:val="21"/>
+        </w:rPr>
+        <w:t>强化</w:t>
+      </w:r>
+      <w:r>
+        <w:rPr>
+          <w:sz w:val="21"/>
+        </w:rPr>
+        <w:t xml:space="preserve">开关。末尾第二个格子，点一下 </w:t>
+      </w:r>
+      <w:r>
+        <w:rPr>
+          <w:b/>
+          <w:sz w:val="21"/>
+        </w:rPr>
+        <w:t>默认 → 效率 → 性能 → 默认</w:t>
+      </w:r>
+      <w:r>
+        <w:rPr>
+          <w:sz w:val="21"/>
+        </w:rPr>
+        <w:t>。「默认」= 不派子代理、不强化：派活也沿用主模型（不指定更强模型、不改白名单）；点到效率/性能后，模型按模块（派活 / 评审 / 对抗 / 检索）自动挑更强的模型；对抗还会强制换一家 provider 来避免「自己审自己」；</w:t>
+      </w:r>
+    </w:p>
+    <w:p>
+      <w:pPr>
+        <w:pStyle w:val="ListBullet"/>
+      </w:pPr>
+      <w:r>
+        <w:rPr>
+          <w:b/>
+          <w:sz w:val="21"/>
+        </w:rPr>
+        <w:t>颜色常亮</w:t>
+      </w:r>
+      <w:r>
+        <w:rPr>
+          <w:sz w:val="21"/>
+        </w:rPr>
+        <w:t>：这两格三档都上色——「本地」也保持天蓝、「默认」也保持墨绿，颜色表示「这是检索 / 代理那一维」，当前是哪一档看文字；</w:t>
       </w:r>
     </w:p>
     <w:p>
@@ -586,7 +630,7 @@
         <w:rPr>
           <w:sz w:val="21"/>
         </w:rPr>
-        <w:t>：循环和对抗同时亮起时，左边三格的选中格由绿转橙（红 + 绿 中和），一眼看出这一轮是「边磨边审」；循环开关仍绿、对抗开关仍红、检索常驻天蓝、代理常驻紫红。</w:t>
+        <w:t>：循环和对抗同时亮起时，左边三格的选中格由绿转橙（红 + 绿 中和），一眼看出这一轮是「边磨边审」；循环开关仍绿、对抗开关仍红。</w:t>
       </w:r>
     </w:p>
     <w:p>
@@ -594,7 +638,7 @@
         <w:rPr>
           <w:sz w:val="21"/>
         </w:rPr>
-        <w:t>按钮上没有悬停解释（2026-10-24 起只留按钮本体）。忘了就看这张表。</w:t>
+        <w:t>按钮上基本没有悬停解释（2026-10-24 起只留按钮本体），只有两个轮换格带一句「点一下切到哪」。忘了就看这张表。</w:t>
       </w:r>
     </w:p>
     <w:p>
@@ -603,7 +647,7 @@
           <w:b/>
           <w:sz w:val="21"/>
         </w:rPr>
-        <w:t>代理两档（代理开关）</w:t>
+        <w:t>代理三档（末尾第二格轮换）</w:t>
       </w:r>
     </w:p>
     <w:tbl>
@@ -660,7 +704,7 @@
               <w:rPr>
                 <w:sz w:val="19"/>
               </w:rPr>
-              <w:t>效率（默认）</w:t>
+              <w:t>默认</w:t>
             </w:r>
           </w:p>
         </w:tc>
@@ -672,9 +716,66 @@
             <w:r/>
             <w:r>
               <w:rPr>
+                <w:b/>
                 <w:sz w:val="19"/>
               </w:rPr>
-              <w:t>只在低成本池里挑。池里可能包含免费线（</w:t>
+              <w:t>不派子代理、不强化</w:t>
+            </w:r>
+            <w:r>
+              <w:rPr>
+                <w:sz w:val="19"/>
+              </w:rPr>
+              <w:t>：</w:t>
+            </w:r>
+            <w:r>
+              <w:rPr>
+                <w:rFonts w:ascii="Consolas" w:hAnsi="Consolas"/>
+                <w:sz w:val="19"/>
+              </w:rPr>
+              <w:t>agent_delegate</w:t>
+            </w:r>
+            <w:r>
+              <w:rPr>
+                <w:sz w:val="19"/>
+              </w:rPr>
+              <w:t xml:space="preserve"> 不挑更强 route，直接沿用主模型的 provider/model；只有拿不到主模型信息时才退回效率档挑并说明</w:t>
+            </w:r>
+          </w:p>
+        </w:tc>
+      </w:tr>
+      <w:tr>
+        <w:tc>
+          <w:tcPr>
+            <w:tcW w:type="dxa" w:w="4824"/>
+          </w:tcPr>
+          <w:p>
+            <w:r/>
+            <w:r>
+              <w:rPr>
+                <w:sz w:val="19"/>
+              </w:rPr>
+              <w:t>效率</w:t>
+            </w:r>
+          </w:p>
+        </w:tc>
+        <w:tc>
+          <w:tcPr>
+            <w:tcW w:type="dxa" w:w="4824"/>
+          </w:tcPr>
+          <w:p>
+            <w:r/>
+            <w:r>
+              <w:rPr>
+                <w:b/>
+                <w:sz w:val="19"/>
+              </w:rPr>
+              <w:t>强化一档 + 性价比</w:t>
+            </w:r>
+            <w:r>
+              <w:rPr>
+                <w:sz w:val="19"/>
+              </w:rPr>
+              <w:t>：候选只留比主模型分高的，再挑其中最便宜的那一档（够用就停），同档里分最高、同分取代价低的。主模型已是上限时如实标「未升级」，沿用主模型。池里可能包含免费线（</w:t>
             </w:r>
             <w:r>
               <w:rPr>
@@ -739,20 +840,7 @@
               <w:rPr>
                 <w:sz w:val="19"/>
               </w:rPr>
-              <w:t xml:space="preserve"> 重派一次。3.2.3 起：</w:t>
-            </w:r>
-            <w:r>
-              <w:rPr>
-                <w:b/>
-                <w:sz w:val="19"/>
-              </w:rPr>
-              <w:t>同分时免费线排在官方/自配之后</w:t>
-            </w:r>
-            <w:r>
-              <w:rPr>
-                <w:sz w:val="19"/>
-              </w:rPr>
-              <w:t>（能力分更高照样能选中；手动点名不受影响）。名单可改：</w:t>
+              <w:t xml:space="preserve"> 重派一次；同分时免费线排在官方/自配之后（能力分更高照样能选中；手动点名不受影响）。名单可改：</w:t>
             </w:r>
             <w:r>
               <w:rPr>
@@ -806,9 +894,16 @@
             <w:r/>
             <w:r>
               <w:rPr>
+                <w:b/>
                 <w:sz w:val="19"/>
               </w:rPr>
-              <w:t>全池按领域匹配度挑，自配 API 排前面；挑不到就沿效率档 → 主模型自审降级</w:t>
+              <w:t>绝对质量</w:t>
+            </w:r>
+            <w:r>
+              <w:rPr>
+                <w:sz w:val="19"/>
+              </w:rPr>
+              <w:t>：全池按领域分挑最高的，配模型声明的最高推理等级；挑不到就沿效率档 → 主模型自审降级。适合重要任务</w:t>
             </w:r>
           </w:p>
         </w:tc>
@@ -1234,7 +1329,7 @@
           <w:b/>
           <w:sz w:val="21"/>
         </w:rPr>
-        <w:t>检索两档（检索开关）</w:t>
+        <w:t>检索三档（末尾第一格轮换）</w:t>
       </w:r>
     </w:p>
     <w:tbl>
@@ -1307,7 +1402,64 @@
               <w:rPr>
                 <w:sz w:val="19"/>
               </w:rPr>
-              <w:t>增量（默认）</w:t>
+              <w:t>本地</w:t>
+            </w:r>
+          </w:p>
+        </w:tc>
+        <w:tc>
+          <w:tcPr>
+            <w:tcW w:type="dxa" w:w="3216"/>
+          </w:tcPr>
+          <w:p>
+            <w:r/>
+            <w:r>
+              <w:rPr>
+                <w:sz w:val="19"/>
+              </w:rPr>
+              <w:t xml:space="preserve">不联网检索，只用已装技能；命中隐藏技能会先 </w:t>
+            </w:r>
+            <w:r>
+              <w:rPr>
+                <w:rFonts w:ascii="Consolas" w:hAnsi="Consolas"/>
+                <w:sz w:val="19"/>
+              </w:rPr>
+              <w:t>read</w:t>
+            </w:r>
+            <w:r>
+              <w:rPr>
+                <w:sz w:val="19"/>
+              </w:rPr>
+              <w:t xml:space="preserve"> 它的说明</w:t>
+            </w:r>
+          </w:p>
+        </w:tc>
+        <w:tc>
+          <w:tcPr>
+            <w:tcW w:type="dxa" w:w="3216"/>
+          </w:tcPr>
+          <w:p>
+            <w:r/>
+            <w:r>
+              <w:rPr>
+                <w:sz w:val="19"/>
+              </w:rPr>
+              <w:t>不联网</w:t>
+            </w:r>
+          </w:p>
+        </w:tc>
+      </w:tr>
+      <w:tr>
+        <w:tc>
+          <w:tcPr>
+            <w:tcW w:type="dxa" w:w="3216"/>
+          </w:tcPr>
+          <w:p>
+            <w:r/>
+            <w:r>
+              <w:rPr>
+                <w:sz w:val="19"/>
+              </w:rPr>
+              <w:t>增量</w:t>
             </w:r>
           </w:p>
         </w:tc>
@@ -1389,29 +1541,22 @@
     <w:p>
       <w:r>
         <w:rPr>
+          <w:sz w:val="21"/>
+        </w:rPr>
+        <w:t>三个值是</w:t>
+      </w:r>
+      <w:r>
+        <w:rPr>
           <w:b/>
           <w:sz w:val="21"/>
         </w:rPr>
-        <w:t>不检索就是本地</w:t>
+        <w:t>一个格子轮着切</w:t>
       </w:r>
       <w:r>
         <w:rPr>
           <w:sz w:val="21"/>
         </w:rPr>
-        <w:t xml:space="preserve">：关掉开关时只用已装技能，命中隐藏技能会先 </w:t>
-      </w:r>
-      <w:r>
-        <w:rPr>
-          <w:rFonts w:ascii="Consolas" w:hAnsi="Consolas"/>
-          <w:sz w:val="21"/>
-        </w:rPr>
-        <w:t>read</w:t>
-      </w:r>
-      <w:r>
-        <w:rPr>
-          <w:sz w:val="21"/>
-        </w:rPr>
-        <w:t xml:space="preserve"> 它的说明。</w:t>
+        <w:t>的：点一下从「本地」到「增量」、再点一下到「全量」、再点一下回到「本地」。状态里记的仍是「检索开/关 + 两档」，所以关掉再打开不会丢档位记忆（关 = 本地，再点一下从增量开始）。</w:t>
       </w:r>
     </w:p>
     <w:p>
@@ -1771,7 +1916,38 @@
         <w:rPr>
           <w:sz w:val="21"/>
         </w:rPr>
-        <w:t>：性能档取该模型声明的最高档、效率档取默认档；没声明就一个都不传（v3.2.1 起，避免把「没声明 efforts」误判成「不可用」）。</w:t>
+        <w:t>：性能档取该模型声明的最高档、效率档取模型默认档（升了模型就不再砍强度）；没声明就一个都不传（v3.2.1 起，避免把「没声明 efforts」误判成「不可用」）。</w:t>
+      </w:r>
+    </w:p>
+    <w:p>
+      <w:pPr>
+        <w:pStyle w:val="ListBullet"/>
+      </w:pPr>
+      <w:r>
+        <w:rPr>
+          <w:b/>
+          <w:sz w:val="21"/>
+        </w:rPr>
+        <w:t>代理关 = 不强化</w:t>
+      </w:r>
+      <w:r>
+        <w:rPr>
+          <w:sz w:val="21"/>
+        </w:rPr>
+        <w:t>：</w:t>
+      </w:r>
+      <w:r>
+        <w:rPr>
+          <w:rFonts w:ascii="Consolas" w:hAnsi="Consolas"/>
+          <w:sz w:val="21"/>
+        </w:rPr>
+        <w:t>agent_delegate</w:t>
+      </w:r>
+      <w:r>
+        <w:rPr>
+          <w:sz w:val="21"/>
+        </w:rPr>
+        <w:t xml:space="preserve"> 不挑更强 route，直接沿用主模型的 provider/model；只有拿不到主模型信息时才退回按效率档挑，并在文本里说明。</w:t>
       </w:r>
     </w:p>
     <w:p>
@@ -3026,7 +3202,33 @@
         <w:rPr>
           <w:sz w:val="21"/>
         </w:rPr>
-        <w:t xml:space="preserve">当前 3.3.0（2026-10-28：免费线名单改为配置文件可增删，不再写死在代码里；3.2.3 效率档不再让免费线在同分时抢走自动挑模型；3.2.2 修自配 Anthropic 的 </w:t>
+        <w:t xml:space="preserve">当前 3.5.0（2026-10-29：检索与代理各收成一个轮换格——「本地 → 增量 → 全量」「默认 → 效率 → 性能」，主条固定 11 个节点、不再随开关增减，宽窄屏同形；3.4.0 定「代理=强化」语义——关=不强化沿用主模型、效率=强化一档且同分取代价低的、性能=绝对质量+最高推理等级；3.3.1 修 </w:t>
+      </w:r>
+      <w:r>
+        <w:rPr>
+          <w:rFonts w:ascii="Consolas" w:hAnsi="Consolas"/>
+          <w:sz w:val="21"/>
+        </w:rPr>
+        <w:t>domain=writing/toolUse</w:t>
+      </w:r>
+      <w:r>
+        <w:rPr>
+          <w:sz w:val="21"/>
+        </w:rPr>
+        <w:t xml:space="preserve"> 计分恒空、counter 同族假隔离、补 </w:t>
+      </w:r>
+      <w:r>
+        <w:rPr>
+          <w:rFonts w:ascii="Consolas" w:hAnsi="Consolas"/>
+          <w:sz w:val="21"/>
+        </w:rPr>
+        <w:t>contextWindow</w:t>
+      </w:r>
+      <w:r>
+        <w:rPr>
+          <w:sz w:val="21"/>
+        </w:rPr>
+        <w:t xml:space="preserve"> 采集；3.3.0 免费线名单改为配置文件可增删；3.2.3 效率档不再让免费线在同分时抢走自动挑模型；3.2.2 修自配 Anthropic 的 </w:t>
       </w:r>
       <w:r>
         <w:rPr>
@@ -3065,20 +3267,7 @@
         <w:rPr>
           <w:sz w:val="21"/>
         </w:rPr>
-        <w:t xml:space="preserve"> 运行期兜底；3.2.1 推理等级不再硬编码、包名转公开 </w:t>
-      </w:r>
-      <w:r>
-        <w:rPr>
-          <w:rFonts w:ascii="Consolas" w:hAnsi="Consolas"/>
-          <w:sz w:val="21"/>
-        </w:rPr>
-        <w:t>dsh-calibration-tier</w:t>
-      </w:r>
-      <w:r>
-        <w:rPr>
-          <w:sz w:val="21"/>
-        </w:rPr>
-        <w:t xml:space="preserve">）。变更记录见仓库 </w:t>
+        <w:t xml:space="preserve"> 运行期兜底）。变更记录见仓库 </w:t>
       </w:r>
       <w:r>
         <w:rPr>

--- a/docs/使用说明.docx
+++ b/docs/使用说明.docx
@@ -42,7 +42,7 @@
           <w:color w:val="7A7488"/>
           <w:sz w:val="18"/>
         </w:rPr>
-        <w:t xml:space="preserve">版本：3.5.0（简称 CT，包名 </w:t>
+        <w:t xml:space="preserve">版本：3.6.0（简称 CT，包名 </w:t>
       </w:r>
       <w:r>
         <w:rPr>
@@ -834,13 +834,13 @@
                 <w:rFonts w:ascii="Consolas" w:hAnsi="Consolas"/>
                 <w:sz w:val="19"/>
               </w:rPr>
-              <w:t>fallbackRoute</w:t>
+              <w:t>fallbacks</w:t>
             </w:r>
             <w:r>
               <w:rPr>
                 <w:sz w:val="19"/>
               </w:rPr>
-              <w:t xml:space="preserve"> 重派一次；同分时免费线排在官方/自配之后（能力分更高照样能选中；手动点名不受影响）。名单可改：</w:t>
+              <w:t xml:space="preserve"> 顺序重派；同分时免费线排在官方/自配之后（能力分更高照样能选中；手动点名不受影响）。名单可改：</w:t>
             </w:r>
             <w:r>
               <w:rPr>
@@ -1473,7 +1473,33 @@
               <w:rPr>
                 <w:sz w:val="19"/>
               </w:rPr>
-              <w:t>联网找已装之外能用的技能，只读文本不安装，落到暂存目录等你自己定</w:t>
+              <w:t>四步：</w:t>
+            </w:r>
+            <w:r>
+              <w:rPr>
+                <w:rFonts w:ascii="Consolas" w:hAnsi="Consolas"/>
+                <w:sz w:val="19"/>
+              </w:rPr>
+              <w:t>skillq</w:t>
+            </w:r>
+            <w:r>
+              <w:rPr>
+                <w:sz w:val="19"/>
+              </w:rPr>
+              <w:t xml:space="preserve"> 本地盘点 → ≤3 组英文同义词联网查 → 候选表写进 </w:t>
+            </w:r>
+            <w:r>
+              <w:rPr>
+                <w:rFonts w:ascii="Consolas" w:hAnsi="Consolas"/>
+                <w:sz w:val="19"/>
+              </w:rPr>
+              <w:t>tmp\skill-scan-&lt;日期&gt;.md</w:t>
+            </w:r>
+            <w:r>
+              <w:rPr>
+                <w:sz w:val="19"/>
+              </w:rPr>
+              <w:t>（名/来源/是否已装/星数/一句用途）→ 给「装 ≤1 个」或「不装」的结论</w:t>
             </w:r>
           </w:p>
         </w:tc>
@@ -1517,7 +1543,20 @@
               <w:rPr>
                 <w:sz w:val="19"/>
               </w:rPr>
-              <w:t>地毯式找一遍，重合的两个技能会做差异分析并出「判别卡」；只跑首轮，不跟循环叠加</w:t>
+              <w:t xml:space="preserve">五步：中英各 ≥2 组本地盘点 → ≥5 组查询、候选 ≥20 → 同组 ≥2 才比规格 → 判别卡（三段）+ 安装清单 + 冲突清单落 </w:t>
+            </w:r>
+            <w:r>
+              <w:rPr>
+                <w:rFonts w:ascii="Consolas" w:hAnsi="Consolas"/>
+                <w:sz w:val="19"/>
+              </w:rPr>
+              <w:t>tmp\skill-scan-full-&lt;日期&gt;.md</w:t>
+            </w:r>
+            <w:r>
+              <w:rPr>
+                <w:sz w:val="19"/>
+              </w:rPr>
+              <w:t xml:space="preserve"> → 装 ≤2 或「不装」给结论</w:t>
             </w:r>
           </w:p>
         </w:tc>
@@ -1557,6 +1596,21 @@
           <w:sz w:val="21"/>
         </w:rPr>
         <w:t>的：点一下从「本地」到「增量」、再点一下到「全量」、再点一下回到「本地」。状态里记的仍是「检索开/关 + 两档」，所以关掉再打开不会丢档位记忆（关 = 本地，再点一下从增量开始）。</w:t>
+      </w:r>
+    </w:p>
+    <w:p>
+      <w:r>
+        <w:rPr>
+          <w:b/>
+          <w:sz w:val="21"/>
+        </w:rPr>
+        <w:t>怎么算真跑过</w:t>
+      </w:r>
+      <w:r>
+        <w:rPr>
+          <w:sz w:val="21"/>
+        </w:rPr>
+        <w:t>（v3.6.0 起）：增量/全量档要求回复末尾单起一行「检索回执：增量 · 3 查询 · 8 候选 · 0 安装 · tmp\skill-scan-20261029.md」，数字必须跟落盘文件里的实际条目一致；没落盘就不许写这行（守卫句「未落盘 = 未执行」）。看到回执但没有对应文件，就是没真跑。</w:t>
       </w:r>
     </w:p>
     <w:p>
@@ -1717,7 +1771,7 @@
           <w:b/>
           <w:sz w:val="21"/>
         </w:rPr>
-        <w:t>代理与 agent_delegate（v3.1.0 起，v3.2.2 补齐运行期兜底）</w:t>
+        <w:t>代理与 agent_delegate（v3.1.0 起；v3.2.2 补运行期兜底，v3.6.0 换成降级链、接入并行判据）</w:t>
       </w:r>
     </w:p>
     <w:p>
@@ -1822,13 +1876,26 @@
           <w:b/>
           <w:sz w:val="21"/>
         </w:rPr>
-        <w:t>启动期失败会自动回退</w:t>
+        <w:t>启动期失败沿降级链重试（v3.6.0）</w:t>
       </w:r>
       <w:r>
         <w:rPr>
           <w:sz w:val="21"/>
         </w:rPr>
-        <w:t>：预检或启动失败时换官方 deepseek 模型重试一次，返回第一句就是「⚠️ 已回退」，告诉你是谁不可用、退到了哪。</w:t>
+        <w:t xml:space="preserve">：预检或启动失败时按一条有序链逐条试——官方同域同档 → 官方放宽（不限域/档位）→ 主模型；去重且跳过当前 route，重试统一落回 </w:t>
+      </w:r>
+      <w:r>
+        <w:rPr>
+          <w:rFonts w:ascii="Consolas" w:hAnsi="Consolas"/>
+          <w:sz w:val="21"/>
+        </w:rPr>
+        <w:t>spawn</w:t>
+      </w:r>
+      <w:r>
+        <w:rPr>
+          <w:sz w:val="21"/>
+        </w:rPr>
+        <w:t>（CLI 后端起不来，换模型救不了同一个 CLI）。全挂才抛最后一次错误，note 里写清退到了哪、之前哪些也失败过。</w:t>
       </w:r>
     </w:p>
     <w:p>
@@ -1840,7 +1907,7 @@
           <w:b/>
           <w:sz w:val="21"/>
         </w:rPr>
-        <w:t>运行期失败要自己重派</w:t>
+        <w:t>运行期失败按 `fallbacks` 顺序重派</w:t>
       </w:r>
       <w:r>
         <w:rPr>
@@ -1866,13 +1933,52 @@
           <w:rFonts w:ascii="Consolas" w:hAnsi="Consolas"/>
           <w:sz w:val="21"/>
         </w:rPr>
+        <w:t>fallbacks</w:t>
+      </w:r>
+      <w:r>
+        <w:rPr>
+          <w:sz w:val="21"/>
+        </w:rPr>
+        <w:t xml:space="preserve">（有序数组，每项 </w:t>
+      </w:r>
+      <w:r>
+        <w:rPr>
+          <w:rFonts w:ascii="Consolas" w:hAnsi="Consolas"/>
+          <w:sz w:val="21"/>
+        </w:rPr>
+        <w:t>provider</w:t>
+      </w:r>
+      <w:r>
+        <w:rPr>
+          <w:sz w:val="21"/>
+        </w:rPr>
+        <w:t>/</w:t>
+      </w:r>
+      <w:r>
+        <w:rPr>
+          <w:rFonts w:ascii="Consolas" w:hAnsi="Consolas"/>
+          <w:sz w:val="21"/>
+        </w:rPr>
+        <w:t>model</w:t>
+      </w:r>
+      <w:r>
+        <w:rPr>
+          <w:sz w:val="21"/>
+        </w:rPr>
+        <w:t xml:space="preserve">）和 </w:t>
+      </w:r>
+      <w:r>
+        <w:rPr>
+          <w:rFonts w:ascii="Consolas" w:hAnsi="Consolas"/>
+          <w:sz w:val="21"/>
+        </w:rPr>
         <w:t>fallbackRoute</w:t>
       </w:r>
       <w:r>
         <w:rPr>
           <w:sz w:val="21"/>
         </w:rPr>
-        <w:t xml:space="preserve">（官方兜底 route）。收到 </w:t>
+        <w:t xml:space="preserve">（= 链首，向后兼容）。收到 </w:t>
       </w:r>
       <w:r>
         <w:rPr>
@@ -1885,20 +1991,7 @@
         <w:rPr>
           <w:sz w:val="21"/>
         </w:rPr>
-        <w:t xml:space="preserve"> 通知时，主模型会用 </w:t>
-      </w:r>
-      <w:r>
-        <w:rPr>
-          <w:rFonts w:ascii="Consolas" w:hAnsi="Consolas"/>
-          <w:sz w:val="21"/>
-        </w:rPr>
-        <w:t>provider=…&amp;model=…</w:t>
-      </w:r>
-      <w:r>
-        <w:rPr>
-          <w:sz w:val="21"/>
-        </w:rPr>
-        <w:t xml:space="preserve"> 重派一次并告诉你「自配失败，已用官方兜底」。</w:t>
+        <w:t xml:space="preserve"> 通知时按顺序重派，每条失败换下一条；全挂再报「子代理链路全挂」并附原因。</w:t>
       </w:r>
     </w:p>
     <w:p>
@@ -1998,6 +2091,138 @@
           <w:sz w:val="21"/>
         </w:rPr>
         <w:t>（用它们各自的 CLI 与登录态，模型由 CLI 配置决定，不能在这里切）。</w:t>
+      </w:r>
+    </w:p>
+    <w:p>
+      <w:r>
+        <w:rPr>
+          <w:b/>
+          <w:sz w:val="21"/>
+        </w:rPr>
+        <w:t>并行判据（v3.6.0）</w:t>
+      </w:r>
+      <w:r>
+        <w:rPr>
+          <w:sz w:val="21"/>
+        </w:rPr>
+        <w:t>：代理开着时，</w:t>
+      </w:r>
+      <w:r>
+        <w:rPr>
+          <w:rFonts w:ascii="Consolas" w:hAnsi="Consolas"/>
+          <w:sz w:val="21"/>
+        </w:rPr>
+        <w:t>agent_delegate</w:t>
+      </w:r>
+      <w:r>
+        <w:rPr>
+          <w:sz w:val="21"/>
+        </w:rPr>
+        <w:t xml:space="preserve"> 的说明末尾多一行「并行：&lt;=N 块；先过依赖图与验收断言，净值 &lt;=0 就别拆；回传只给摘要；赛马不省时（成本 xN）」，返回值带 </w:t>
+      </w:r>
+      <w:r>
+        <w:rPr>
+          <w:rFonts w:ascii="Consolas" w:hAnsi="Consolas"/>
+          <w:sz w:val="21"/>
+        </w:rPr>
+        <w:t>fanout</w:t>
+      </w:r>
+      <w:r>
+        <w:rPr>
+          <w:sz w:val="21"/>
+        </w:rPr>
+        <w:t xml:space="preserve"> 字段（</w:t>
+      </w:r>
+      <w:r>
+        <w:rPr>
+          <w:rFonts w:ascii="Consolas" w:hAnsi="Consolas"/>
+          <w:sz w:val="21"/>
+        </w:rPr>
+        <w:t>maxBlocks</w:t>
+      </w:r>
+      <w:r>
+        <w:rPr>
+          <w:sz w:val="21"/>
+        </w:rPr>
+        <w:t xml:space="preserve"> + 六条 </w:t>
+      </w:r>
+      <w:r>
+        <w:rPr>
+          <w:rFonts w:ascii="Consolas" w:hAnsi="Consolas"/>
+          <w:sz w:val="21"/>
+        </w:rPr>
+        <w:t>rules</w:t>
+      </w:r>
+      <w:r>
+        <w:rPr>
+          <w:sz w:val="21"/>
+        </w:rPr>
+        <w:t xml:space="preserve"> + 三条 </w:t>
+      </w:r>
+      <w:r>
+        <w:rPr>
+          <w:rFonts w:ascii="Consolas" w:hAnsi="Consolas"/>
+          <w:sz w:val="21"/>
+        </w:rPr>
+        <w:t>never</w:t>
+      </w:r>
+      <w:r>
+        <w:rPr>
+          <w:sz w:val="21"/>
+        </w:rPr>
+        <w:t xml:space="preserve">）。N 取该档的 </w:t>
+      </w:r>
+      <w:r>
+        <w:rPr>
+          <w:rFonts w:ascii="Consolas" w:hAnsi="Consolas"/>
+          <w:sz w:val="21"/>
+        </w:rPr>
+        <w:t>maxChildren</w:t>
+      </w:r>
+      <w:r>
+        <w:rPr>
+          <w:sz w:val="21"/>
+        </w:rPr>
+        <w:t xml:space="preserve">：效率 2、性能 3。净值为 </w:t>
+      </w:r>
+      <w:r>
+        <w:rPr>
+          <w:rFonts w:ascii="Consolas" w:hAnsi="Consolas"/>
+          <w:sz w:val="21"/>
+        </w:rPr>
+        <w:t>Gain = n*t - (ceil(n/p)*0.6t + beta*t)</w:t>
+      </w:r>
+      <w:r>
+        <w:rPr>
+          <w:sz w:val="21"/>
+        </w:rPr>
+        <w:t>，</w:t>
+      </w:r>
+      <w:r>
+        <w:rPr>
+          <w:rFonts w:ascii="Consolas" w:hAnsi="Consolas"/>
+          <w:sz w:val="21"/>
+        </w:rPr>
+        <w:t>beta</w:t>
+      </w:r>
+      <w:r>
+        <w:rPr>
+          <w:sz w:val="21"/>
+        </w:rPr>
+        <w:t xml:space="preserve"> 是任务书与汇总开销，</w:t>
+      </w:r>
+      <w:r>
+        <w:rPr>
+          <w:rFonts w:ascii="Consolas" w:hAnsi="Consolas"/>
+          <w:sz w:val="21"/>
+        </w:rPr>
+        <w:t>beta ≥ n-0.6</w:t>
+      </w:r>
+      <w:r>
+        <w:rPr>
+          <w:sz w:val="21"/>
+        </w:rPr>
+        <w:t xml:space="preserve"> 必亏。三条不拆：赛马取快/投票、同一文件两路并行写、块之间靠同一中间文件互等。</w:t>
       </w:r>
     </w:p>
     <w:p>
@@ -3202,7 +3427,59 @@
         <w:rPr>
           <w:sz w:val="21"/>
         </w:rPr>
-        <w:t xml:space="preserve">当前 3.5.0（2026-10-29：检索与代理各收成一个轮换格——「本地 → 增量 → 全量」「默认 → 效率 → 性能」，主条固定 11 个节点、不再随开关增减，宽窄屏同形；3.4.0 定「代理=强化」语义——关=不强化沿用主模型、效率=强化一档且同分取代价低的、性能=绝对质量+最高推理等级；3.3.1 修 </w:t>
+        <w:t xml:space="preserve">当前 3.6.0（2026-10-29：检索档位从一句口径变成可执行清单——增量/全量各带编号步骤、必交落盘 </w:t>
+      </w:r>
+      <w:r>
+        <w:rPr>
+          <w:rFonts w:ascii="Consolas" w:hAnsi="Consolas"/>
+          <w:sz w:val="21"/>
+        </w:rPr>
+        <w:t>tmp\skill-scan-&lt;日期&gt;.md</w:t>
+      </w:r>
+      <w:r>
+        <w:rPr>
+          <w:sz w:val="21"/>
+        </w:rPr>
+        <w:t xml:space="preserve">、收尾必须单起一行「检索回执」，没落盘不许写；同期代理侧补「并行判据」六步与 </w:t>
+      </w:r>
+      <w:r>
+        <w:rPr>
+          <w:rFonts w:ascii="Consolas" w:hAnsi="Consolas"/>
+          <w:sz w:val="21"/>
+        </w:rPr>
+        <w:t>fanout</w:t>
+      </w:r>
+      <w:r>
+        <w:rPr>
+          <w:sz w:val="21"/>
+        </w:rPr>
+        <w:t xml:space="preserve"> 字段、降级链补到「官方同档 → 官方放宽 → 主模型」并新增 </w:t>
+      </w:r>
+      <w:r>
+        <w:rPr>
+          <w:rFonts w:ascii="Consolas" w:hAnsi="Consolas"/>
+          <w:sz w:val="21"/>
+        </w:rPr>
+        <w:t>fallbacks</w:t>
+      </w:r>
+      <w:r>
+        <w:rPr>
+          <w:sz w:val="21"/>
+        </w:rPr>
+        <w:t xml:space="preserve"> 有序数组（</w:t>
+      </w:r>
+      <w:r>
+        <w:rPr>
+          <w:rFonts w:ascii="Consolas" w:hAnsi="Consolas"/>
+          <w:sz w:val="21"/>
+        </w:rPr>
+        <w:t>fallbackRoute</w:t>
+      </w:r>
+      <w:r>
+        <w:rPr>
+          <w:sz w:val="21"/>
+        </w:rPr>
+        <w:t xml:space="preserve"> 保留为链首）；3.5.0：检索与代理各收成一个轮换格——「本地 → 增量 → 全量」「默认 → 效率 → 性能」，主条固定 11 个节点、不再随开关增减，宽窄屏同形；3.4.0 定「代理=强化」语义——关=不强化沿用主模型、效率=强化一档且同分取代价低的、性能=绝对质量+最高推理等级；3.3.1 修 </w:t>
       </w:r>
       <w:r>
         <w:rPr>

--- a/docs/使用说明.docx
+++ b/docs/使用说明.docx
@@ -1895,7 +1895,20 @@
         <w:rPr>
           <w:sz w:val="21"/>
         </w:rPr>
-        <w:t>（CLI 后端起不来，换模型救不了同一个 CLI）。全挂才抛最后一次错误，note 里写清退到了哪、之前哪些也失败过。</w:t>
+        <w:t>（CLI 后端起不来，换模型救不了同一个 CLI）。全挂才抛最后一次错误，note 里写清退到了哪、之前哪些也失败过。链上每一跳只认自己那份候选（效率档挑不到升级时，</w:t>
+      </w:r>
+      <w:r>
+        <w:rPr>
+          <w:rFonts w:ascii="Consolas" w:hAnsi="Consolas"/>
+          <w:sz w:val="21"/>
+        </w:rPr>
+        <w:t>pickRoute</w:t>
+      </w:r>
+      <w:r>
+        <w:rPr>
+          <w:sz w:val="21"/>
+        </w:rPr>
+        <w:t xml:space="preserve"> 会退回基线＝主模型，工具侧拦掉，不会把它当官方第一跳）。</w:t>
       </w:r>
     </w:p>
     <w:p>
@@ -1991,7 +2004,7 @@
         <w:rPr>
           <w:sz w:val="21"/>
         </w:rPr>
-        <w:t xml:space="preserve"> 通知时按顺序重派，每条失败换下一条；全挂再报「子代理链路全挂」并附原因。</w:t>
+        <w:t xml:space="preserve"> 通知时按顺序重派，每条失败换下一条；启动期已经失败过的候选不会重复出现在链里；全挂再报「子代理链路全挂」并附原因。</w:t>
       </w:r>
     </w:p>
     <w:p>
@@ -2009,7 +2022,7 @@
         <w:rPr>
           <w:sz w:val="21"/>
         </w:rPr>
-        <w:t>：性能档取该模型声明的最高档、效率档取模型默认档（升了模型就不再砍强度）；没声明就一个都不传（v3.2.1 起，避免把「没声明 efforts」误判成「不可用」）。</w:t>
+        <w:t>：性能档取该模型声明的最高档、效率档取模型默认档（升了模型就不再砍强度）；没声明就一个都不传（v3.2.1 起，避免把「没声明 efforts」误判成「不可用」）。回退换模型时等级跟着目标走：目标没声明就清空，声明了但当前值不在列表里就改用它的默认档。</w:t>
       </w:r>
     </w:p>
     <w:p>
@@ -3479,7 +3492,7 @@
         <w:rPr>
           <w:sz w:val="21"/>
         </w:rPr>
-        <w:t xml:space="preserve"> 保留为链首）；3.5.0：检索与代理各收成一个轮换格——「本地 → 增量 → 全量」「默认 → 效率 → 性能」，主条固定 11 个节点、不再随开关增减，宽窄屏同形；3.4.0 定「代理=强化」语义——关=不强化沿用主模型、效率=强化一档且同分取代价低的、性能=绝对质量+最高推理等级；3.3.1 修 </w:t>
+        <w:t xml:space="preserve"> 保留为链首），自查又补三处：链上每跳只认自己那份候选（官方兜底不会再返回主模型）、回退时推理等级跟随目标模型、运行期链跳过启动期已失败的候选；3.5.0：检索与代理各收成一个轮换格——「本地 → 增量 → 全量」「默认 → 效率 → 性能」，主条固定 11 个节点、不再随开关增减，宽窄屏同形；3.4.0 定「代理=强化」语义——关=不强化沿用主模型、效率=强化一档且同分取代价低的、性能=绝对质量+最高推理等级；3.3.1 修 </w:t>
       </w:r>
       <w:r>
         <w:rPr>

--- a/docs/使用说明.docx
+++ b/docs/使用说明.docx
@@ -42,7 +42,7 @@
           <w:color w:val="7A7488"/>
           <w:sz w:val="18"/>
         </w:rPr>
-        <w:t xml:space="preserve">版本：3.6.0（简称 CT，包名 </w:t>
+        <w:t xml:space="preserve">版本：3.7.0（简称 CT，包名 </w:t>
       </w:r>
       <w:r>
         <w:rPr>

--- a/docs/使用说明.docx
+++ b/docs/使用说明.docx
@@ -1127,6 +1127,34 @@
           <w:b/>
           <w:sz w:val="21"/>
         </w:rPr>
+        <w:t>可执行清单（v3.7.0 起）</w:t>
+      </w:r>
+      <w:r>
+        <w:rPr>
+          <w:sz w:val="21"/>
+        </w:rPr>
+        <w:t xml:space="preserve">：三张清单之外再发一组编号步骤——严格档 5 步（复述目标 → 列歧义点 → 假设≤3 → 回勾验收 → 思考回执），极致档 7 步（多设计树、逆向三条、对抗自检、止损线），并要求把方案与反例落进 </w:t>
+      </w:r>
+      <w:r>
+        <w:rPr>
+          <w:rFonts w:ascii="Consolas" w:hAnsi="Consolas"/>
+          <w:sz w:val="21"/>
+        </w:rPr>
+        <w:t>tmp\tier-plan-&lt;日期&gt;.md</w:t>
+      </w:r>
+      <w:r>
+        <w:rPr>
+          <w:sz w:val="21"/>
+        </w:rPr>
+        <w:t>；收尾单起一行「思考回执：…」，数字跟实际相符。常规档不发清单。</w:t>
+      </w:r>
+    </w:p>
+    <w:p>
+      <w:r>
+        <w:rPr>
+          <w:b/>
+          <w:sz w:val="21"/>
+        </w:rPr>
         <w:t>打磨三档（循环模式）</w:t>
       </w:r>
     </w:p>
@@ -1138,14 +1166,15 @@
         <w:tblLook w:firstColumn="1" w:firstRow="1" w:lastColumn="0" w:lastRow="0" w:noHBand="0" w:noVBand="1" w:val="04A0"/>
       </w:tblPr>
       <w:tblGrid>
-        <w:gridCol w:w="3216"/>
-        <w:gridCol w:w="3216"/>
-        <w:gridCol w:w="3216"/>
+        <w:gridCol w:w="2412"/>
+        <w:gridCol w:w="2412"/>
+        <w:gridCol w:w="2412"/>
+        <w:gridCol w:w="2412"/>
       </w:tblGrid>
       <w:tr>
         <w:tc>
           <w:tcPr>
-            <w:tcW w:type="dxa" w:w="3216"/>
+            <w:tcW w:type="dxa" w:w="2412"/>
           </w:tcPr>
           <w:p>
             <w:r/>
@@ -1160,7 +1189,7 @@
         </w:tc>
         <w:tc>
           <w:tcPr>
-            <w:tcW w:type="dxa" w:w="3216"/>
+            <w:tcW w:type="dxa" w:w="2412"/>
           </w:tcPr>
           <w:p>
             <w:r/>
@@ -1175,7 +1204,7 @@
         </w:tc>
         <w:tc>
           <w:tcPr>
-            <w:tcW w:type="dxa" w:w="3216"/>
+            <w:tcW w:type="dxa" w:w="2412"/>
           </w:tcPr>
           <w:p>
             <w:r/>
@@ -1188,11 +1217,26 @@
             </w:r>
           </w:p>
         </w:tc>
+        <w:tc>
+          <w:tcPr>
+            <w:tcW w:type="dxa" w:w="2412"/>
+          </w:tcPr>
+          <w:p>
+            <w:r/>
+            <w:r>
+              <w:rPr>
+                <w:b/>
+                <w:sz w:val="19"/>
+              </w:rPr>
+              <w:t>落盘与回执</w:t>
+            </w:r>
+          </w:p>
+        </w:tc>
       </w:tr>
       <w:tr>
         <w:tc>
           <w:tcPr>
-            <w:tcW w:type="dxa" w:w="3216"/>
+            <w:tcW w:type="dxa" w:w="2412"/>
           </w:tcPr>
           <w:p>
             <w:r/>
@@ -1206,7 +1250,7 @@
         </w:tc>
         <w:tc>
           <w:tcPr>
-            <w:tcW w:type="dxa" w:w="3216"/>
+            <w:tcW w:type="dxa" w:w="2412"/>
           </w:tcPr>
           <w:p>
             <w:r/>
@@ -1220,7 +1264,7 @@
         </w:tc>
         <w:tc>
           <w:tcPr>
-            <w:tcW w:type="dxa" w:w="3216"/>
+            <w:tcW w:type="dxa" w:w="2412"/>
           </w:tcPr>
           <w:p>
             <w:r/>
@@ -1232,11 +1276,25 @@
             </w:r>
           </w:p>
         </w:tc>
+        <w:tc>
+          <w:tcPr>
+            <w:tcW w:type="dxa" w:w="2412"/>
+          </w:tcPr>
+          <w:p>
+            <w:r/>
+            <w:r>
+              <w:rPr>
+                <w:sz w:val="19"/>
+              </w:rPr>
+              <w:t>不落盘，出循环回执</w:t>
+            </w:r>
+          </w:p>
+        </w:tc>
       </w:tr>
       <w:tr>
         <w:tc>
           <w:tcPr>
-            <w:tcW w:type="dxa" w:w="3216"/>
+            <w:tcW w:type="dxa" w:w="2412"/>
           </w:tcPr>
           <w:p>
             <w:r/>
@@ -1250,7 +1308,7 @@
         </w:tc>
         <w:tc>
           <w:tcPr>
-            <w:tcW w:type="dxa" w:w="3216"/>
+            <w:tcW w:type="dxa" w:w="2412"/>
           </w:tcPr>
           <w:p>
             <w:r/>
@@ -1264,7 +1322,7 @@
         </w:tc>
         <w:tc>
           <w:tcPr>
-            <w:tcW w:type="dxa" w:w="3216"/>
+            <w:tcW w:type="dxa" w:w="2412"/>
           </w:tcPr>
           <w:p>
             <w:r/>
@@ -1276,11 +1334,38 @@
             </w:r>
           </w:p>
         </w:tc>
+        <w:tc>
+          <w:tcPr>
+            <w:tcW w:type="dxa" w:w="2412"/>
+          </w:tcPr>
+          <w:p>
+            <w:r/>
+            <w:r>
+              <w:rPr>
+                <w:sz w:val="19"/>
+              </w:rPr>
+              <w:t xml:space="preserve">清单落 </w:t>
+            </w:r>
+            <w:r>
+              <w:rPr>
+                <w:rFonts w:ascii="Consolas" w:hAnsi="Consolas"/>
+                <w:sz w:val="19"/>
+              </w:rPr>
+              <w:t>tmp\forge-&lt;日期&gt;.md</w:t>
+            </w:r>
+            <w:r>
+              <w:rPr>
+                <w:sz w:val="19"/>
+              </w:rPr>
+              <w:t>，出循环回执</w:t>
+            </w:r>
+          </w:p>
+        </w:tc>
       </w:tr>
       <w:tr>
         <w:tc>
           <w:tcPr>
-            <w:tcW w:type="dxa" w:w="3216"/>
+            <w:tcW w:type="dxa" w:w="2412"/>
           </w:tcPr>
           <w:p>
             <w:r/>
@@ -1294,7 +1379,7 @@
         </w:tc>
         <w:tc>
           <w:tcPr>
-            <w:tcW w:type="dxa" w:w="3216"/>
+            <w:tcW w:type="dxa" w:w="2412"/>
           </w:tcPr>
           <w:p>
             <w:r/>
@@ -1308,7 +1393,7 @@
         </w:tc>
         <w:tc>
           <w:tcPr>
-            <w:tcW w:type="dxa" w:w="3216"/>
+            <w:tcW w:type="dxa" w:w="2412"/>
           </w:tcPr>
           <w:p>
             <w:r/>
@@ -1320,9 +1405,44 @@
             </w:r>
           </w:p>
         </w:tc>
+        <w:tc>
+          <w:tcPr>
+            <w:tcW w:type="dxa" w:w="2412"/>
+          </w:tcPr>
+          <w:p>
+            <w:r/>
+            <w:r>
+              <w:rPr>
+                <w:sz w:val="19"/>
+              </w:rPr>
+              <w:t xml:space="preserve">清单落 </w:t>
+            </w:r>
+            <w:r>
+              <w:rPr>
+                <w:rFonts w:ascii="Consolas" w:hAnsi="Consolas"/>
+                <w:sz w:val="19"/>
+              </w:rPr>
+              <w:t>tmp\forge-full-&lt;日期&gt;.md</w:t>
+            </w:r>
+            <w:r>
+              <w:rPr>
+                <w:sz w:val="19"/>
+              </w:rPr>
+              <w:t>，出循环回执</w:t>
+            </w:r>
+          </w:p>
+        </w:tc>
       </w:tr>
     </w:tbl>
     <w:p/>
+    <w:p>
+      <w:r>
+        <w:rPr>
+          <w:sz w:val="21"/>
+        </w:rPr>
+        <w:t>每档都带编号步骤（第几轮做什么、什么时候该派独立评审、什么时候收手），收尾单起一行「循环回执：交付 · 4/5 轮 · 3 修 · 5/5 采纳 · tmp\forge-20261029.md」。</w:t>
+      </w:r>
+    </w:p>
     <w:p>
       <w:r>
         <w:rPr>
@@ -1638,13 +1758,14 @@
         <w:tblLook w:firstColumn="1" w:firstRow="1" w:lastColumn="0" w:lastRow="0" w:noHBand="0" w:noVBand="1" w:val="04A0"/>
       </w:tblPr>
       <w:tblGrid>
-        <w:gridCol w:w="4824"/>
-        <w:gridCol w:w="4824"/>
+        <w:gridCol w:w="3216"/>
+        <w:gridCol w:w="3216"/>
+        <w:gridCol w:w="3216"/>
       </w:tblGrid>
       <w:tr>
         <w:tc>
           <w:tcPr>
-            <w:tcW w:type="dxa" w:w="4824"/>
+            <w:tcW w:type="dxa" w:w="3216"/>
           </w:tcPr>
           <w:p>
             <w:r/>
@@ -1659,7 +1780,7 @@
         </w:tc>
         <w:tc>
           <w:tcPr>
-            <w:tcW w:type="dxa" w:w="4824"/>
+            <w:tcW w:type="dxa" w:w="3216"/>
           </w:tcPr>
           <w:p>
             <w:r/>
@@ -1672,11 +1793,26 @@
             </w:r>
           </w:p>
         </w:tc>
+        <w:tc>
+          <w:tcPr>
+            <w:tcW w:type="dxa" w:w="3216"/>
+          </w:tcPr>
+          <w:p>
+            <w:r/>
+            <w:r>
+              <w:rPr>
+                <w:b/>
+                <w:sz w:val="19"/>
+              </w:rPr>
+              <w:t>收口方式（v3.7.0 起）</w:t>
+            </w:r>
+          </w:p>
+        </w:tc>
       </w:tr>
       <w:tr>
         <w:tc>
           <w:tcPr>
-            <w:tcW w:type="dxa" w:w="4824"/>
+            <w:tcW w:type="dxa" w:w="3216"/>
           </w:tcPr>
           <w:p>
             <w:r/>
@@ -1690,7 +1826,7 @@
         </w:tc>
         <w:tc>
           <w:tcPr>
-            <w:tcW w:type="dxa" w:w="4824"/>
+            <w:tcW w:type="dxa" w:w="3216"/>
           </w:tcPr>
           <w:p>
             <w:r/>
@@ -1702,11 +1838,25 @@
             </w:r>
           </w:p>
         </w:tc>
+        <w:tc>
+          <w:tcPr>
+            <w:tcW w:type="dxa" w:w="3216"/>
+          </w:tcPr>
+          <w:p>
+            <w:r/>
+            <w:r>
+              <w:rPr>
+                <w:sz w:val="19"/>
+              </w:rPr>
+              <w:t>三态收口：接受 / 驳回 / 转边界，每条给触发条件、后果、检查方法</w:t>
+            </w:r>
+          </w:p>
+        </w:tc>
       </w:tr>
       <w:tr>
         <w:tc>
           <w:tcPr>
-            <w:tcW w:type="dxa" w:w="4824"/>
+            <w:tcW w:type="dxa" w:w="3216"/>
           </w:tcPr>
           <w:p>
             <w:r/>
@@ -1720,7 +1870,7 @@
         </w:tc>
         <w:tc>
           <w:tcPr>
-            <w:tcW w:type="dxa" w:w="4824"/>
+            <w:tcW w:type="dxa" w:w="3216"/>
           </w:tcPr>
           <w:p>
             <w:r/>
@@ -1732,11 +1882,25 @@
             </w:r>
           </w:p>
         </w:tc>
+        <w:tc>
+          <w:tcPr>
+            <w:tcW w:type="dxa" w:w="3216"/>
+          </w:tcPr>
+          <w:p>
+            <w:r/>
+            <w:r>
+              <w:rPr>
+                <w:sz w:val="19"/>
+              </w:rPr>
+              <w:t>同上，只审本轮改动</w:t>
+            </w:r>
+          </w:p>
+        </w:tc>
       </w:tr>
       <w:tr>
         <w:tc>
           <w:tcPr>
-            <w:tcW w:type="dxa" w:w="4824"/>
+            <w:tcW w:type="dxa" w:w="3216"/>
           </w:tcPr>
           <w:p>
             <w:r/>
@@ -1750,7 +1914,7 @@
         </w:tc>
         <w:tc>
           <w:tcPr>
-            <w:tcW w:type="dxa" w:w="4824"/>
+            <w:tcW w:type="dxa" w:w="3216"/>
           </w:tcPr>
           <w:p>
             <w:r/>
@@ -1762,9 +1926,31 @@
             </w:r>
           </w:p>
         </w:tc>
+        <w:tc>
+          <w:tcPr>
+            <w:tcW w:type="dxa" w:w="3216"/>
+          </w:tcPr>
+          <w:p>
+            <w:r/>
+            <w:r>
+              <w:rPr>
+                <w:sz w:val="19"/>
+              </w:rPr>
+              <w:t>—</w:t>
+            </w:r>
+          </w:p>
+        </w:tc>
       </w:tr>
     </w:tbl>
     <w:p/>
+    <w:p>
+      <w:r>
+        <w:rPr>
+          <w:sz w:val="21"/>
+        </w:rPr>
+        <w:t>开着的档还会要求收尾单起一行「对抗回执：think · 5 条 · 接受 3 · 驳回 1 · 边界 1」。</w:t>
+      </w:r>
+    </w:p>
     <w:p>
       <w:r>
         <w:rPr>
@@ -2104,6 +2290,133 @@
           <w:sz w:val="21"/>
         </w:rPr>
         <w:t>（用它们各自的 CLI 与登录态，模型由 CLI 配置决定，不能在这里切）。</w:t>
+      </w:r>
+    </w:p>
+    <w:p>
+      <w:pPr>
+        <w:pStyle w:val="ListBullet"/>
+      </w:pPr>
+      <w:r>
+        <w:rPr>
+          <w:b/>
+          <w:sz w:val="21"/>
+        </w:rPr>
+        <w:t>派活也有清单（v3.7.0 起）</w:t>
+      </w:r>
+      <w:r>
+        <w:rPr>
+          <w:sz w:val="21"/>
+        </w:rPr>
+        <w:t xml:space="preserve">：效率档 4 步、性能档 5 步——先过并行判据 → 派活时 prompt 首行写 </w:t>
+      </w:r>
+      <w:r>
+        <w:rPr>
+          <w:rFonts w:ascii="Consolas" w:hAnsi="Consolas"/>
+          <w:sz w:val="21"/>
+        </w:rPr>
+        <w:t>[CT-plan:…]</w:t>
+      </w:r>
+      <w:r>
+        <w:rPr>
+          <w:sz w:val="21"/>
+        </w:rPr>
+        <w:t xml:space="preserve"> → 收到 failed 按 </w:t>
+      </w:r>
+      <w:r>
+        <w:rPr>
+          <w:rFonts w:ascii="Consolas" w:hAnsi="Consolas"/>
+          <w:sz w:val="21"/>
+        </w:rPr>
+        <w:t>fallbacks</w:t>
+      </w:r>
+      <w:r>
+        <w:rPr>
+          <w:sz w:val="21"/>
+        </w:rPr>
+        <w:t xml:space="preserve"> 顺序重派 → 收尾单起一行「代理回执：效率 · 2 模块 · 1 孩子 · 0 重派」。</w:t>
+      </w:r>
+    </w:p>
+    <w:p>
+      <w:pPr>
+        <w:pStyle w:val="ListBullet"/>
+      </w:pPr>
+      <w:r>
+        <w:rPr>
+          <w:b/>
+          <w:sz w:val="21"/>
+        </w:rPr>
+        <w:t>性能档有同级备选（v3.7.0 起）</w:t>
+      </w:r>
+      <w:r>
+        <w:rPr>
+          <w:sz w:val="21"/>
+        </w:rPr>
+        <w:t xml:space="preserve">：性能档主 route 是 </w:t>
+      </w:r>
+      <w:r>
+        <w:rPr>
+          <w:rFonts w:ascii="Consolas" w:hAnsi="Consolas"/>
+          <w:sz w:val="21"/>
+        </w:rPr>
+        <w:t>claude-opus-5-5</w:t>
+      </w:r>
+      <w:r>
+        <w:rPr>
+          <w:sz w:val="21"/>
+        </w:rPr>
+        <w:t>，它限流/失败时先退</w:t>
+      </w:r>
+      <w:r>
+        <w:rPr>
+          <w:b/>
+          <w:sz w:val="21"/>
+        </w:rPr>
+        <w:t>同一 provider 的兄弟模型</w:t>
+      </w:r>
+      <w:r>
+        <w:rPr>
+          <w:sz w:val="21"/>
+        </w:rPr>
+        <w:t xml:space="preserve">（例如 </w:t>
+      </w:r>
+      <w:r>
+        <w:rPr>
+          <w:rFonts w:ascii="Consolas" w:hAnsi="Consolas"/>
+          <w:sz w:val="21"/>
+        </w:rPr>
+        <w:t>claude-sonnet-5-5</w:t>
+      </w:r>
+      <w:r>
+        <w:rPr>
+          <w:sz w:val="21"/>
+        </w:rPr>
+        <w:t xml:space="preserve">），再退官方效率档——判据是领域分不低于主 route 减 2、只在同 provider 内找；registry 里没有兄弟模型时行为与 3.6.0 一致。效率档不插同级备选（避免「名为效率、实为升级」）。要真能派，兄弟模型仍需在该会话的 </w:t>
+      </w:r>
+      <w:r>
+        <w:rPr>
+          <w:rFonts w:ascii="Consolas" w:hAnsi="Consolas"/>
+          <w:sz w:val="21"/>
+        </w:rPr>
+        <w:t>allowedModels</w:t>
+      </w:r>
+      <w:r>
+        <w:rPr>
+          <w:sz w:val="21"/>
+        </w:rPr>
+        <w:t xml:space="preserve"> 里；</w:t>
+      </w:r>
+      <w:r>
+        <w:rPr>
+          <w:rFonts w:ascii="Consolas" w:hAnsi="Consolas"/>
+          <w:sz w:val="21"/>
+        </w:rPr>
+        <w:t>agent_delegate</w:t>
+      </w:r>
+      <w:r>
+        <w:rPr>
+          <w:sz w:val="21"/>
+        </w:rPr>
+        <w:t xml:space="preserve"> 走 provider 层不受此限。</w:t>
       </w:r>
     </w:p>
     <w:p>
@@ -3440,7 +3753,33 @@
         <w:rPr>
           <w:sz w:val="21"/>
         </w:rPr>
-        <w:t xml:space="preserve">当前 3.6.0（2026-10-29：检索档位从一句口径变成可执行清单——增量/全量各带编号步骤、必交落盘 </w:t>
+        <w:t>当前 3.7.0（2026-10-29：五模式统一成可执行契约——思考严格 5 步 / 极致 7 步、循环 2/4/5 步、对抗三态收口、代理效率 4 步 / 性能 5 步，各自带必交落盘与收尾回执，</w:t>
+      </w:r>
+      <w:r>
+        <w:rPr>
+          <w:rFonts w:ascii="Consolas" w:hAnsi="Consolas"/>
+          <w:sz w:val="21"/>
+        </w:rPr>
+        <w:t>renderContract()</w:t>
+      </w:r>
+      <w:r>
+        <w:rPr>
+          <w:sz w:val="21"/>
+        </w:rPr>
+        <w:t xml:space="preserve"> 统一渲染；性能档补同级备选，opus 限流先退 sonnet，降级链改为「同级次优 → 官方同档 → 官方放宽 → 主模型」；检索增量档查询带 </w:t>
+      </w:r>
+      <w:r>
+        <w:rPr>
+          <w:rFonts w:ascii="Consolas" w:hAnsi="Consolas"/>
+          <w:sz w:val="21"/>
+        </w:rPr>
+        <w:t>site:github.com</w:t>
+      </w:r>
+      <w:r>
+        <w:rPr>
+          <w:sz w:val="21"/>
+        </w:rPr>
+        <w:t xml:space="preserve"> 收窄；3.6.0：检索档位从一句口径变成可执行清单——增量/全量各带编号步骤、必交落盘 </w:t>
       </w:r>
       <w:r>
         <w:rPr>

--- a/docs/使用说明.docx
+++ b/docs/使用说明.docx
@@ -3066,7 +3066,20 @@
               <w:rPr>
                 <w:sz w:val="19"/>
               </w:rPr>
-              <w:t>机械核对「断言 ↔ 来源」：文件行号与数字/引号短语是否对得上、URL 域名分级；只证明「有对应源」，不证明源本身真实（只读、纯本地）</w:t>
+              <w:t>机械核对「断言 ↔ 来源」：文件行号与数字/引号短语是否对得上、URL 域名分级、</w:t>
+            </w:r>
+            <w:r>
+              <w:rPr>
+                <w:rFonts w:ascii="Consolas" w:hAnsi="Consolas"/>
+                <w:sz w:val="19"/>
+              </w:rPr>
+              <w:t>kind=ledger</w:t>
+            </w:r>
+            <w:r>
+              <w:rPr>
+                <w:sz w:val="19"/>
+              </w:rPr>
+              <w:t xml:space="preserve"> 把回执里的条目数与落盘文件的表格数据行对账（v3.7.0）；只证明「有对应源」，不证明源本身真实（只读、纯本地）</w:t>
             </w:r>
           </w:p>
         </w:tc>

--- a/docs/使用说明.docx
+++ b/docs/使用说明.docx
@@ -42,7 +42,7 @@
           <w:color w:val="7A7488"/>
           <w:sz w:val="18"/>
         </w:rPr>
-        <w:t xml:space="preserve">版本：3.7.0（简称 CT，包名 </w:t>
+        <w:t xml:space="preserve">版本：3.7.1（简称 CT，包名 </w:t>
       </w:r>
       <w:r>
         <w:rPr>
@@ -3766,7 +3766,33 @@
         <w:rPr>
           <w:sz w:val="21"/>
         </w:rPr>
-        <w:t>当前 3.7.0（2026-10-29：五模式统一成可执行契约——思考严格 5 步 / 极致 7 步、循环 2/4/5 步、对抗三态收口、代理效率 4 步 / 性能 5 步，各自带必交落盘与收尾回执，</w:t>
+        <w:t>当前 3.7.1（2026-10-30：回执按需出——</w:t>
+      </w:r>
+      <w:r>
+        <w:rPr>
+          <w:rFonts w:ascii="Consolas" w:hAnsi="Consolas"/>
+          <w:sz w:val="21"/>
+        </w:rPr>
+        <w:t>renderContract()</w:t>
+      </w:r>
+      <w:r>
+        <w:rPr>
+          <w:sz w:val="21"/>
+        </w:rPr>
+        <w:t xml:space="preserve"> 支持 </w:t>
+      </w:r>
+      <w:r>
+        <w:rPr>
+          <w:rFonts w:ascii="Consolas" w:hAnsi="Consolas"/>
+          <w:sz w:val="21"/>
+        </w:rPr>
+        <w:t>receiptWhen</w:t>
+      </w:r>
+      <w:r>
+        <w:rPr>
+          <w:sz w:val="21"/>
+        </w:rPr>
+        <w:t>，循环仅当真跑到 ≥2 轮、代理仅当真派了子代理、对抗仅当真提出 ≥1 条时才要求那一行回执，没发生就不写，避免「0 孩子 / 0 条」的噪声；检索增量/全量不设条件，切档即执行；3.7.0：五模式统一成可执行契约——思考严格 5 步 / 极致 7 步、循环 2/4/5 步、对抗三态收口、代理效率 4 步 / 性能 5 步，各自带必交落盘与收尾回执，</w:t>
       </w:r>
       <w:r>
         <w:rPr>

--- a/docs/使用说明.docx
+++ b/docs/使用说明.docx
@@ -42,7 +42,7 @@
           <w:color w:val="7A7488"/>
           <w:sz w:val="18"/>
         </w:rPr>
-        <w:t xml:space="preserve">版本：3.7.1（简称 CT，包名 </w:t>
+        <w:t xml:space="preserve">版本：3.7.2（简称 CT，包名 </w:t>
       </w:r>
       <w:r>
         <w:rPr>
@@ -3766,7 +3766,33 @@
         <w:rPr>
           <w:sz w:val="21"/>
         </w:rPr>
-        <w:t>当前 3.7.1（2026-10-30：回执按需出——</w:t>
+        <w:t>当前 3.7.2（2026-10-30：只修测试基础设施——</w:t>
+      </w:r>
+      <w:r>
+        <w:rPr>
+          <w:rFonts w:ascii="Consolas" w:hAnsi="Consolas"/>
+          <w:sz w:val="21"/>
+        </w:rPr>
+        <w:t>test/host.test.mjs</w:t>
+      </w:r>
+      <w:r>
+        <w:rPr>
+          <w:sz w:val="21"/>
+        </w:rPr>
+        <w:t xml:space="preserve"> 不再写死桥接端口，两个进程同时跑 </w:t>
+      </w:r>
+      <w:r>
+        <w:rPr>
+          <w:rFonts w:ascii="Consolas" w:hAnsi="Consolas"/>
+          <w:sz w:val="21"/>
+        </w:rPr>
+        <w:t>npm test</w:t>
+      </w:r>
+      <w:r>
+        <w:rPr>
+          <w:sz w:val="21"/>
+        </w:rPr>
+        <w:t xml:space="preserve"> 不再整块变红，插件行为与默认端口不变；3.7.1：回执按需出——</w:t>
       </w:r>
       <w:r>
         <w:rPr>

--- a/docs/使用说明.docx
+++ b/docs/使用说明.docx
@@ -42,7 +42,7 @@
           <w:color w:val="7A7488"/>
           <w:sz w:val="18"/>
         </w:rPr>
-        <w:t xml:space="preserve">版本：3.7.2（简称 CT，包名 </w:t>
+        <w:t xml:space="preserve">版本：3.8.0（简称 CT，包名 </w:t>
       </w:r>
       <w:r>
         <w:rPr>
